--- a/Global_Project_vf.docx
+++ b/Global_Project_vf.docx
@@ -46,6 +46,32 @@
           <w:szCs w:val="28"/>
         </w:rPr>
       </w:pPr>
+    </w:p>
+    <w:p>
+      <w:pPr>
+        <w:spacing w:after="0" w:line="240" w:lineRule="auto"/>
+        <w:rPr>
+          <w:sz w:val="20"/>
+          <w:szCs w:val="20"/>
+        </w:rPr>
+      </w:pPr>
+      <w:r>
+        <w:rPr>
+          <w:sz w:val="20"/>
+          <w:szCs w:val="20"/>
+        </w:rPr>
+        <w:t xml:space="preserve">Contenido del proyecto en: </w:t>
+      </w:r>
+      <w:hyperlink r:id="rId5" w:history="1">
+        <w:r>
+          <w:rPr>
+            <w:rStyle w:val="Hipervnculo"/>
+            <w:sz w:val="20"/>
+            <w:szCs w:val="20"/>
+          </w:rPr>
+          <w:t>https://github.com/jcdavilaterreros/Proyecto_Curso_Agente_Solicitud_de_Credito_Whatsapp.git</w:t>
+        </w:r>
+      </w:hyperlink>
     </w:p>
     <w:p>
       <w:pPr>
@@ -601,6 +627,7 @@
           <w:b/>
           <w:bCs/>
         </w:rPr>
+        <w:lastRenderedPageBreak/>
         <w:t>2</w:t>
       </w:r>
       <w:r>
@@ -654,7 +681,6 @@
           <w:b/>
           <w:bCs/>
         </w:rPr>
-        <w:lastRenderedPageBreak/>
         <w:t>Problema</w:t>
       </w:r>
     </w:p>
@@ -1201,6 +1227,7 @@
         <w:jc w:val="both"/>
       </w:pPr>
       <w:r>
+        <w:lastRenderedPageBreak/>
         <w:t xml:space="preserve">El agente entrega </w:t>
       </w:r>
       <w:r>
@@ -1261,11 +1288,7 @@
         <w:t>resúmenes estructurados para analistas</w:t>
       </w:r>
       <w:r>
-        <w:t xml:space="preserve"> con datos clave, </w:t>
-      </w:r>
-      <w:r>
-        <w:lastRenderedPageBreak/>
-        <w:t xml:space="preserve">riesgos detectados, documentos recibidos/faltantes y recomendación operativa. Su estilo de respuesta es breve a medio, claro, directo y estructurado en pasos, </w:t>
+        <w:t xml:space="preserve"> con datos clave, riesgos detectados, documentos recibidos/faltantes y recomendación operativa. Su estilo de respuesta es breve a medio, claro, directo y estructurado en pasos, </w:t>
       </w:r>
       <w:proofErr w:type="spellStart"/>
       <w:r>
@@ -1765,16 +1788,11 @@
       <w:r>
         <w:t xml:space="preserve">Usuarios que ingresan desde </w:t>
       </w:r>
-      <w:proofErr w:type="gramStart"/>
       <w:r>
         <w:t xml:space="preserve">WhatsApp </w:t>
       </w:r>
       <w:r>
-        <w:t xml:space="preserve"> y</w:t>
-      </w:r>
-      <w:proofErr w:type="gramEnd"/>
-      <w:r>
-        <w:t xml:space="preserve"> esperan una atención ágil, guiada y entendible, sin fricción y sin sentir que están llenando un formulario tradicional.</w:t>
+        <w:t xml:space="preserve"> y esperan una atención ágil, guiada y entendible, sin fricción y sin sentir que están llenando un formulario tradicional.</w:t>
       </w:r>
     </w:p>
     <w:p>
@@ -1836,6 +1854,7 @@
         <w:ind w:left="851" w:hanging="284"/>
       </w:pPr>
       <w:r>
+        <w:lastRenderedPageBreak/>
         <w:t>Claro</w:t>
       </w:r>
     </w:p>
@@ -1868,7 +1887,6 @@
         <w:ind w:left="851" w:hanging="284"/>
       </w:pPr>
       <w:r>
-        <w:lastRenderedPageBreak/>
         <w:t>Orientado a la acción</w:t>
       </w:r>
     </w:p>
@@ -2579,6 +2597,7 @@
               <w:jc w:val="both"/>
             </w:pPr>
             <w:r>
+              <w:lastRenderedPageBreak/>
               <w:t>Dolores</w:t>
             </w:r>
           </w:p>
@@ -2609,7 +2628,6 @@
               <w:jc w:val="both"/>
             </w:pPr>
             <w:r>
-              <w:lastRenderedPageBreak/>
               <w:t>Qué valora</w:t>
             </w:r>
           </w:p>
@@ -3212,15 +3230,7 @@
               <w:jc w:val="both"/>
             </w:pPr>
             <w:r>
-              <w:t xml:space="preserve">Préstamo personal 100% online y préstamo digital negocio desde la </w:t>
-            </w:r>
-            <w:proofErr w:type="gramStart"/>
-            <w:r>
-              <w:t>app</w:t>
-            </w:r>
-            <w:proofErr w:type="gramEnd"/>
-            <w:r>
-              <w:t>, con foco en velocidad y experiencia unificada.</w:t>
+              <w:t>Préstamo personal 100% online y préstamo digital negocio desde la app, con foco en velocidad y experiencia unificada.</w:t>
             </w:r>
           </w:p>
         </w:tc>
@@ -3242,15 +3252,7 @@
             </w:r>
             <w:proofErr w:type="spellEnd"/>
             <w:r>
-              <w:t xml:space="preserve"> y </w:t>
-            </w:r>
-            <w:proofErr w:type="gramStart"/>
-            <w:r>
-              <w:t>app</w:t>
-            </w:r>
-            <w:proofErr w:type="gramEnd"/>
-            <w:r>
-              <w:t xml:space="preserve"> madura.</w:t>
+              <w:t xml:space="preserve"> y app madura.</w:t>
             </w:r>
           </w:p>
         </w:tc>
@@ -3302,7 +3304,11 @@
               <w:jc w:val="both"/>
             </w:pPr>
             <w:r>
-              <w:t>Solicitud online en simples pasos, foco en tasa online y flexibilidad de pago; también oferta por convenio.</w:t>
+              <w:t xml:space="preserve">Solicitud online en simples pasos, foco en tasa online y flexibilidad de pago; </w:t>
+            </w:r>
+            <w:r>
+              <w:lastRenderedPageBreak/>
+              <w:t>también oferta por convenio.</w:t>
             </w:r>
           </w:p>
         </w:tc>
@@ -3316,6 +3322,7 @@
               <w:jc w:val="both"/>
             </w:pPr>
             <w:r>
+              <w:lastRenderedPageBreak/>
               <w:t>Experiencia simple y propuesta comercial clara para crédito efectivo y convenio.</w:t>
             </w:r>
           </w:p>
@@ -3330,7 +3337,11 @@
               <w:jc w:val="both"/>
             </w:pPr>
             <w:r>
-              <w:t>La promesa comercial es fuerte, pero hay espacio para mayor visibilidad operativa del estado documental y de la evaluación.</w:t>
+              <w:t xml:space="preserve">La promesa comercial es fuerte, pero hay espacio para mayor visibilidad operativa del estado </w:t>
+            </w:r>
+            <w:r>
+              <w:lastRenderedPageBreak/>
+              <w:t>documental y de la evaluación.</w:t>
             </w:r>
           </w:p>
         </w:tc>
@@ -3371,7 +3382,6 @@
           <w:sz w:val="28"/>
           <w:szCs w:val="28"/>
         </w:rPr>
-        <w:lastRenderedPageBreak/>
         <w:t>Insights</w:t>
       </w:r>
       <w:proofErr w:type="spellEnd"/>
@@ -3951,6 +3961,7 @@
         <w:rPr>
           <w:rFonts w:ascii="Cambria Math" w:hAnsi="Cambria Math" w:cs="Cambria Math"/>
         </w:rPr>
+        <w:lastRenderedPageBreak/>
         <w:t>𝐌𝐕𝐏</w:t>
       </w:r>
       <w:r>
@@ -4019,9 +4030,6 @@
       </w:r>
       <w:r>
         <w:br/>
-      </w:r>
-      <w:r>
-        <w:lastRenderedPageBreak/>
         <w:t xml:space="preserve">La propuesta </w:t>
       </w:r>
       <w:r>
@@ -4175,7 +4183,7 @@
                     </pic:cNvPicPr>
                   </pic:nvPicPr>
                   <pic:blipFill>
-                    <a:blip r:embed="rId5">
+                    <a:blip r:embed="rId6">
                       <a:extLst>
                         <a:ext uri="{28A0092B-C50C-407E-A947-70E740481C1C}">
                           <a14:useLocalDpi xmlns:a14="http://schemas.microsoft.com/office/drawing/2010/main" val="0"/>
@@ -4790,6 +4798,7 @@
         <w:jc w:val="both"/>
       </w:pPr>
       <w:r>
+        <w:lastRenderedPageBreak/>
         <w:t xml:space="preserve">Likes o reacciones; </w:t>
       </w:r>
     </w:p>
@@ -4841,7 +4850,6 @@
         <w:jc w:val="both"/>
       </w:pPr>
       <w:r>
-        <w:lastRenderedPageBreak/>
         <w:t>Número de mensajes sin contexto de valor. no es gustar ni medir “todo”, sino comprobar un problema real con decisiones observables</w:t>
       </w:r>
     </w:p>
@@ -6665,23 +6673,7 @@
                 <w:sz w:val="18"/>
                 <w:szCs w:val="18"/>
               </w:rPr>
-              <w:t xml:space="preserve">Si lo </w:t>
-            </w:r>
-            <w:proofErr w:type="gramStart"/>
-            <w:r>
-              <w:rPr>
-                <w:sz w:val="18"/>
-                <w:szCs w:val="18"/>
-              </w:rPr>
-              <w:t>volvería</w:t>
-            </w:r>
-            <w:proofErr w:type="gramEnd"/>
-            <w:r>
-              <w:rPr>
-                <w:sz w:val="18"/>
-                <w:szCs w:val="18"/>
-              </w:rPr>
-              <w:t xml:space="preserve"> a usar o lo recomendaría.</w:t>
+              <w:t>Si lo volvería a usar o lo recomendaría.</w:t>
             </w:r>
           </w:p>
         </w:tc>
@@ -6842,6 +6834,7 @@
                 <w:sz w:val="18"/>
                 <w:szCs w:val="18"/>
               </w:rPr>
+              <w:lastRenderedPageBreak/>
               <w:t>KPI</w:t>
             </w:r>
           </w:p>
@@ -7003,7 +6996,6 @@
                 <w:sz w:val="18"/>
                 <w:szCs w:val="18"/>
               </w:rPr>
-              <w:lastRenderedPageBreak/>
               <w:t>Tasa de activación</w:t>
             </w:r>
           </w:p>
@@ -7643,23 +7635,7 @@
                 <w:sz w:val="18"/>
                 <w:szCs w:val="18"/>
               </w:rPr>
-              <w:t xml:space="preserve">Porcentaje de usuarios que vuelven a interactuar con el agente durante el periodo </w:t>
-            </w:r>
-            <w:proofErr w:type="gramStart"/>
-            <w:r>
-              <w:rPr>
-                <w:sz w:val="18"/>
-                <w:szCs w:val="18"/>
-              </w:rPr>
-              <w:t>de test</w:t>
-            </w:r>
-            <w:proofErr w:type="gramEnd"/>
-            <w:r>
-              <w:rPr>
-                <w:sz w:val="18"/>
-                <w:szCs w:val="18"/>
-              </w:rPr>
-              <w:t>.</w:t>
+              <w:t>Porcentaje de usuarios que vuelven a interactuar con el agente durante el periodo de test.</w:t>
             </w:r>
           </w:p>
         </w:tc>
@@ -7713,17 +7689,8 @@
                 <w:sz w:val="18"/>
                 <w:szCs w:val="18"/>
               </w:rPr>
-              <w:t xml:space="preserve">Entre día 2 y día 7 </w:t>
-            </w:r>
-            <w:proofErr w:type="gramStart"/>
-            <w:r>
-              <w:rPr>
-                <w:sz w:val="18"/>
-                <w:szCs w:val="18"/>
-              </w:rPr>
-              <w:t>del test</w:t>
-            </w:r>
-            <w:proofErr w:type="gramEnd"/>
+              <w:t>Entre día 2 y día 7 del test</w:t>
+            </w:r>
           </w:p>
         </w:tc>
         <w:tc>
@@ -9184,8 +9151,24 @@
                 <w:lang w:eastAsia="es-PE"/>
                 <w14:ligatures w14:val="none"/>
               </w:rPr>
-              <w:t xml:space="preserve"> cercanos a BanCom</w:t>
-            </w:r>
+              <w:t xml:space="preserve"> cercanos a </w:t>
+            </w:r>
+            <w:proofErr w:type="spellStart"/>
+            <w:r>
+              <w:rPr>
+                <w:rFonts w:eastAsia="Times New Roman" w:cs="Times New Roman"/>
+                <w:b/>
+                <w:bCs/>
+                <w:color w:val="000000"/>
+                <w:kern w:val="0"/>
+                <w:sz w:val="18"/>
+                <w:szCs w:val="18"/>
+                <w:lang w:eastAsia="es-PE"/>
+                <w14:ligatures w14:val="none"/>
+              </w:rPr>
+              <w:t>BanCom</w:t>
+            </w:r>
+            <w:proofErr w:type="spellEnd"/>
           </w:p>
         </w:tc>
         <w:tc>
@@ -16712,6 +16695,29 @@
       </w:tblBorders>
     </w:tblPr>
   </w:style>
+  <w:style w:type="character" w:styleId="Hipervnculo">
+    <w:name w:val="Hyperlink"/>
+    <w:basedOn w:val="Fuentedeprrafopredeter"/>
+    <w:uiPriority w:val="99"/>
+    <w:unhideWhenUsed/>
+    <w:rsid w:val="00942E8E"/>
+    <w:rPr>
+      <w:color w:val="467886" w:themeColor="hyperlink"/>
+      <w:u w:val="single"/>
+    </w:rPr>
+  </w:style>
+  <w:style w:type="character" w:styleId="Mencinsinresolver">
+    <w:name w:val="Unresolved Mention"/>
+    <w:basedOn w:val="Fuentedeprrafopredeter"/>
+    <w:uiPriority w:val="99"/>
+    <w:semiHidden/>
+    <w:unhideWhenUsed/>
+    <w:rsid w:val="00942E8E"/>
+    <w:rPr>
+      <w:color w:val="605E5C"/>
+      <w:shd w:val="clear" w:color="auto" w:fill="E1DFDD"/>
+    </w:rPr>
+  </w:style>
 </w:styles>
 </file>
 

--- a/Global_Project_vf.docx
+++ b/Global_Project_vf.docx
@@ -4,46 +4,2092 @@
   <w:body>
     <w:p>
       <w:pPr>
-        <w:spacing w:after="0" w:line="240" w:lineRule="auto"/>
-        <w:jc w:val="both"/>
-        <w:rPr>
-          <w:b/>
-          <w:bCs/>
-        </w:rPr>
-      </w:pPr>
-      <w:r>
-        <w:rPr>
+        <w:pStyle w:val="Sinespaciado"/>
+        <w:jc w:val="center"/>
+        <w:rPr>
+          <w:noProof/>
+        </w:rPr>
+      </w:pPr>
+    </w:p>
+    <w:p>
+      <w:pPr>
+        <w:pStyle w:val="Sinespaciado"/>
+        <w:jc w:val="center"/>
+      </w:pPr>
+      <w:r>
+        <w:drawing>
+          <wp:inline distT="0" distB="0" distL="0" distR="0" wp14:anchorId="3E75FF68" wp14:editId="4FD4085B">
+            <wp:extent cx="3086531" cy="905001"/>
+            <wp:effectExtent l="0" t="0" r="0" b="9525"/>
+            <wp:docPr id="19850208" name="Imagen 1"/>
+            <wp:cNvGraphicFramePr>
+              <a:graphicFrameLocks xmlns:a="http://schemas.openxmlformats.org/drawingml/2006/main" noChangeAspect="1"/>
+            </wp:cNvGraphicFramePr>
+            <a:graphic xmlns:a="http://schemas.openxmlformats.org/drawingml/2006/main">
+              <a:graphicData uri="http://schemas.openxmlformats.org/drawingml/2006/picture">
+                <pic:pic xmlns:pic="http://schemas.openxmlformats.org/drawingml/2006/picture">
+                  <pic:nvPicPr>
+                    <pic:cNvPr id="19850208" name=""/>
+                    <pic:cNvPicPr/>
+                  </pic:nvPicPr>
+                  <pic:blipFill>
+                    <a:blip r:embed="rId6"/>
+                    <a:stretch>
+                      <a:fillRect/>
+                    </a:stretch>
+                  </pic:blipFill>
+                  <pic:spPr>
+                    <a:xfrm>
+                      <a:off x="0" y="0"/>
+                      <a:ext cx="3086531" cy="905001"/>
+                    </a:xfrm>
+                    <a:prstGeom prst="rect">
+                      <a:avLst/>
+                    </a:prstGeom>
+                  </pic:spPr>
+                </pic:pic>
+              </a:graphicData>
+            </a:graphic>
+          </wp:inline>
+        </w:drawing>
+      </w:r>
+    </w:p>
+    <w:p>
+      <w:pPr>
+        <w:jc w:val="center"/>
+        <w:rPr>
+          <w:rFonts w:cs="Times New Roman"/>
           <w:b/>
           <w:bCs/>
           <w:sz w:val="28"/>
           <w:szCs w:val="28"/>
-        </w:rPr>
-        <w:t xml:space="preserve">Proyecto:  Agente conversacional de BanCom para </w:t>
-      </w:r>
-      <w:r>
-        <w:rPr>
-          <w:b/>
-          <w:bCs/>
-        </w:rPr>
-        <w:t>Solicitud de Préstamo</w:t>
-      </w:r>
-      <w:r>
-        <w:rPr>
-          <w:b/>
-          <w:bCs/>
-        </w:rPr>
-        <w:t>s</w:t>
-      </w:r>
-    </w:p>
-    <w:p>
-      <w:pPr>
-        <w:spacing w:after="0" w:line="240" w:lineRule="auto"/>
-        <w:jc w:val="both"/>
-        <w:rPr>
+          <w:lang w:val="es-ES"/>
+        </w:rPr>
+      </w:pPr>
+      <w:r>
+        <w:rPr>
+          <w:rFonts w:cs="Times New Roman"/>
           <w:b/>
           <w:bCs/>
           <w:sz w:val="28"/>
           <w:szCs w:val="28"/>
+          <w:lang w:val="es-ES"/>
+        </w:rPr>
+        <w:t>Universidad</w:t>
+      </w:r>
+    </w:p>
+    <w:p>
+      <w:pPr>
+        <w:jc w:val="center"/>
+        <w:rPr>
+          <w:rFonts w:cs="Times New Roman"/>
+          <w:sz w:val="28"/>
+          <w:szCs w:val="28"/>
+        </w:rPr>
+      </w:pPr>
+      <w:r>
+        <w:rPr>
+          <w:rFonts w:cs="Times New Roman"/>
+          <w:b/>
+          <w:bCs/>
+          <w:sz w:val="28"/>
+          <w:szCs w:val="28"/>
+          <w:lang w:val="es-ES"/>
+        </w:rPr>
+        <w:t>IEBS Business School</w:t>
+      </w:r>
+    </w:p>
+    <w:p>
+      <w:pPr>
+        <w:jc w:val="center"/>
+        <w:rPr>
+          <w:rFonts w:cs="Times New Roman"/>
+        </w:rPr>
+      </w:pPr>
+    </w:p>
+    <w:p>
+      <w:pPr>
+        <w:jc w:val="center"/>
+        <w:rPr>
+          <w:rFonts w:cs="Times New Roman"/>
+          <w:b/>
+          <w:bCs/>
+        </w:rPr>
+      </w:pPr>
+    </w:p>
+    <w:p>
+      <w:pPr>
+        <w:jc w:val="center"/>
+        <w:rPr>
+          <w:rFonts w:cs="Times New Roman"/>
+          <w:b/>
+          <w:bCs/>
+        </w:rPr>
+      </w:pPr>
+      <w:r>
+        <w:rPr>
+          <w:rFonts w:cs="Times New Roman"/>
+          <w:b/>
+          <w:bCs/>
+        </w:rPr>
+        <w:t>POSTGRADO</w:t>
+      </w:r>
+      <w:r>
+        <w:rPr>
+          <w:rFonts w:cs="Times New Roman"/>
+          <w:b/>
+          <w:bCs/>
+        </w:rPr>
+        <w:t>:</w:t>
+      </w:r>
+    </w:p>
+    <w:p>
+      <w:pPr>
+        <w:jc w:val="center"/>
+        <w:rPr>
+          <w:rFonts w:cs="Times New Roman"/>
+          <w:b/>
+          <w:bCs/>
+        </w:rPr>
+      </w:pPr>
+    </w:p>
+    <w:p>
+      <w:pPr>
+        <w:jc w:val="center"/>
+        <w:rPr>
+          <w:rFonts w:cs="Times New Roman"/>
+          <w:sz w:val="32"/>
+          <w:szCs w:val="32"/>
+        </w:rPr>
+      </w:pPr>
+      <w:r>
+        <w:rPr>
+          <w:rFonts w:ascii="Arial" w:hAnsi="Arial" w:cs="Arial"/>
+          <w:b/>
+          <w:bCs/>
+          <w:sz w:val="32"/>
+          <w:szCs w:val="32"/>
+        </w:rPr>
+        <w:t xml:space="preserve">Creación de agentes IA </w:t>
+      </w:r>
+    </w:p>
+    <w:p>
+      <w:pPr>
+        <w:jc w:val="center"/>
+        <w:rPr>
+          <w:rFonts w:cs="Times New Roman"/>
+        </w:rPr>
+      </w:pPr>
+    </w:p>
+    <w:p>
+      <w:pPr>
+        <w:jc w:val="center"/>
+        <w:rPr>
+          <w:rFonts w:cs="Times New Roman"/>
+        </w:rPr>
+      </w:pPr>
+    </w:p>
+    <w:p>
+      <w:pPr>
+        <w:jc w:val="center"/>
+        <w:rPr>
+          <w:rFonts w:cs="Times New Roman"/>
+          <w:b/>
+          <w:bCs/>
+        </w:rPr>
+      </w:pPr>
+      <w:r>
+        <w:rPr>
+          <w:rFonts w:cs="Times New Roman"/>
+          <w:b/>
+          <w:bCs/>
+        </w:rPr>
+        <w:t>ALUMNO</w:t>
+      </w:r>
+      <w:r>
+        <w:rPr>
+          <w:rFonts w:cs="Times New Roman"/>
+          <w:b/>
+          <w:bCs/>
+        </w:rPr>
+        <w:t>:</w:t>
+      </w:r>
+    </w:p>
+    <w:p>
+      <w:pPr>
+        <w:jc w:val="center"/>
+        <w:rPr>
+          <w:rFonts w:cs="Times New Roman"/>
+          <w:b/>
+        </w:rPr>
+      </w:pPr>
+    </w:p>
+    <w:p>
+      <w:pPr>
+        <w:jc w:val="center"/>
+        <w:rPr>
+          <w:rFonts w:eastAsia="Times New Roman" w:cs="Times New Roman"/>
+          <w:b/>
+          <w:bCs/>
+          <w:color w:val="262626" w:themeColor="text1" w:themeTint="D9"/>
+          <w:sz w:val="28"/>
+          <w:szCs w:val="28"/>
+        </w:rPr>
+      </w:pPr>
+      <w:r>
+        <w:rPr>
+          <w:rFonts w:eastAsia="Times New Roman" w:cs="Times New Roman"/>
+          <w:b/>
+          <w:bCs/>
+          <w:color w:val="262626" w:themeColor="text1" w:themeTint="D9"/>
+          <w:sz w:val="28"/>
+          <w:szCs w:val="28"/>
+        </w:rPr>
+        <w:t>Dávila Terreros, Juan Carlos</w:t>
+      </w:r>
+    </w:p>
+    <w:p>
+      <w:pPr>
+        <w:jc w:val="center"/>
+        <w:rPr>
+          <w:rFonts w:eastAsia="Times New Roman" w:cs="Times New Roman"/>
+          <w:color w:val="262626" w:themeColor="text1" w:themeTint="D9"/>
+        </w:rPr>
+      </w:pPr>
+    </w:p>
+    <w:p>
+      <w:pPr>
+        <w:jc w:val="center"/>
+        <w:rPr>
+          <w:rFonts w:cs="Times New Roman"/>
+        </w:rPr>
+      </w:pPr>
+    </w:p>
+    <w:p>
+      <w:pPr>
+        <w:jc w:val="center"/>
+        <w:rPr>
+          <w:rFonts w:cs="Times New Roman"/>
+          <w:b/>
+          <w:bCs/>
+        </w:rPr>
+      </w:pPr>
+      <w:r>
+        <w:rPr>
+          <w:rFonts w:cs="Times New Roman"/>
+          <w:b/>
+          <w:bCs/>
+        </w:rPr>
+        <w:t>PROYECTO:</w:t>
+      </w:r>
+    </w:p>
+    <w:p>
+      <w:pPr>
+        <w:jc w:val="center"/>
+        <w:rPr>
+          <w:rFonts w:cs="Times New Roman"/>
+        </w:rPr>
+      </w:pPr>
+    </w:p>
+    <w:p>
+      <w:pPr>
+        <w:jc w:val="center"/>
+        <w:rPr>
+          <w:rFonts w:cs="Times New Roman"/>
+        </w:rPr>
+      </w:pPr>
+    </w:p>
+    <w:p>
+      <w:pPr>
+        <w:jc w:val="center"/>
+        <w:rPr>
+          <w:rFonts w:cs="Times New Roman"/>
+          <w:sz w:val="30"/>
+          <w:szCs w:val="30"/>
+        </w:rPr>
+      </w:pPr>
+      <w:r>
+        <w:rPr>
+          <w:b/>
+          <w:bCs/>
+          <w:sz w:val="30"/>
+          <w:szCs w:val="30"/>
+        </w:rPr>
+        <w:t>Agente conversacional de BanCom para Solicitud de Préstamos</w:t>
+      </w:r>
+    </w:p>
+    <w:p>
+      <w:pPr>
+        <w:jc w:val="center"/>
+        <w:rPr>
+          <w:rFonts w:cs="Times New Roman"/>
+        </w:rPr>
+      </w:pPr>
+    </w:p>
+    <w:p>
+      <w:pPr>
+        <w:jc w:val="center"/>
+        <w:rPr>
+          <w:rFonts w:cs="Times New Roman"/>
+        </w:rPr>
+      </w:pPr>
+    </w:p>
+    <w:p>
+      <w:pPr>
+        <w:jc w:val="center"/>
+        <w:rPr>
+          <w:rFonts w:cs="Times New Roman"/>
+        </w:rPr>
+      </w:pPr>
+    </w:p>
+    <w:p>
+      <w:pPr>
+        <w:jc w:val="center"/>
+        <w:rPr>
+          <w:rFonts w:cs="Times New Roman"/>
+        </w:rPr>
+      </w:pPr>
+    </w:p>
+    <w:p>
+      <w:pPr>
+        <w:jc w:val="center"/>
+        <w:rPr>
+          <w:rFonts w:cs="Times New Roman"/>
+        </w:rPr>
+      </w:pPr>
+    </w:p>
+    <w:p>
+      <w:pPr>
+        <w:jc w:val="center"/>
+        <w:rPr>
+          <w:rFonts w:cs="Times New Roman"/>
+        </w:rPr>
+      </w:pPr>
+      <w:r>
+        <w:rPr>
+          <w:rFonts w:cs="Times New Roman"/>
+        </w:rPr>
+        <w:t>Mayo 2026</w:t>
+      </w:r>
+    </w:p>
+    <w:p>
+      <w:pPr>
+        <w:rPr>
+          <w:rFonts w:cs="Times New Roman"/>
+        </w:rPr>
+      </w:pPr>
+      <w:r>
+        <w:rPr>
+          <w:rFonts w:cs="Times New Roman"/>
+        </w:rPr>
+        <w:br w:type="page"/>
+      </w:r>
+    </w:p>
+    <w:sdt>
+      <w:sdtPr>
+        <w:rPr>
+          <w:lang w:val="es-ES"/>
+        </w:rPr>
+        <w:id w:val="2102755764"/>
+        <w:docPartObj>
+          <w:docPartGallery w:val="Table of Contents"/>
+          <w:docPartUnique/>
+        </w:docPartObj>
+      </w:sdtPr>
+      <w:sdtEndPr>
+        <w:rPr>
+          <w:rFonts w:asciiTheme="minorHAnsi" w:eastAsiaTheme="minorHAnsi" w:hAnsiTheme="minorHAnsi" w:cstheme="minorBidi"/>
+          <w:b/>
+          <w:bCs/>
+          <w:color w:val="auto"/>
+          <w:kern w:val="2"/>
+          <w:sz w:val="24"/>
+          <w:szCs w:val="24"/>
+          <w:lang w:eastAsia="en-US"/>
+          <w14:ligatures w14:val="standardContextual"/>
+        </w:rPr>
+      </w:sdtEndPr>
+      <w:sdtContent>
+        <w:p>
+          <w:pPr>
+            <w:pStyle w:val="TtuloTDC"/>
+            <w:rPr>
+              <w:lang w:val="es-ES"/>
+            </w:rPr>
+          </w:pPr>
+          <w:r>
+            <w:rPr>
+              <w:lang w:val="es-ES"/>
+            </w:rPr>
+            <w:t>Contenido</w:t>
+          </w:r>
+        </w:p>
+        <w:p>
+          <w:pPr>
+            <w:rPr>
+              <w:lang w:val="es-ES" w:eastAsia="es-PE"/>
+            </w:rPr>
+          </w:pPr>
+        </w:p>
+        <w:p>
+          <w:pPr>
+            <w:pStyle w:val="TDC1"/>
+            <w:tabs>
+              <w:tab w:val="left" w:pos="480"/>
+              <w:tab w:val="right" w:leader="dot" w:pos="9628"/>
+            </w:tabs>
+            <w:rPr>
+              <w:rFonts w:eastAsiaTheme="minorEastAsia"/>
+              <w:noProof/>
+              <w:lang w:eastAsia="es-PE"/>
+            </w:rPr>
+          </w:pPr>
+          <w:r>
+            <w:fldChar w:fldCharType="begin"/>
+          </w:r>
+          <w:r>
+            <w:instrText xml:space="preserve"> TOC \o "1-3" \h \z \u </w:instrText>
+          </w:r>
+          <w:r>
+            <w:fldChar w:fldCharType="separate"/>
+          </w:r>
+          <w:hyperlink w:anchor="_Toc228562683" w:history="1">
+            <w:r>
+              <w:rPr>
+                <w:rStyle w:val="Hipervnculo"/>
+                <w:b/>
+                <w:bCs/>
+                <w:noProof/>
+              </w:rPr>
+              <w:t>1.</w:t>
+            </w:r>
+            <w:r>
+              <w:rPr>
+                <w:rFonts w:eastAsiaTheme="minorEastAsia"/>
+                <w:noProof/>
+                <w:lang w:eastAsia="es-PE"/>
+              </w:rPr>
+              <w:tab/>
+            </w:r>
+            <w:r>
+              <w:rPr>
+                <w:rStyle w:val="Hipervnculo"/>
+                <w:b/>
+                <w:bCs/>
+                <w:noProof/>
+              </w:rPr>
+              <w:t>Descripción breve del producto:</w:t>
+            </w:r>
+            <w:r>
+              <w:rPr>
+                <w:noProof/>
+                <w:webHidden/>
+              </w:rPr>
+              <w:tab/>
+            </w:r>
+            <w:r>
+              <w:rPr>
+                <w:noProof/>
+                <w:webHidden/>
+              </w:rPr>
+              <w:fldChar w:fldCharType="begin"/>
+            </w:r>
+            <w:r>
+              <w:rPr>
+                <w:noProof/>
+                <w:webHidden/>
+              </w:rPr>
+              <w:instrText xml:space="preserve"> PAGEREF _Toc228562683 \h </w:instrText>
+            </w:r>
+            <w:r>
+              <w:rPr>
+                <w:noProof/>
+                <w:webHidden/>
+              </w:rPr>
+            </w:r>
+            <w:r>
+              <w:rPr>
+                <w:noProof/>
+                <w:webHidden/>
+              </w:rPr>
+              <w:fldChar w:fldCharType="separate"/>
+            </w:r>
+            <w:r>
+              <w:rPr>
+                <w:noProof/>
+                <w:webHidden/>
+              </w:rPr>
+              <w:t>3</w:t>
+            </w:r>
+            <w:r>
+              <w:rPr>
+                <w:noProof/>
+                <w:webHidden/>
+              </w:rPr>
+              <w:fldChar w:fldCharType="end"/>
+            </w:r>
+          </w:hyperlink>
+        </w:p>
+        <w:p>
+          <w:pPr>
+            <w:pStyle w:val="TDC1"/>
+            <w:tabs>
+              <w:tab w:val="left" w:pos="480"/>
+              <w:tab w:val="right" w:leader="dot" w:pos="9628"/>
+            </w:tabs>
+            <w:rPr>
+              <w:rFonts w:eastAsiaTheme="minorEastAsia"/>
+              <w:noProof/>
+              <w:lang w:eastAsia="es-PE"/>
+            </w:rPr>
+          </w:pPr>
+          <w:hyperlink w:anchor="_Toc228562684" w:history="1">
+            <w:r>
+              <w:rPr>
+                <w:rStyle w:val="Hipervnculo"/>
+                <w:b/>
+                <w:bCs/>
+                <w:noProof/>
+              </w:rPr>
+              <w:t>2.</w:t>
+            </w:r>
+            <w:r>
+              <w:rPr>
+                <w:rFonts w:eastAsiaTheme="minorEastAsia"/>
+                <w:noProof/>
+                <w:lang w:eastAsia="es-PE"/>
+              </w:rPr>
+              <w:tab/>
+            </w:r>
+            <w:r>
+              <w:rPr>
+                <w:rStyle w:val="Hipervnculo"/>
+                <w:b/>
+                <w:bCs/>
+                <w:noProof/>
+              </w:rPr>
+              <w:t>Fuentes de inspiración</w:t>
+            </w:r>
+            <w:r>
+              <w:rPr>
+                <w:noProof/>
+                <w:webHidden/>
+              </w:rPr>
+              <w:tab/>
+            </w:r>
+            <w:r>
+              <w:rPr>
+                <w:noProof/>
+                <w:webHidden/>
+              </w:rPr>
+              <w:fldChar w:fldCharType="begin"/>
+            </w:r>
+            <w:r>
+              <w:rPr>
+                <w:noProof/>
+                <w:webHidden/>
+              </w:rPr>
+              <w:instrText xml:space="preserve"> PAGEREF _Toc228562684 \h </w:instrText>
+            </w:r>
+            <w:r>
+              <w:rPr>
+                <w:noProof/>
+                <w:webHidden/>
+              </w:rPr>
+            </w:r>
+            <w:r>
+              <w:rPr>
+                <w:noProof/>
+                <w:webHidden/>
+              </w:rPr>
+              <w:fldChar w:fldCharType="separate"/>
+            </w:r>
+            <w:r>
+              <w:rPr>
+                <w:noProof/>
+                <w:webHidden/>
+              </w:rPr>
+              <w:t>3</w:t>
+            </w:r>
+            <w:r>
+              <w:rPr>
+                <w:noProof/>
+                <w:webHidden/>
+              </w:rPr>
+              <w:fldChar w:fldCharType="end"/>
+            </w:r>
+          </w:hyperlink>
+        </w:p>
+        <w:p>
+          <w:pPr>
+            <w:pStyle w:val="TDC2"/>
+            <w:tabs>
+              <w:tab w:val="right" w:leader="dot" w:pos="9628"/>
+            </w:tabs>
+            <w:rPr>
+              <w:rFonts w:eastAsiaTheme="minorEastAsia"/>
+              <w:noProof/>
+              <w:lang w:eastAsia="es-PE"/>
+            </w:rPr>
+          </w:pPr>
+          <w:hyperlink w:anchor="_Toc228562685" w:history="1">
+            <w:r>
+              <w:rPr>
+                <w:rStyle w:val="Hipervnculo"/>
+                <w:b/>
+                <w:bCs/>
+                <w:noProof/>
+              </w:rPr>
+              <w:t>2.1 Marco conceptual de product-market fit:</w:t>
+            </w:r>
+            <w:r>
+              <w:rPr>
+                <w:noProof/>
+                <w:webHidden/>
+              </w:rPr>
+              <w:tab/>
+            </w:r>
+            <w:r>
+              <w:rPr>
+                <w:noProof/>
+                <w:webHidden/>
+              </w:rPr>
+              <w:fldChar w:fldCharType="begin"/>
+            </w:r>
+            <w:r>
+              <w:rPr>
+                <w:noProof/>
+                <w:webHidden/>
+              </w:rPr>
+              <w:instrText xml:space="preserve"> PAGEREF _Toc228562685 \h </w:instrText>
+            </w:r>
+            <w:r>
+              <w:rPr>
+                <w:noProof/>
+                <w:webHidden/>
+              </w:rPr>
+            </w:r>
+            <w:r>
+              <w:rPr>
+                <w:noProof/>
+                <w:webHidden/>
+              </w:rPr>
+              <w:fldChar w:fldCharType="separate"/>
+            </w:r>
+            <w:r>
+              <w:rPr>
+                <w:noProof/>
+                <w:webHidden/>
+              </w:rPr>
+              <w:t>3</w:t>
+            </w:r>
+            <w:r>
+              <w:rPr>
+                <w:noProof/>
+                <w:webHidden/>
+              </w:rPr>
+              <w:fldChar w:fldCharType="end"/>
+            </w:r>
+          </w:hyperlink>
+        </w:p>
+        <w:p>
+          <w:pPr>
+            <w:pStyle w:val="TDC2"/>
+            <w:tabs>
+              <w:tab w:val="right" w:leader="dot" w:pos="9628"/>
+            </w:tabs>
+            <w:rPr>
+              <w:rFonts w:eastAsiaTheme="minorEastAsia"/>
+              <w:noProof/>
+              <w:lang w:eastAsia="es-PE"/>
+            </w:rPr>
+          </w:pPr>
+          <w:hyperlink w:anchor="_Toc228562686" w:history="1">
+            <w:r>
+              <w:rPr>
+                <w:rStyle w:val="Hipervnculo"/>
+                <w:b/>
+                <w:bCs/>
+                <w:noProof/>
+              </w:rPr>
+              <w:t>2.2 Formular el problema principal:</w:t>
+            </w:r>
+            <w:r>
+              <w:rPr>
+                <w:noProof/>
+                <w:webHidden/>
+              </w:rPr>
+              <w:tab/>
+            </w:r>
+            <w:r>
+              <w:rPr>
+                <w:noProof/>
+                <w:webHidden/>
+              </w:rPr>
+              <w:fldChar w:fldCharType="begin"/>
+            </w:r>
+            <w:r>
+              <w:rPr>
+                <w:noProof/>
+                <w:webHidden/>
+              </w:rPr>
+              <w:instrText xml:space="preserve"> PAGEREF _Toc228562686 \h </w:instrText>
+            </w:r>
+            <w:r>
+              <w:rPr>
+                <w:noProof/>
+                <w:webHidden/>
+              </w:rPr>
+            </w:r>
+            <w:r>
+              <w:rPr>
+                <w:noProof/>
+                <w:webHidden/>
+              </w:rPr>
+              <w:fldChar w:fldCharType="separate"/>
+            </w:r>
+            <w:r>
+              <w:rPr>
+                <w:noProof/>
+                <w:webHidden/>
+              </w:rPr>
+              <w:t>4</w:t>
+            </w:r>
+            <w:r>
+              <w:rPr>
+                <w:noProof/>
+                <w:webHidden/>
+              </w:rPr>
+              <w:fldChar w:fldCharType="end"/>
+            </w:r>
+          </w:hyperlink>
+        </w:p>
+        <w:p>
+          <w:pPr>
+            <w:pStyle w:val="TDC2"/>
+            <w:tabs>
+              <w:tab w:val="right" w:leader="dot" w:pos="9628"/>
+            </w:tabs>
+            <w:rPr>
+              <w:rFonts w:eastAsiaTheme="minorEastAsia"/>
+              <w:noProof/>
+              <w:lang w:eastAsia="es-PE"/>
+            </w:rPr>
+          </w:pPr>
+          <w:hyperlink w:anchor="_Toc228562687" w:history="1">
+            <w:r>
+              <w:rPr>
+                <w:rStyle w:val="Hipervnculo"/>
+                <w:b/>
+                <w:bCs/>
+                <w:noProof/>
+              </w:rPr>
+              <w:t>2.3 Matriz de oportunidad</w:t>
+            </w:r>
+            <w:r>
+              <w:rPr>
+                <w:noProof/>
+                <w:webHidden/>
+              </w:rPr>
+              <w:tab/>
+            </w:r>
+            <w:r>
+              <w:rPr>
+                <w:noProof/>
+                <w:webHidden/>
+              </w:rPr>
+              <w:fldChar w:fldCharType="begin"/>
+            </w:r>
+            <w:r>
+              <w:rPr>
+                <w:noProof/>
+                <w:webHidden/>
+              </w:rPr>
+              <w:instrText xml:space="preserve"> PAGEREF _Toc228562687 \h </w:instrText>
+            </w:r>
+            <w:r>
+              <w:rPr>
+                <w:noProof/>
+                <w:webHidden/>
+              </w:rPr>
+            </w:r>
+            <w:r>
+              <w:rPr>
+                <w:noProof/>
+                <w:webHidden/>
+              </w:rPr>
+              <w:fldChar w:fldCharType="separate"/>
+            </w:r>
+            <w:r>
+              <w:rPr>
+                <w:noProof/>
+                <w:webHidden/>
+              </w:rPr>
+              <w:t>5</w:t>
+            </w:r>
+            <w:r>
+              <w:rPr>
+                <w:noProof/>
+                <w:webHidden/>
+              </w:rPr>
+              <w:fldChar w:fldCharType="end"/>
+            </w:r>
+          </w:hyperlink>
+        </w:p>
+        <w:p>
+          <w:pPr>
+            <w:pStyle w:val="TDC1"/>
+            <w:tabs>
+              <w:tab w:val="right" w:leader="dot" w:pos="9628"/>
+            </w:tabs>
+            <w:rPr>
+              <w:rFonts w:eastAsiaTheme="minorEastAsia"/>
+              <w:noProof/>
+              <w:lang w:eastAsia="es-PE"/>
+            </w:rPr>
+          </w:pPr>
+          <w:hyperlink w:anchor="_Toc228562688" w:history="1">
+            <w:r>
+              <w:rPr>
+                <w:rStyle w:val="Hipervnculo"/>
+                <w:b/>
+                <w:bCs/>
+                <w:noProof/>
+              </w:rPr>
+              <w:t>3. Problema principal y oportunidad de mercado</w:t>
+            </w:r>
+            <w:r>
+              <w:rPr>
+                <w:noProof/>
+                <w:webHidden/>
+              </w:rPr>
+              <w:tab/>
+            </w:r>
+            <w:r>
+              <w:rPr>
+                <w:noProof/>
+                <w:webHidden/>
+              </w:rPr>
+              <w:fldChar w:fldCharType="begin"/>
+            </w:r>
+            <w:r>
+              <w:rPr>
+                <w:noProof/>
+                <w:webHidden/>
+              </w:rPr>
+              <w:instrText xml:space="preserve"> PAGEREF _Toc228562688 \h </w:instrText>
+            </w:r>
+            <w:r>
+              <w:rPr>
+                <w:noProof/>
+                <w:webHidden/>
+              </w:rPr>
+            </w:r>
+            <w:r>
+              <w:rPr>
+                <w:noProof/>
+                <w:webHidden/>
+              </w:rPr>
+              <w:fldChar w:fldCharType="separate"/>
+            </w:r>
+            <w:r>
+              <w:rPr>
+                <w:noProof/>
+                <w:webHidden/>
+              </w:rPr>
+              <w:t>5</w:t>
+            </w:r>
+            <w:r>
+              <w:rPr>
+                <w:noProof/>
+                <w:webHidden/>
+              </w:rPr>
+              <w:fldChar w:fldCharType="end"/>
+            </w:r>
+          </w:hyperlink>
+        </w:p>
+        <w:p>
+          <w:pPr>
+            <w:pStyle w:val="TDC1"/>
+            <w:tabs>
+              <w:tab w:val="right" w:leader="dot" w:pos="9628"/>
+            </w:tabs>
+            <w:rPr>
+              <w:rFonts w:eastAsiaTheme="minorEastAsia"/>
+              <w:noProof/>
+              <w:lang w:eastAsia="es-PE"/>
+            </w:rPr>
+          </w:pPr>
+          <w:hyperlink w:anchor="_Toc228562689" w:history="1">
+            <w:r>
+              <w:rPr>
+                <w:rStyle w:val="Hipervnculo"/>
+                <w:b/>
+                <w:bCs/>
+                <w:noProof/>
+              </w:rPr>
+              <w:t>4. Propósito principal del proyecto</w:t>
+            </w:r>
+            <w:r>
+              <w:rPr>
+                <w:noProof/>
+                <w:webHidden/>
+              </w:rPr>
+              <w:tab/>
+            </w:r>
+            <w:r>
+              <w:rPr>
+                <w:noProof/>
+                <w:webHidden/>
+              </w:rPr>
+              <w:fldChar w:fldCharType="begin"/>
+            </w:r>
+            <w:r>
+              <w:rPr>
+                <w:noProof/>
+                <w:webHidden/>
+              </w:rPr>
+              <w:instrText xml:space="preserve"> PAGEREF _Toc228562689 \h </w:instrText>
+            </w:r>
+            <w:r>
+              <w:rPr>
+                <w:noProof/>
+                <w:webHidden/>
+              </w:rPr>
+            </w:r>
+            <w:r>
+              <w:rPr>
+                <w:noProof/>
+                <w:webHidden/>
+              </w:rPr>
+              <w:fldChar w:fldCharType="separate"/>
+            </w:r>
+            <w:r>
+              <w:rPr>
+                <w:noProof/>
+                <w:webHidden/>
+              </w:rPr>
+              <w:t>6</w:t>
+            </w:r>
+            <w:r>
+              <w:rPr>
+                <w:noProof/>
+                <w:webHidden/>
+              </w:rPr>
+              <w:fldChar w:fldCharType="end"/>
+            </w:r>
+          </w:hyperlink>
+        </w:p>
+        <w:p>
+          <w:pPr>
+            <w:pStyle w:val="TDC1"/>
+            <w:tabs>
+              <w:tab w:val="right" w:leader="dot" w:pos="9628"/>
+            </w:tabs>
+            <w:rPr>
+              <w:rFonts w:eastAsiaTheme="minorEastAsia"/>
+              <w:noProof/>
+              <w:lang w:eastAsia="es-PE"/>
+            </w:rPr>
+          </w:pPr>
+          <w:hyperlink w:anchor="_Toc228562690" w:history="1">
+            <w:r>
+              <w:rPr>
+                <w:rStyle w:val="Hipervnculo"/>
+                <w:b/>
+                <w:bCs/>
+                <w:noProof/>
+              </w:rPr>
+              <w:t>5. Fichas del público objetivo</w:t>
+            </w:r>
+            <w:r>
+              <w:rPr>
+                <w:noProof/>
+                <w:webHidden/>
+              </w:rPr>
+              <w:tab/>
+            </w:r>
+            <w:r>
+              <w:rPr>
+                <w:noProof/>
+                <w:webHidden/>
+              </w:rPr>
+              <w:fldChar w:fldCharType="begin"/>
+            </w:r>
+            <w:r>
+              <w:rPr>
+                <w:noProof/>
+                <w:webHidden/>
+              </w:rPr>
+              <w:instrText xml:space="preserve"> PAGEREF _Toc228562690 \h </w:instrText>
+            </w:r>
+            <w:r>
+              <w:rPr>
+                <w:noProof/>
+                <w:webHidden/>
+              </w:rPr>
+            </w:r>
+            <w:r>
+              <w:rPr>
+                <w:noProof/>
+                <w:webHidden/>
+              </w:rPr>
+              <w:fldChar w:fldCharType="separate"/>
+            </w:r>
+            <w:r>
+              <w:rPr>
+                <w:noProof/>
+                <w:webHidden/>
+              </w:rPr>
+              <w:t>6</w:t>
+            </w:r>
+            <w:r>
+              <w:rPr>
+                <w:noProof/>
+                <w:webHidden/>
+              </w:rPr>
+              <w:fldChar w:fldCharType="end"/>
+            </w:r>
+          </w:hyperlink>
+        </w:p>
+        <w:p>
+          <w:pPr>
+            <w:pStyle w:val="TDC1"/>
+            <w:tabs>
+              <w:tab w:val="right" w:leader="dot" w:pos="9628"/>
+            </w:tabs>
+            <w:rPr>
+              <w:rFonts w:eastAsiaTheme="minorEastAsia"/>
+              <w:noProof/>
+              <w:lang w:eastAsia="es-PE"/>
+            </w:rPr>
+          </w:pPr>
+          <w:hyperlink w:anchor="_Toc228562691" w:history="1">
+            <w:r>
+              <w:rPr>
+                <w:rStyle w:val="Hipervnculo"/>
+                <w:b/>
+                <w:bCs/>
+                <w:noProof/>
+              </w:rPr>
+              <w:t>6. Benchmarking competitivo - Banca peruana</w:t>
+            </w:r>
+            <w:r>
+              <w:rPr>
+                <w:noProof/>
+                <w:webHidden/>
+              </w:rPr>
+              <w:tab/>
+            </w:r>
+            <w:r>
+              <w:rPr>
+                <w:noProof/>
+                <w:webHidden/>
+              </w:rPr>
+              <w:fldChar w:fldCharType="begin"/>
+            </w:r>
+            <w:r>
+              <w:rPr>
+                <w:noProof/>
+                <w:webHidden/>
+              </w:rPr>
+              <w:instrText xml:space="preserve"> PAGEREF _Toc228562691 \h </w:instrText>
+            </w:r>
+            <w:r>
+              <w:rPr>
+                <w:noProof/>
+                <w:webHidden/>
+              </w:rPr>
+            </w:r>
+            <w:r>
+              <w:rPr>
+                <w:noProof/>
+                <w:webHidden/>
+              </w:rPr>
+              <w:fldChar w:fldCharType="separate"/>
+            </w:r>
+            <w:r>
+              <w:rPr>
+                <w:noProof/>
+                <w:webHidden/>
+              </w:rPr>
+              <w:t>7</w:t>
+            </w:r>
+            <w:r>
+              <w:rPr>
+                <w:noProof/>
+                <w:webHidden/>
+              </w:rPr>
+              <w:fldChar w:fldCharType="end"/>
+            </w:r>
+          </w:hyperlink>
+        </w:p>
+        <w:p>
+          <w:pPr>
+            <w:pStyle w:val="TDC1"/>
+            <w:tabs>
+              <w:tab w:val="right" w:leader="dot" w:pos="9628"/>
+            </w:tabs>
+            <w:rPr>
+              <w:rFonts w:eastAsiaTheme="minorEastAsia"/>
+              <w:noProof/>
+              <w:lang w:eastAsia="es-PE"/>
+            </w:rPr>
+          </w:pPr>
+          <w:hyperlink w:anchor="_Toc228562692" w:history="1">
+            <w:r>
+              <w:rPr>
+                <w:rStyle w:val="Hipervnculo"/>
+                <w:b/>
+                <w:bCs/>
+                <w:noProof/>
+              </w:rPr>
+              <w:t>7.  Insights clave y oportunidades de diferenciación</w:t>
+            </w:r>
+            <w:r>
+              <w:rPr>
+                <w:noProof/>
+                <w:webHidden/>
+              </w:rPr>
+              <w:tab/>
+            </w:r>
+            <w:r>
+              <w:rPr>
+                <w:noProof/>
+                <w:webHidden/>
+              </w:rPr>
+              <w:fldChar w:fldCharType="begin"/>
+            </w:r>
+            <w:r>
+              <w:rPr>
+                <w:noProof/>
+                <w:webHidden/>
+              </w:rPr>
+              <w:instrText xml:space="preserve"> PAGEREF _Toc228562692 \h </w:instrText>
+            </w:r>
+            <w:r>
+              <w:rPr>
+                <w:noProof/>
+                <w:webHidden/>
+              </w:rPr>
+            </w:r>
+            <w:r>
+              <w:rPr>
+                <w:noProof/>
+                <w:webHidden/>
+              </w:rPr>
+              <w:fldChar w:fldCharType="separate"/>
+            </w:r>
+            <w:r>
+              <w:rPr>
+                <w:noProof/>
+                <w:webHidden/>
+              </w:rPr>
+              <w:t>8</w:t>
+            </w:r>
+            <w:r>
+              <w:rPr>
+                <w:noProof/>
+                <w:webHidden/>
+              </w:rPr>
+              <w:fldChar w:fldCharType="end"/>
+            </w:r>
+          </w:hyperlink>
+        </w:p>
+        <w:p>
+          <w:pPr>
+            <w:pStyle w:val="TDC1"/>
+            <w:tabs>
+              <w:tab w:val="left" w:pos="480"/>
+              <w:tab w:val="right" w:leader="dot" w:pos="9628"/>
+            </w:tabs>
+            <w:rPr>
+              <w:rFonts w:eastAsiaTheme="minorEastAsia"/>
+              <w:noProof/>
+              <w:lang w:eastAsia="es-PE"/>
+            </w:rPr>
+          </w:pPr>
+          <w:hyperlink w:anchor="_Toc228562693" w:history="1">
+            <w:r>
+              <w:rPr>
+                <w:rStyle w:val="Hipervnculo"/>
+                <w:b/>
+                <w:bCs/>
+                <w:noProof/>
+              </w:rPr>
+              <w:t>8.</w:t>
+            </w:r>
+            <w:r>
+              <w:rPr>
+                <w:rFonts w:eastAsiaTheme="minorEastAsia"/>
+                <w:noProof/>
+                <w:lang w:eastAsia="es-PE"/>
+              </w:rPr>
+              <w:tab/>
+            </w:r>
+            <w:r>
+              <w:rPr>
+                <w:rStyle w:val="Hipervnculo"/>
+                <w:b/>
+                <w:bCs/>
+                <w:noProof/>
+              </w:rPr>
+              <w:t>Arquitectura del agente</w:t>
+            </w:r>
+            <w:r>
+              <w:rPr>
+                <w:noProof/>
+                <w:webHidden/>
+              </w:rPr>
+              <w:tab/>
+            </w:r>
+            <w:r>
+              <w:rPr>
+                <w:noProof/>
+                <w:webHidden/>
+              </w:rPr>
+              <w:fldChar w:fldCharType="begin"/>
+            </w:r>
+            <w:r>
+              <w:rPr>
+                <w:noProof/>
+                <w:webHidden/>
+              </w:rPr>
+              <w:instrText xml:space="preserve"> PAGEREF _Toc228562693 \h </w:instrText>
+            </w:r>
+            <w:r>
+              <w:rPr>
+                <w:noProof/>
+                <w:webHidden/>
+              </w:rPr>
+            </w:r>
+            <w:r>
+              <w:rPr>
+                <w:noProof/>
+                <w:webHidden/>
+              </w:rPr>
+              <w:fldChar w:fldCharType="separate"/>
+            </w:r>
+            <w:r>
+              <w:rPr>
+                <w:noProof/>
+                <w:webHidden/>
+              </w:rPr>
+              <w:t>8</w:t>
+            </w:r>
+            <w:r>
+              <w:rPr>
+                <w:noProof/>
+                <w:webHidden/>
+              </w:rPr>
+              <w:fldChar w:fldCharType="end"/>
+            </w:r>
+          </w:hyperlink>
+        </w:p>
+        <w:p>
+          <w:pPr>
+            <w:pStyle w:val="TDC1"/>
+            <w:tabs>
+              <w:tab w:val="left" w:pos="480"/>
+              <w:tab w:val="right" w:leader="dot" w:pos="9628"/>
+            </w:tabs>
+            <w:rPr>
+              <w:rFonts w:eastAsiaTheme="minorEastAsia"/>
+              <w:noProof/>
+              <w:lang w:eastAsia="es-PE"/>
+            </w:rPr>
+          </w:pPr>
+          <w:hyperlink w:anchor="_Toc228562694" w:history="1">
+            <w:r>
+              <w:rPr>
+                <w:rStyle w:val="Hipervnculo"/>
+                <w:b/>
+                <w:bCs/>
+                <w:noProof/>
+              </w:rPr>
+              <w:t>9.</w:t>
+            </w:r>
+            <w:r>
+              <w:rPr>
+                <w:rFonts w:eastAsiaTheme="minorEastAsia"/>
+                <w:noProof/>
+                <w:lang w:eastAsia="es-PE"/>
+              </w:rPr>
+              <w:tab/>
+            </w:r>
+            <w:r>
+              <w:rPr>
+                <w:rStyle w:val="Hipervnculo"/>
+                <w:b/>
+                <w:bCs/>
+                <w:noProof/>
+              </w:rPr>
+              <w:t>Diseño de la validación y estrategia de lanzamiento del agente</w:t>
+            </w:r>
+            <w:r>
+              <w:rPr>
+                <w:noProof/>
+                <w:webHidden/>
+              </w:rPr>
+              <w:tab/>
+            </w:r>
+            <w:r>
+              <w:rPr>
+                <w:noProof/>
+                <w:webHidden/>
+              </w:rPr>
+              <w:fldChar w:fldCharType="begin"/>
+            </w:r>
+            <w:r>
+              <w:rPr>
+                <w:noProof/>
+                <w:webHidden/>
+              </w:rPr>
+              <w:instrText xml:space="preserve"> PAGEREF _Toc228562694 \h </w:instrText>
+            </w:r>
+            <w:r>
+              <w:rPr>
+                <w:noProof/>
+                <w:webHidden/>
+              </w:rPr>
+            </w:r>
+            <w:r>
+              <w:rPr>
+                <w:noProof/>
+                <w:webHidden/>
+              </w:rPr>
+              <w:fldChar w:fldCharType="separate"/>
+            </w:r>
+            <w:r>
+              <w:rPr>
+                <w:noProof/>
+                <w:webHidden/>
+              </w:rPr>
+              <w:t>10</w:t>
+            </w:r>
+            <w:r>
+              <w:rPr>
+                <w:noProof/>
+                <w:webHidden/>
+              </w:rPr>
+              <w:fldChar w:fldCharType="end"/>
+            </w:r>
+          </w:hyperlink>
+        </w:p>
+        <w:p>
+          <w:pPr>
+            <w:pStyle w:val="TDC2"/>
+            <w:tabs>
+              <w:tab w:val="left" w:pos="960"/>
+              <w:tab w:val="right" w:leader="dot" w:pos="9628"/>
+            </w:tabs>
+            <w:rPr>
+              <w:rFonts w:eastAsiaTheme="minorEastAsia"/>
+              <w:noProof/>
+              <w:lang w:eastAsia="es-PE"/>
+            </w:rPr>
+          </w:pPr>
+          <w:hyperlink w:anchor="_Toc228562695" w:history="1">
+            <w:r>
+              <w:rPr>
+                <w:rStyle w:val="Hipervnculo"/>
+                <w:b/>
+                <w:bCs/>
+                <w:noProof/>
+              </w:rPr>
+              <w:t>9.1</w:t>
+            </w:r>
+            <w:r>
+              <w:rPr>
+                <w:rFonts w:eastAsiaTheme="minorEastAsia"/>
+                <w:noProof/>
+                <w:lang w:eastAsia="es-PE"/>
+              </w:rPr>
+              <w:tab/>
+            </w:r>
+            <w:r>
+              <w:rPr>
+                <w:rStyle w:val="Hipervnculo"/>
+                <w:b/>
+                <w:bCs/>
+                <w:noProof/>
+              </w:rPr>
+              <w:t>Hipótesis:</w:t>
+            </w:r>
+            <w:r>
+              <w:rPr>
+                <w:noProof/>
+                <w:webHidden/>
+              </w:rPr>
+              <w:tab/>
+            </w:r>
+            <w:r>
+              <w:rPr>
+                <w:noProof/>
+                <w:webHidden/>
+              </w:rPr>
+              <w:fldChar w:fldCharType="begin"/>
+            </w:r>
+            <w:r>
+              <w:rPr>
+                <w:noProof/>
+                <w:webHidden/>
+              </w:rPr>
+              <w:instrText xml:space="preserve"> PAGEREF _Toc228562695 \h </w:instrText>
+            </w:r>
+            <w:r>
+              <w:rPr>
+                <w:noProof/>
+                <w:webHidden/>
+              </w:rPr>
+            </w:r>
+            <w:r>
+              <w:rPr>
+                <w:noProof/>
+                <w:webHidden/>
+              </w:rPr>
+              <w:fldChar w:fldCharType="separate"/>
+            </w:r>
+            <w:r>
+              <w:rPr>
+                <w:noProof/>
+                <w:webHidden/>
+              </w:rPr>
+              <w:t>11</w:t>
+            </w:r>
+            <w:r>
+              <w:rPr>
+                <w:noProof/>
+                <w:webHidden/>
+              </w:rPr>
+              <w:fldChar w:fldCharType="end"/>
+            </w:r>
+          </w:hyperlink>
+        </w:p>
+        <w:p>
+          <w:pPr>
+            <w:pStyle w:val="TDC2"/>
+            <w:tabs>
+              <w:tab w:val="left" w:pos="960"/>
+              <w:tab w:val="right" w:leader="dot" w:pos="9628"/>
+            </w:tabs>
+            <w:rPr>
+              <w:rFonts w:eastAsiaTheme="minorEastAsia"/>
+              <w:noProof/>
+              <w:lang w:eastAsia="es-PE"/>
+            </w:rPr>
+          </w:pPr>
+          <w:hyperlink w:anchor="_Toc228562696" w:history="1">
+            <w:r>
+              <w:rPr>
+                <w:rStyle w:val="Hipervnculo"/>
+                <w:b/>
+                <w:bCs/>
+                <w:noProof/>
+              </w:rPr>
+              <w:t xml:space="preserve">9.2 </w:t>
+            </w:r>
+            <w:r>
+              <w:rPr>
+                <w:rFonts w:eastAsiaTheme="minorEastAsia"/>
+                <w:noProof/>
+                <w:lang w:eastAsia="es-PE"/>
+              </w:rPr>
+              <w:tab/>
+            </w:r>
+            <w:r>
+              <w:rPr>
+                <w:rStyle w:val="Hipervnculo"/>
+                <w:b/>
+                <w:bCs/>
+                <w:noProof/>
+              </w:rPr>
+              <w:t>Mapa de validación: qué estás validando y por qué</w:t>
+            </w:r>
+            <w:r>
+              <w:rPr>
+                <w:noProof/>
+                <w:webHidden/>
+              </w:rPr>
+              <w:tab/>
+            </w:r>
+            <w:r>
+              <w:rPr>
+                <w:noProof/>
+                <w:webHidden/>
+              </w:rPr>
+              <w:fldChar w:fldCharType="begin"/>
+            </w:r>
+            <w:r>
+              <w:rPr>
+                <w:noProof/>
+                <w:webHidden/>
+              </w:rPr>
+              <w:instrText xml:space="preserve"> PAGEREF _Toc228562696 \h </w:instrText>
+            </w:r>
+            <w:r>
+              <w:rPr>
+                <w:noProof/>
+                <w:webHidden/>
+              </w:rPr>
+            </w:r>
+            <w:r>
+              <w:rPr>
+                <w:noProof/>
+                <w:webHidden/>
+              </w:rPr>
+              <w:fldChar w:fldCharType="separate"/>
+            </w:r>
+            <w:r>
+              <w:rPr>
+                <w:noProof/>
+                <w:webHidden/>
+              </w:rPr>
+              <w:t>11</w:t>
+            </w:r>
+            <w:r>
+              <w:rPr>
+                <w:noProof/>
+                <w:webHidden/>
+              </w:rPr>
+              <w:fldChar w:fldCharType="end"/>
+            </w:r>
+          </w:hyperlink>
+        </w:p>
+        <w:p>
+          <w:pPr>
+            <w:pStyle w:val="TDC2"/>
+            <w:tabs>
+              <w:tab w:val="left" w:pos="960"/>
+              <w:tab w:val="right" w:leader="dot" w:pos="9628"/>
+            </w:tabs>
+            <w:rPr>
+              <w:rFonts w:eastAsiaTheme="minorEastAsia"/>
+              <w:noProof/>
+              <w:lang w:eastAsia="es-PE"/>
+            </w:rPr>
+          </w:pPr>
+          <w:hyperlink w:anchor="_Toc228562697" w:history="1">
+            <w:r>
+              <w:rPr>
+                <w:rStyle w:val="Hipervnculo"/>
+                <w:b/>
+                <w:bCs/>
+                <w:noProof/>
+              </w:rPr>
+              <w:t>9.4</w:t>
+            </w:r>
+            <w:r>
+              <w:rPr>
+                <w:rFonts w:eastAsiaTheme="minorEastAsia"/>
+                <w:noProof/>
+                <w:lang w:eastAsia="es-PE"/>
+              </w:rPr>
+              <w:tab/>
+            </w:r>
+            <w:r>
+              <w:rPr>
+                <w:rStyle w:val="Hipervnculo"/>
+                <w:b/>
+                <w:bCs/>
+                <w:noProof/>
+              </w:rPr>
+              <w:t>Estrategia de lanzamiento</w:t>
+            </w:r>
+            <w:r>
+              <w:rPr>
+                <w:noProof/>
+                <w:webHidden/>
+              </w:rPr>
+              <w:tab/>
+            </w:r>
+            <w:r>
+              <w:rPr>
+                <w:noProof/>
+                <w:webHidden/>
+              </w:rPr>
+              <w:fldChar w:fldCharType="begin"/>
+            </w:r>
+            <w:r>
+              <w:rPr>
+                <w:noProof/>
+                <w:webHidden/>
+              </w:rPr>
+              <w:instrText xml:space="preserve"> PAGEREF _Toc228562697 \h </w:instrText>
+            </w:r>
+            <w:r>
+              <w:rPr>
+                <w:noProof/>
+                <w:webHidden/>
+              </w:rPr>
+            </w:r>
+            <w:r>
+              <w:rPr>
+                <w:noProof/>
+                <w:webHidden/>
+              </w:rPr>
+              <w:fldChar w:fldCharType="separate"/>
+            </w:r>
+            <w:r>
+              <w:rPr>
+                <w:noProof/>
+                <w:webHidden/>
+              </w:rPr>
+              <w:t>12</w:t>
+            </w:r>
+            <w:r>
+              <w:rPr>
+                <w:noProof/>
+                <w:webHidden/>
+              </w:rPr>
+              <w:fldChar w:fldCharType="end"/>
+            </w:r>
+          </w:hyperlink>
+        </w:p>
+        <w:p>
+          <w:pPr>
+            <w:pStyle w:val="TDC2"/>
+            <w:tabs>
+              <w:tab w:val="left" w:pos="960"/>
+              <w:tab w:val="right" w:leader="dot" w:pos="9628"/>
+            </w:tabs>
+            <w:rPr>
+              <w:rFonts w:eastAsiaTheme="minorEastAsia"/>
+              <w:noProof/>
+              <w:lang w:eastAsia="es-PE"/>
+            </w:rPr>
+          </w:pPr>
+          <w:hyperlink w:anchor="_Toc228562698" w:history="1">
+            <w:r>
+              <w:rPr>
+                <w:rStyle w:val="Hipervnculo"/>
+                <w:b/>
+                <w:bCs/>
+                <w:noProof/>
+              </w:rPr>
+              <w:t xml:space="preserve">9.5 </w:t>
+            </w:r>
+            <w:r>
+              <w:rPr>
+                <w:rFonts w:eastAsiaTheme="minorEastAsia"/>
+                <w:noProof/>
+                <w:lang w:eastAsia="es-PE"/>
+              </w:rPr>
+              <w:tab/>
+            </w:r>
+            <w:r>
+              <w:rPr>
+                <w:rStyle w:val="Hipervnculo"/>
+                <w:b/>
+                <w:bCs/>
+                <w:noProof/>
+              </w:rPr>
+              <w:t xml:space="preserve"> Mensaje central + storytelling + pitch</w:t>
+            </w:r>
+            <w:r>
+              <w:rPr>
+                <w:noProof/>
+                <w:webHidden/>
+              </w:rPr>
+              <w:tab/>
+            </w:r>
+            <w:r>
+              <w:rPr>
+                <w:noProof/>
+                <w:webHidden/>
+              </w:rPr>
+              <w:fldChar w:fldCharType="begin"/>
+            </w:r>
+            <w:r>
+              <w:rPr>
+                <w:noProof/>
+                <w:webHidden/>
+              </w:rPr>
+              <w:instrText xml:space="preserve"> PAGEREF _Toc228562698 \h </w:instrText>
+            </w:r>
+            <w:r>
+              <w:rPr>
+                <w:noProof/>
+                <w:webHidden/>
+              </w:rPr>
+            </w:r>
+            <w:r>
+              <w:rPr>
+                <w:noProof/>
+                <w:webHidden/>
+              </w:rPr>
+              <w:fldChar w:fldCharType="separate"/>
+            </w:r>
+            <w:r>
+              <w:rPr>
+                <w:noProof/>
+                <w:webHidden/>
+              </w:rPr>
+              <w:t>13</w:t>
+            </w:r>
+            <w:r>
+              <w:rPr>
+                <w:noProof/>
+                <w:webHidden/>
+              </w:rPr>
+              <w:fldChar w:fldCharType="end"/>
+            </w:r>
+          </w:hyperlink>
+        </w:p>
+        <w:p>
+          <w:pPr>
+            <w:pStyle w:val="TDC1"/>
+            <w:tabs>
+              <w:tab w:val="left" w:pos="720"/>
+              <w:tab w:val="right" w:leader="dot" w:pos="9628"/>
+            </w:tabs>
+            <w:rPr>
+              <w:rFonts w:eastAsiaTheme="minorEastAsia"/>
+              <w:noProof/>
+              <w:lang w:eastAsia="es-PE"/>
+            </w:rPr>
+          </w:pPr>
+          <w:hyperlink w:anchor="_Toc228562699" w:history="1">
+            <w:r>
+              <w:rPr>
+                <w:rStyle w:val="Hipervnculo"/>
+                <w:rFonts w:ascii="Aptos" w:hAnsi="Aptos"/>
+                <w:b/>
+                <w:bCs/>
+                <w:noProof/>
+              </w:rPr>
+              <w:t>10.</w:t>
+            </w:r>
+            <w:r>
+              <w:rPr>
+                <w:rFonts w:eastAsiaTheme="minorEastAsia"/>
+                <w:noProof/>
+                <w:lang w:eastAsia="es-PE"/>
+              </w:rPr>
+              <w:tab/>
+            </w:r>
+            <w:r>
+              <w:rPr>
+                <w:rStyle w:val="Hipervnculo"/>
+                <w:rFonts w:ascii="Aptos" w:hAnsi="Aptos"/>
+                <w:b/>
+                <w:bCs/>
+                <w:noProof/>
+              </w:rPr>
+              <w:t>Storytelling breve (6–8 líneas)</w:t>
+            </w:r>
+            <w:r>
+              <w:rPr>
+                <w:noProof/>
+                <w:webHidden/>
+              </w:rPr>
+              <w:tab/>
+            </w:r>
+            <w:r>
+              <w:rPr>
+                <w:noProof/>
+                <w:webHidden/>
+              </w:rPr>
+              <w:fldChar w:fldCharType="begin"/>
+            </w:r>
+            <w:r>
+              <w:rPr>
+                <w:noProof/>
+                <w:webHidden/>
+              </w:rPr>
+              <w:instrText xml:space="preserve"> PAGEREF _Toc228562699 \h </w:instrText>
+            </w:r>
+            <w:r>
+              <w:rPr>
+                <w:noProof/>
+                <w:webHidden/>
+              </w:rPr>
+            </w:r>
+            <w:r>
+              <w:rPr>
+                <w:noProof/>
+                <w:webHidden/>
+              </w:rPr>
+              <w:fldChar w:fldCharType="separate"/>
+            </w:r>
+            <w:r>
+              <w:rPr>
+                <w:noProof/>
+                <w:webHidden/>
+              </w:rPr>
+              <w:t>13</w:t>
+            </w:r>
+            <w:r>
+              <w:rPr>
+                <w:noProof/>
+                <w:webHidden/>
+              </w:rPr>
+              <w:fldChar w:fldCharType="end"/>
+            </w:r>
+          </w:hyperlink>
+        </w:p>
+        <w:p>
+          <w:pPr>
+            <w:pStyle w:val="TDC1"/>
+            <w:tabs>
+              <w:tab w:val="left" w:pos="720"/>
+              <w:tab w:val="right" w:leader="dot" w:pos="9628"/>
+            </w:tabs>
+            <w:rPr>
+              <w:rFonts w:eastAsiaTheme="minorEastAsia"/>
+              <w:noProof/>
+              <w:lang w:eastAsia="es-PE"/>
+            </w:rPr>
+          </w:pPr>
+          <w:hyperlink w:anchor="_Toc228562700" w:history="1">
+            <w:r>
+              <w:rPr>
+                <w:rStyle w:val="Hipervnculo"/>
+                <w:b/>
+                <w:bCs/>
+                <w:noProof/>
+              </w:rPr>
+              <w:t>11.</w:t>
+            </w:r>
+            <w:r>
+              <w:rPr>
+                <w:rFonts w:eastAsiaTheme="minorEastAsia"/>
+                <w:noProof/>
+                <w:lang w:eastAsia="es-PE"/>
+              </w:rPr>
+              <w:tab/>
+            </w:r>
+            <w:r>
+              <w:rPr>
+                <w:rStyle w:val="Hipervnculo"/>
+                <w:b/>
+                <w:bCs/>
+                <w:noProof/>
+              </w:rPr>
+              <w:t>Pitch de producto (60–90 segundos) en Hey Gen</w:t>
+            </w:r>
+            <w:r>
+              <w:rPr>
+                <w:noProof/>
+                <w:webHidden/>
+              </w:rPr>
+              <w:tab/>
+            </w:r>
+            <w:r>
+              <w:rPr>
+                <w:noProof/>
+                <w:webHidden/>
+              </w:rPr>
+              <w:fldChar w:fldCharType="begin"/>
+            </w:r>
+            <w:r>
+              <w:rPr>
+                <w:noProof/>
+                <w:webHidden/>
+              </w:rPr>
+              <w:instrText xml:space="preserve"> PAGEREF _Toc228562700 \h </w:instrText>
+            </w:r>
+            <w:r>
+              <w:rPr>
+                <w:noProof/>
+                <w:webHidden/>
+              </w:rPr>
+            </w:r>
+            <w:r>
+              <w:rPr>
+                <w:noProof/>
+                <w:webHidden/>
+              </w:rPr>
+              <w:fldChar w:fldCharType="separate"/>
+            </w:r>
+            <w:r>
+              <w:rPr>
+                <w:noProof/>
+                <w:webHidden/>
+              </w:rPr>
+              <w:t>14</w:t>
+            </w:r>
+            <w:r>
+              <w:rPr>
+                <w:noProof/>
+                <w:webHidden/>
+              </w:rPr>
+              <w:fldChar w:fldCharType="end"/>
+            </w:r>
+          </w:hyperlink>
+        </w:p>
+        <w:p>
+          <w:pPr>
+            <w:pStyle w:val="TDC1"/>
+            <w:tabs>
+              <w:tab w:val="left" w:pos="720"/>
+              <w:tab w:val="right" w:leader="dot" w:pos="9628"/>
+            </w:tabs>
+            <w:rPr>
+              <w:rFonts w:eastAsiaTheme="minorEastAsia"/>
+              <w:noProof/>
+              <w:lang w:eastAsia="es-PE"/>
+            </w:rPr>
+          </w:pPr>
+          <w:hyperlink w:anchor="_Toc228562701" w:history="1">
+            <w:r>
+              <w:rPr>
+                <w:rStyle w:val="Hipervnculo"/>
+                <w:b/>
+                <w:bCs/>
+                <w:noProof/>
+              </w:rPr>
+              <w:t>12.</w:t>
+            </w:r>
+            <w:r>
+              <w:rPr>
+                <w:rFonts w:eastAsiaTheme="minorEastAsia"/>
+                <w:noProof/>
+                <w:lang w:eastAsia="es-PE"/>
+              </w:rPr>
+              <w:tab/>
+            </w:r>
+            <w:r>
+              <w:rPr>
+                <w:rStyle w:val="Hipervnculo"/>
+                <w:b/>
+                <w:bCs/>
+                <w:noProof/>
+              </w:rPr>
+              <w:t>Conclusión</w:t>
+            </w:r>
+            <w:r>
+              <w:rPr>
+                <w:noProof/>
+                <w:webHidden/>
+              </w:rPr>
+              <w:tab/>
+            </w:r>
+            <w:r>
+              <w:rPr>
+                <w:noProof/>
+                <w:webHidden/>
+              </w:rPr>
+              <w:fldChar w:fldCharType="begin"/>
+            </w:r>
+            <w:r>
+              <w:rPr>
+                <w:noProof/>
+                <w:webHidden/>
+              </w:rPr>
+              <w:instrText xml:space="preserve"> PAGEREF _Toc228562701 \h </w:instrText>
+            </w:r>
+            <w:r>
+              <w:rPr>
+                <w:noProof/>
+                <w:webHidden/>
+              </w:rPr>
+            </w:r>
+            <w:r>
+              <w:rPr>
+                <w:noProof/>
+                <w:webHidden/>
+              </w:rPr>
+              <w:fldChar w:fldCharType="separate"/>
+            </w:r>
+            <w:r>
+              <w:rPr>
+                <w:noProof/>
+                <w:webHidden/>
+              </w:rPr>
+              <w:t>14</w:t>
+            </w:r>
+            <w:r>
+              <w:rPr>
+                <w:noProof/>
+                <w:webHidden/>
+              </w:rPr>
+              <w:fldChar w:fldCharType="end"/>
+            </w:r>
+          </w:hyperlink>
+        </w:p>
+        <w:p>
+          <w:r>
+            <w:rPr>
+              <w:b/>
+              <w:bCs/>
+              <w:lang w:val="es-ES"/>
+            </w:rPr>
+            <w:fldChar w:fldCharType="end"/>
+          </w:r>
+        </w:p>
+      </w:sdtContent>
+    </w:sdt>
+    <w:p>
+      <w:pPr>
+        <w:jc w:val="center"/>
+        <w:rPr>
+          <w:rFonts w:cs="Times New Roman"/>
+        </w:rPr>
+      </w:pPr>
+    </w:p>
+    <w:p>
+      <w:pPr>
+        <w:rPr>
+          <w:b/>
+          <w:bCs/>
+          <w:sz w:val="28"/>
+          <w:szCs w:val="28"/>
+        </w:rPr>
+      </w:pPr>
+      <w:r>
+        <w:rPr>
+          <w:b/>
+          <w:bCs/>
+          <w:sz w:val="28"/>
+          <w:szCs w:val="28"/>
+        </w:rPr>
+        <w:br w:type="page"/>
+      </w:r>
+    </w:p>
+    <w:p>
+      <w:pPr>
+        <w:spacing w:after="0" w:line="240" w:lineRule="auto"/>
+        <w:jc w:val="both"/>
+        <w:rPr>
+          <w:b/>
+          <w:bCs/>
+        </w:rPr>
+      </w:pPr>
+      <w:r>
+        <w:rPr>
+          <w:b/>
+          <w:bCs/>
+          <w:sz w:val="28"/>
+          <w:szCs w:val="28"/>
+        </w:rPr>
+        <w:lastRenderedPageBreak/>
+        <w:t xml:space="preserve">Proyecto:  Agente conversacional de BanCom para </w:t>
+      </w:r>
+      <w:r>
+        <w:rPr>
+          <w:b/>
+          <w:bCs/>
+        </w:rPr>
+        <w:t>Solicitud de Préstamo</w:t>
+      </w:r>
+      <w:r>
+        <w:rPr>
+          <w:b/>
+          <w:bCs/>
+        </w:rPr>
+        <w:t>s</w:t>
+      </w:r>
+    </w:p>
+    <w:p>
+      <w:pPr>
+        <w:spacing w:after="0" w:line="240" w:lineRule="auto"/>
+        <w:jc w:val="both"/>
+        <w:rPr>
+          <w:b/>
+          <w:bCs/>
+          <w:sz w:val="28"/>
+          <w:szCs w:val="28"/>
         </w:rPr>
       </w:pPr>
     </w:p>
@@ -62,7 +2108,7 @@
         </w:rPr>
         <w:t xml:space="preserve">Contenido del proyecto en: </w:t>
       </w:r>
-      <w:hyperlink r:id="rId5" w:history="1">
+      <w:hyperlink r:id="rId7" w:history="1">
         <w:r>
           <w:rPr>
             <w:rStyle w:val="Hipervnculo"/>
@@ -75,22 +2121,181 @@
     </w:p>
     <w:p>
       <w:pPr>
-        <w:spacing w:after="0"/>
+        <w:spacing w:after="0" w:line="240" w:lineRule="auto"/>
+        <w:rPr>
+          <w:sz w:val="20"/>
+          <w:szCs w:val="20"/>
+        </w:rPr>
+      </w:pPr>
+    </w:p>
+    <w:p>
+      <w:pPr>
+        <w:spacing w:after="0" w:line="240" w:lineRule="auto"/>
+        <w:rPr>
+          <w:sz w:val="20"/>
+          <w:szCs w:val="20"/>
+        </w:rPr>
+      </w:pPr>
+      <w:r>
+        <w:rPr>
+          <w:sz w:val="20"/>
+          <w:szCs w:val="20"/>
+        </w:rPr>
+        <w:t xml:space="preserve">Si deseamos probar el agente lo podemos hacer al </w:t>
+      </w:r>
+      <w:r>
         <w:rPr>
           <w:b/>
           <w:bCs/>
-        </w:rPr>
-      </w:pPr>
-    </w:p>
-    <w:p>
-      <w:pPr>
-        <w:pStyle w:val="Prrafodelista"/>
+          <w:sz w:val="20"/>
+          <w:szCs w:val="20"/>
+        </w:rPr>
+        <w:t>WhatsApp</w:t>
+      </w:r>
+      <w:r>
+        <w:rPr>
+          <w:sz w:val="20"/>
+          <w:szCs w:val="20"/>
+        </w:rPr>
+        <w:t xml:space="preserve"> al </w:t>
+      </w:r>
+      <w:proofErr w:type="spellStart"/>
+      <w:r>
+        <w:rPr>
+          <w:sz w:val="20"/>
+          <w:szCs w:val="20"/>
+        </w:rPr>
+        <w:t>sgte.</w:t>
+      </w:r>
+      <w:proofErr w:type="spellEnd"/>
+      <w:r>
+        <w:rPr>
+          <w:sz w:val="20"/>
+          <w:szCs w:val="20"/>
+        </w:rPr>
+        <w:t xml:space="preserve"> número de celular: +</w:t>
+      </w:r>
+      <w:r>
+        <w:rPr>
+          <w:b/>
+          <w:bCs/>
+          <w:sz w:val="20"/>
+          <w:szCs w:val="20"/>
+        </w:rPr>
+        <w:t>51 924 378 958</w:t>
+      </w:r>
+    </w:p>
+    <w:p>
+      <w:pPr>
+        <w:spacing w:after="0" w:line="240" w:lineRule="auto"/>
+        <w:rPr>
+          <w:sz w:val="20"/>
+          <w:szCs w:val="20"/>
+        </w:rPr>
+      </w:pPr>
+    </w:p>
+    <w:p>
+      <w:pPr>
+        <w:pStyle w:val="Ttulo1"/>
         <w:numPr>
           <w:ilvl w:val="0"/>
-          <w:numId w:val="14"/>
+          <w:numId w:val="33"/>
         </w:numPr>
-        <w:spacing w:after="0"/>
         <w:ind w:left="426" w:hanging="426"/>
+        <w:rPr>
+          <w:rFonts w:asciiTheme="minorHAnsi" w:hAnsiTheme="minorHAnsi"/>
+          <w:b/>
+          <w:bCs/>
+          <w:color w:val="auto"/>
+          <w:sz w:val="28"/>
+          <w:szCs w:val="28"/>
+        </w:rPr>
+      </w:pPr>
+      <w:bookmarkStart w:id="0" w:name="_Toc228561988"/>
+      <w:bookmarkStart w:id="1" w:name="_Toc228562683"/>
+      <w:r>
+        <w:rPr>
+          <w:rFonts w:asciiTheme="minorHAnsi" w:hAnsiTheme="minorHAnsi"/>
+          <w:b/>
+          <w:bCs/>
+          <w:color w:val="auto"/>
+          <w:sz w:val="28"/>
+          <w:szCs w:val="28"/>
+        </w:rPr>
+        <w:t>Descripción breve del producto:</w:t>
+      </w:r>
+      <w:bookmarkEnd w:id="0"/>
+      <w:bookmarkEnd w:id="1"/>
+      <w:r>
+        <w:rPr>
+          <w:rFonts w:asciiTheme="minorHAnsi" w:hAnsiTheme="minorHAnsi"/>
+          <w:b/>
+          <w:bCs/>
+          <w:color w:val="auto"/>
+          <w:sz w:val="28"/>
+          <w:szCs w:val="28"/>
+        </w:rPr>
+        <w:t xml:space="preserve"> </w:t>
+      </w:r>
+    </w:p>
+    <w:p>
+      <w:pPr>
+        <w:spacing w:after="0" w:line="240" w:lineRule="auto"/>
+        <w:jc w:val="both"/>
+      </w:pPr>
+      <w:r>
+        <w:t>El proyecto propone un asistente conversacional de BanCom que transforma la intención de solicitar un préstamo en un expediente digital completo, trazable y listo para evaluación</w:t>
+      </w:r>
+      <w:r>
+        <w:t xml:space="preserve"> utilizando </w:t>
+      </w:r>
+      <w:r>
+        <w:t>WhatsApp</w:t>
+      </w:r>
+      <w:r>
+        <w:t xml:space="preserve"> como interfase del cliente</w:t>
+      </w:r>
+      <w:r>
+        <w:t>. La inspiración nace de un problema operativo real del onboarding crediticio en banca peruana: solicitudes incompletas, validaciones manuales y dispersas, falta de guía al cliente y reprocesos internos. El enfoque de product-market fit se sustenta en resolver un dolor relevante del mercado, observar carencias de la competencia y diseñar una experiencia simple, útil y medible</w:t>
+      </w:r>
+    </w:p>
+    <w:p>
+      <w:pPr>
+        <w:pStyle w:val="Ttulo1"/>
+        <w:numPr>
+          <w:ilvl w:val="0"/>
+          <w:numId w:val="33"/>
+        </w:numPr>
+        <w:ind w:left="426" w:hanging="426"/>
+        <w:rPr>
+          <w:rFonts w:asciiTheme="minorHAnsi" w:hAnsiTheme="minorHAnsi"/>
+          <w:b/>
+          <w:bCs/>
+          <w:color w:val="auto"/>
+          <w:sz w:val="28"/>
+          <w:szCs w:val="28"/>
+        </w:rPr>
+      </w:pPr>
+      <w:bookmarkStart w:id="2" w:name="_Toc228561989"/>
+      <w:bookmarkStart w:id="3" w:name="_Toc228562684"/>
+      <w:r>
+        <w:rPr>
+          <w:rFonts w:asciiTheme="minorHAnsi" w:hAnsiTheme="minorHAnsi"/>
+          <w:b/>
+          <w:bCs/>
+          <w:color w:val="auto"/>
+          <w:sz w:val="28"/>
+          <w:szCs w:val="28"/>
+        </w:rPr>
+        <w:t>Fuentes de inspiración</w:t>
+      </w:r>
+      <w:bookmarkEnd w:id="2"/>
+      <w:bookmarkEnd w:id="3"/>
+    </w:p>
+    <w:p>
+      <w:pPr>
+        <w:spacing w:after="0" w:line="240" w:lineRule="auto"/>
+        <w:jc w:val="both"/>
         <w:rPr>
           <w:b/>
           <w:bCs/>
@@ -98,152 +2303,55 @@
           <w:szCs w:val="28"/>
         </w:rPr>
       </w:pPr>
-      <w:r>
-        <w:rPr>
+    </w:p>
+    <w:p>
+      <w:pPr>
+        <w:spacing w:after="0" w:line="240" w:lineRule="auto"/>
+        <w:ind w:left="567" w:hanging="567"/>
+        <w:jc w:val="both"/>
+      </w:pPr>
+      <w:bookmarkStart w:id="4" w:name="_Toc228561990"/>
+      <w:bookmarkStart w:id="5" w:name="_Toc228562685"/>
+      <w:r>
+        <w:rPr>
+          <w:rStyle w:val="Ttulo2Car"/>
+          <w:rFonts w:asciiTheme="minorHAnsi" w:hAnsiTheme="minorHAnsi"/>
           <w:b/>
           <w:bCs/>
-          <w:sz w:val="28"/>
-          <w:szCs w:val="28"/>
-        </w:rPr>
-        <w:t xml:space="preserve">Descripción breve del producto: </w:t>
-      </w:r>
-    </w:p>
-    <w:p>
-      <w:pPr>
-        <w:spacing w:after="0" w:line="240" w:lineRule="auto"/>
-        <w:jc w:val="both"/>
-      </w:pPr>
-      <w:r>
-        <w:t>El proyecto propone un asistente conversacional de BanCom que transforma la intención de solicitar un préstamo en un expediente digital completo, trazable y listo para evaluación</w:t>
-      </w:r>
-      <w:r>
-        <w:t xml:space="preserve"> utilizando </w:t>
-      </w:r>
-      <w:r>
-        <w:t>WhatsApp</w:t>
-      </w:r>
-      <w:r>
-        <w:t xml:space="preserve"> como interfase del cliente</w:t>
-      </w:r>
-      <w:r>
-        <w:t xml:space="preserve">. La inspiración nace de un problema operativo real del onboarding crediticio en banca peruana: solicitudes incompletas, validaciones manuales y dispersas, falta de guía al cliente y reprocesos internos. El enfoque de </w:t>
-      </w:r>
-      <w:proofErr w:type="spellStart"/>
-      <w:r>
-        <w:t>product-market</w:t>
-      </w:r>
-      <w:proofErr w:type="spellEnd"/>
-      <w:r>
-        <w:t xml:space="preserve"> </w:t>
-      </w:r>
-      <w:proofErr w:type="spellStart"/>
-      <w:r>
-        <w:t>fit</w:t>
-      </w:r>
-      <w:proofErr w:type="spellEnd"/>
-      <w:r>
-        <w:t xml:space="preserve"> se sustenta en resolver un dolor relevante del mercado, observar carencias de la competencia y diseñar una experiencia simple, útil y medible</w:t>
-      </w:r>
-    </w:p>
-    <w:p>
-      <w:pPr>
-        <w:spacing w:after="0" w:line="240" w:lineRule="auto"/>
-        <w:jc w:val="both"/>
-      </w:pPr>
-    </w:p>
-    <w:p>
-      <w:pPr>
-        <w:pStyle w:val="Prrafodelista"/>
-        <w:numPr>
-          <w:ilvl w:val="0"/>
-          <w:numId w:val="14"/>
-        </w:numPr>
-        <w:spacing w:after="0" w:line="240" w:lineRule="auto"/>
-        <w:ind w:left="426" w:hanging="426"/>
-        <w:jc w:val="both"/>
-        <w:rPr>
+          <w:color w:val="auto"/>
+          <w:sz w:val="24"/>
+          <w:szCs w:val="24"/>
+        </w:rPr>
+        <w:t xml:space="preserve">2.1 </w:t>
+      </w:r>
+      <w:r>
+        <w:rPr>
+          <w:rStyle w:val="Ttulo2Car"/>
+          <w:rFonts w:asciiTheme="minorHAnsi" w:hAnsiTheme="minorHAnsi"/>
           <w:b/>
           <w:bCs/>
-          <w:sz w:val="28"/>
-          <w:szCs w:val="28"/>
-        </w:rPr>
-      </w:pPr>
-      <w:r>
-        <w:rPr>
+          <w:color w:val="auto"/>
+          <w:sz w:val="24"/>
+          <w:szCs w:val="24"/>
+        </w:rPr>
+        <w:t>Ma</w:t>
+      </w:r>
+      <w:r>
+        <w:rPr>
+          <w:rStyle w:val="Ttulo2Car"/>
+          <w:rFonts w:asciiTheme="minorHAnsi" w:hAnsiTheme="minorHAnsi"/>
           <w:b/>
           <w:bCs/>
-          <w:sz w:val="28"/>
-          <w:szCs w:val="28"/>
-        </w:rPr>
-        <w:t>Fuentes de inspiración</w:t>
-      </w:r>
-    </w:p>
-    <w:p>
-      <w:pPr>
-        <w:spacing w:after="0" w:line="240" w:lineRule="auto"/>
-        <w:jc w:val="both"/>
-        <w:rPr>
-          <w:b/>
-          <w:bCs/>
-          <w:sz w:val="28"/>
-          <w:szCs w:val="28"/>
-        </w:rPr>
-      </w:pPr>
-    </w:p>
-    <w:p>
-      <w:pPr>
-        <w:spacing w:after="0" w:line="240" w:lineRule="auto"/>
-        <w:ind w:left="426" w:hanging="426"/>
-        <w:jc w:val="both"/>
-      </w:pPr>
-      <w:r>
-        <w:rPr>
-          <w:b/>
-          <w:bCs/>
-        </w:rPr>
-        <w:t>2</w:t>
-      </w:r>
-      <w:r>
-        <w:rPr>
-          <w:b/>
-          <w:bCs/>
-        </w:rPr>
-        <w:t>.1 Ma</w:t>
-      </w:r>
-      <w:r>
-        <w:rPr>
-          <w:b/>
-          <w:bCs/>
-        </w:rPr>
-        <w:t xml:space="preserve">rco conceptual de </w:t>
-      </w:r>
-      <w:proofErr w:type="spellStart"/>
-      <w:r>
-        <w:rPr>
-          <w:b/>
-          <w:bCs/>
-        </w:rPr>
-        <w:t>product-market</w:t>
-      </w:r>
-      <w:proofErr w:type="spellEnd"/>
-      <w:r>
-        <w:rPr>
-          <w:b/>
-          <w:bCs/>
-        </w:rPr>
-        <w:t xml:space="preserve"> </w:t>
-      </w:r>
-      <w:proofErr w:type="spellStart"/>
-      <w:r>
-        <w:rPr>
-          <w:b/>
-          <w:bCs/>
-        </w:rPr>
-        <w:t>fit</w:t>
-      </w:r>
-      <w:proofErr w:type="spellEnd"/>
-      <w:r>
-        <w:t>: identificación del problema, segmentación, evaluación competitiva y métricas de validación.</w:t>
+          <w:color w:val="auto"/>
+          <w:sz w:val="24"/>
+          <w:szCs w:val="24"/>
+        </w:rPr>
+        <w:t>rco conceptual de product-market fit:</w:t>
+      </w:r>
+      <w:bookmarkEnd w:id="4"/>
+      <w:bookmarkEnd w:id="5"/>
+      <w:r>
+        <w:t xml:space="preserve"> identificación del problema, segmentación, evaluación competitiva y métricas de validación.</w:t>
       </w:r>
     </w:p>
     <w:p>
@@ -590,7 +2698,11 @@
             </w:r>
             <w:proofErr w:type="spellEnd"/>
             <w:r>
-              <w:t xml:space="preserve"> documental, observaciones accionables, timeline y derivación estructurada.</w:t>
+              <w:t xml:space="preserve"> documental, observaciones </w:t>
+            </w:r>
+            <w:r>
+              <w:lastRenderedPageBreak/>
+              <w:t>accionables, timeline y derivación estructurada.</w:t>
             </w:r>
           </w:p>
         </w:tc>
@@ -604,6 +2716,7 @@
               <w:jc w:val="both"/>
             </w:pPr>
             <w:r>
+              <w:lastRenderedPageBreak/>
               <w:t>No compite solo como formulario digital, sino como experiencia asistida de principio a fin.</w:t>
             </w:r>
           </w:p>
@@ -622,28 +2735,46 @@
         <w:ind w:left="426" w:hanging="426"/>
         <w:jc w:val="both"/>
       </w:pPr>
-      <w:r>
-        <w:rPr>
+      <w:bookmarkStart w:id="6" w:name="_Toc228561991"/>
+      <w:bookmarkStart w:id="7" w:name="_Toc228562686"/>
+      <w:r>
+        <w:rPr>
+          <w:rStyle w:val="Ttulo2Car"/>
+          <w:rFonts w:asciiTheme="minorHAnsi" w:hAnsiTheme="minorHAnsi"/>
           <w:b/>
           <w:bCs/>
-        </w:rPr>
-        <w:lastRenderedPageBreak/>
+          <w:color w:val="auto"/>
+          <w:sz w:val="24"/>
+          <w:szCs w:val="24"/>
+        </w:rPr>
         <w:t>2</w:t>
       </w:r>
       <w:r>
         <w:rPr>
+          <w:rStyle w:val="Ttulo2Car"/>
+          <w:rFonts w:asciiTheme="minorHAnsi" w:hAnsiTheme="minorHAnsi"/>
           <w:b/>
           <w:bCs/>
+          <w:color w:val="auto"/>
+          <w:sz w:val="24"/>
+          <w:szCs w:val="24"/>
         </w:rPr>
         <w:t>.2 F</w:t>
       </w:r>
       <w:r>
         <w:rPr>
+          <w:rStyle w:val="Ttulo2Car"/>
+          <w:rFonts w:asciiTheme="minorHAnsi" w:hAnsiTheme="minorHAnsi"/>
           <w:b/>
           <w:bCs/>
+          <w:color w:val="auto"/>
+          <w:sz w:val="24"/>
+          <w:szCs w:val="24"/>
         </w:rPr>
         <w:t>ormular el problema principal:</w:t>
       </w:r>
+      <w:bookmarkEnd w:id="6"/>
+      <w:bookmarkEnd w:id="7"/>
       <w:r>
         <w:rPr>
           <w:b/>
@@ -1227,7 +3358,6 @@
         <w:jc w:val="both"/>
       </w:pPr>
       <w:r>
-        <w:lastRenderedPageBreak/>
         <w:t xml:space="preserve">El agente entrega </w:t>
       </w:r>
       <w:r>
@@ -1307,51 +3437,53 @@
     </w:p>
     <w:p>
       <w:pPr>
-        <w:spacing w:after="0" w:line="240" w:lineRule="auto"/>
-        <w:jc w:val="both"/>
-      </w:pPr>
-    </w:p>
-    <w:p>
-      <w:pPr>
-        <w:spacing w:after="0" w:line="240" w:lineRule="auto"/>
-        <w:ind w:left="426" w:hanging="426"/>
-        <w:jc w:val="both"/>
-        <w:rPr>
+        <w:pStyle w:val="Ttulo2"/>
+        <w:rPr>
+          <w:rFonts w:asciiTheme="minorHAnsi" w:hAnsiTheme="minorHAnsi"/>
           <w:b/>
           <w:bCs/>
-        </w:rPr>
-      </w:pPr>
-      <w:r>
-        <w:rPr>
+          <w:color w:val="auto"/>
+          <w:sz w:val="24"/>
+          <w:szCs w:val="24"/>
+        </w:rPr>
+      </w:pPr>
+      <w:bookmarkStart w:id="8" w:name="_Toc228561992"/>
+      <w:bookmarkStart w:id="9" w:name="_Toc228562687"/>
+      <w:r>
+        <w:rPr>
+          <w:rFonts w:asciiTheme="minorHAnsi" w:hAnsiTheme="minorHAnsi"/>
           <w:b/>
           <w:bCs/>
+          <w:color w:val="auto"/>
+          <w:sz w:val="24"/>
+          <w:szCs w:val="24"/>
         </w:rPr>
         <w:t>2</w:t>
       </w:r>
       <w:r>
         <w:rPr>
+          <w:rFonts w:asciiTheme="minorHAnsi" w:hAnsiTheme="minorHAnsi"/>
           <w:b/>
           <w:bCs/>
+          <w:color w:val="auto"/>
+          <w:sz w:val="24"/>
+          <w:szCs w:val="24"/>
         </w:rPr>
         <w:t xml:space="preserve">.3 </w:t>
       </w:r>
       <w:r>
         <w:rPr>
+          <w:rFonts w:asciiTheme="minorHAnsi" w:hAnsiTheme="minorHAnsi"/>
           <w:b/>
           <w:bCs/>
+          <w:color w:val="auto"/>
+          <w:sz w:val="24"/>
+          <w:szCs w:val="24"/>
         </w:rPr>
         <w:t>Matriz de oportunidad</w:t>
       </w:r>
-    </w:p>
-    <w:p>
-      <w:pPr>
-        <w:spacing w:after="0" w:line="240" w:lineRule="auto"/>
-        <w:jc w:val="both"/>
-        <w:rPr>
-          <w:b/>
-          <w:bCs/>
-        </w:rPr>
-      </w:pPr>
+      <w:bookmarkEnd w:id="8"/>
+      <w:bookmarkEnd w:id="9"/>
     </w:p>
     <w:tbl>
       <w:tblPr>
@@ -1522,46 +3654,29 @@
     </w:tbl>
     <w:p>
       <w:pPr>
-        <w:spacing w:after="0" w:line="240" w:lineRule="auto"/>
-        <w:jc w:val="both"/>
-        <w:rPr>
+        <w:pStyle w:val="Ttulo1"/>
+        <w:rPr>
+          <w:rFonts w:asciiTheme="minorHAnsi" w:hAnsiTheme="minorHAnsi"/>
           <w:b/>
           <w:bCs/>
-        </w:rPr>
-      </w:pPr>
-    </w:p>
-    <w:p>
-      <w:pPr>
-        <w:spacing w:after="0" w:line="240" w:lineRule="auto"/>
-        <w:jc w:val="both"/>
-        <w:rPr>
+          <w:color w:val="auto"/>
+          <w:sz w:val="28"/>
+          <w:szCs w:val="28"/>
+        </w:rPr>
+      </w:pPr>
+      <w:bookmarkStart w:id="10" w:name="_Toc228562688"/>
+      <w:r>
+        <w:rPr>
+          <w:rFonts w:asciiTheme="minorHAnsi" w:hAnsiTheme="minorHAnsi"/>
           <w:b/>
           <w:bCs/>
+          <w:color w:val="auto"/>
           <w:sz w:val="28"/>
           <w:szCs w:val="28"/>
         </w:rPr>
-      </w:pPr>
-      <w:r>
-        <w:rPr>
-          <w:b/>
-          <w:bCs/>
-          <w:sz w:val="28"/>
-          <w:szCs w:val="28"/>
-        </w:rPr>
         <w:t>3. Problema principal y oportunidad de mercado</w:t>
       </w:r>
-    </w:p>
-    <w:p>
-      <w:pPr>
-        <w:spacing w:after="0" w:line="240" w:lineRule="auto"/>
-        <w:jc w:val="both"/>
-        <w:rPr>
-          <w:b/>
-          <w:bCs/>
-          <w:sz w:val="28"/>
-          <w:szCs w:val="28"/>
-        </w:rPr>
-      </w:pPr>
+      <w:bookmarkEnd w:id="10"/>
     </w:p>
     <w:p>
       <w:pPr>
@@ -1792,13 +3907,32 @@
         <w:t xml:space="preserve">WhatsApp </w:t>
       </w:r>
       <w:r>
-        <w:t xml:space="preserve"> y esperan una atención ágil, guiada y entendible, sin fricción y sin sentir que están llenando un formulario tradicional.</w:t>
+        <w:t>y</w:t>
+      </w:r>
+      <w:r>
+        <w:t xml:space="preserve"> esperan una atención ágil, guiada y entendible, sin fricción y sin sentir que están llenando un formulario tradicional.</w:t>
       </w:r>
     </w:p>
     <w:p>
       <w:pPr>
         <w:spacing w:after="0" w:line="240" w:lineRule="auto"/>
         <w:ind w:firstLine="567"/>
+        <w:jc w:val="both"/>
+        <w:rPr>
+          <w:b/>
+          <w:bCs/>
+        </w:rPr>
+      </w:pPr>
+    </w:p>
+    <w:p>
+      <w:pPr>
+        <w:pStyle w:val="Prrafodelista"/>
+        <w:numPr>
+          <w:ilvl w:val="0"/>
+          <w:numId w:val="37"/>
+        </w:numPr>
+        <w:spacing w:after="0" w:line="240" w:lineRule="auto"/>
+        <w:ind w:left="567" w:hanging="283"/>
         <w:jc w:val="both"/>
       </w:pPr>
       <w:r>
@@ -1822,6 +3956,7 @@
         <w:ind w:left="851" w:hanging="284"/>
       </w:pPr>
       <w:r>
+        <w:lastRenderedPageBreak/>
         <w:t>Profesional</w:t>
       </w:r>
     </w:p>
@@ -1854,7 +3989,6 @@
         <w:ind w:left="851" w:hanging="284"/>
       </w:pPr>
       <w:r>
-        <w:lastRenderedPageBreak/>
         <w:t>Claro</w:t>
       </w:r>
     </w:p>
@@ -2181,18 +4315,23 @@
     </w:p>
     <w:p>
       <w:pPr>
-        <w:spacing w:after="0"/>
-        <w:rPr>
+        <w:pStyle w:val="Ttulo1"/>
+        <w:rPr>
+          <w:rFonts w:asciiTheme="minorHAnsi" w:hAnsiTheme="minorHAnsi"/>
           <w:b/>
           <w:bCs/>
+          <w:color w:val="auto"/>
           <w:sz w:val="28"/>
           <w:szCs w:val="28"/>
         </w:rPr>
       </w:pPr>
-      <w:r>
-        <w:rPr>
+      <w:bookmarkStart w:id="11" w:name="_Toc228562689"/>
+      <w:r>
+        <w:rPr>
+          <w:rFonts w:asciiTheme="minorHAnsi" w:hAnsiTheme="minorHAnsi"/>
           <w:b/>
           <w:bCs/>
+          <w:color w:val="auto"/>
           <w:sz w:val="28"/>
           <w:szCs w:val="28"/>
         </w:rPr>
@@ -2200,8 +4339,10 @@
       </w:r>
       <w:r>
         <w:rPr>
+          <w:rFonts w:asciiTheme="minorHAnsi" w:hAnsiTheme="minorHAnsi"/>
           <w:b/>
           <w:bCs/>
+          <w:color w:val="auto"/>
           <w:sz w:val="28"/>
           <w:szCs w:val="28"/>
         </w:rPr>
@@ -2209,23 +4350,32 @@
       </w:r>
       <w:r>
         <w:rPr>
+          <w:rFonts w:asciiTheme="minorHAnsi" w:hAnsiTheme="minorHAnsi"/>
           <w:b/>
           <w:bCs/>
+          <w:color w:val="auto"/>
           <w:sz w:val="28"/>
           <w:szCs w:val="28"/>
         </w:rPr>
-        <w:t xml:space="preserve"> del proyecto </w:t>
+        <w:t xml:space="preserve"> del proyecto</w:t>
+      </w:r>
+      <w:bookmarkEnd w:id="11"/>
+      <w:r>
+        <w:rPr>
+          <w:rFonts w:asciiTheme="minorHAnsi" w:hAnsiTheme="minorHAnsi"/>
+          <w:b/>
+          <w:bCs/>
+          <w:color w:val="auto"/>
+          <w:sz w:val="28"/>
+          <w:szCs w:val="28"/>
+        </w:rPr>
+        <w:t xml:space="preserve"> </w:t>
       </w:r>
     </w:p>
     <w:p>
       <w:pPr>
         <w:spacing w:after="0"/>
-        <w:jc w:val="both"/>
-      </w:pPr>
-    </w:p>
-    <w:p>
-      <w:pPr>
-        <w:spacing w:after="0"/>
+        <w:ind w:left="284"/>
         <w:jc w:val="both"/>
       </w:pPr>
       <w:r>
@@ -2258,7 +4408,7 @@
           <w:tab w:val="clear" w:pos="720"/>
         </w:tabs>
         <w:spacing w:after="0"/>
-        <w:ind w:left="284" w:hanging="284"/>
+        <w:ind w:left="284" w:firstLine="0"/>
         <w:jc w:val="both"/>
       </w:pPr>
       <w:r>
@@ -2278,7 +4428,7 @@
           <w:tab w:val="clear" w:pos="720"/>
         </w:tabs>
         <w:spacing w:after="0"/>
-        <w:ind w:left="284" w:hanging="284"/>
+        <w:ind w:left="284" w:firstLine="0"/>
         <w:jc w:val="both"/>
       </w:pPr>
       <w:r>
@@ -2298,7 +4448,7 @@
           <w:tab w:val="clear" w:pos="720"/>
         </w:tabs>
         <w:spacing w:after="0"/>
-        <w:ind w:left="284" w:hanging="284"/>
+        <w:ind w:left="284" w:firstLine="0"/>
         <w:jc w:val="both"/>
       </w:pPr>
       <w:r>
@@ -2318,7 +4468,7 @@
           <w:tab w:val="clear" w:pos="720"/>
         </w:tabs>
         <w:spacing w:after="0"/>
-        <w:ind w:left="284" w:hanging="284"/>
+        <w:ind w:left="284" w:firstLine="0"/>
         <w:jc w:val="both"/>
       </w:pPr>
       <w:r>
@@ -2338,7 +4488,7 @@
           <w:tab w:val="clear" w:pos="720"/>
         </w:tabs>
         <w:spacing w:after="0"/>
-        <w:ind w:left="284" w:hanging="284"/>
+        <w:ind w:left="284" w:firstLine="0"/>
         <w:jc w:val="both"/>
       </w:pPr>
       <w:r>
@@ -2361,7 +4511,7 @@
           <w:tab w:val="clear" w:pos="720"/>
         </w:tabs>
         <w:spacing w:after="0"/>
-        <w:ind w:left="284" w:hanging="284"/>
+        <w:ind w:left="284" w:firstLine="0"/>
         <w:jc w:val="both"/>
       </w:pPr>
       <w:r>
@@ -2389,43 +4539,40 @@
     </w:p>
     <w:p>
       <w:pPr>
-        <w:spacing w:after="0" w:line="240" w:lineRule="auto"/>
-        <w:jc w:val="both"/>
-        <w:rPr>
+        <w:pStyle w:val="Ttulo1"/>
+        <w:rPr>
+          <w:rFonts w:asciiTheme="minorHAnsi" w:hAnsiTheme="minorHAnsi"/>
           <w:b/>
           <w:bCs/>
-        </w:rPr>
-      </w:pPr>
-    </w:p>
-    <w:p>
-      <w:pPr>
-        <w:spacing w:after="0" w:line="240" w:lineRule="auto"/>
-        <w:jc w:val="both"/>
-        <w:rPr>
+          <w:color w:val="auto"/>
+          <w:sz w:val="28"/>
+          <w:szCs w:val="28"/>
+        </w:rPr>
+      </w:pPr>
+      <w:bookmarkStart w:id="12" w:name="_Toc228562690"/>
+      <w:r>
+        <w:rPr>
+          <w:rFonts w:asciiTheme="minorHAnsi" w:hAnsiTheme="minorHAnsi"/>
           <w:b/>
           <w:bCs/>
+          <w:color w:val="auto"/>
           <w:sz w:val="28"/>
           <w:szCs w:val="28"/>
         </w:rPr>
-      </w:pPr>
-      <w:r>
-        <w:rPr>
+        <w:t>5</w:t>
+      </w:r>
+      <w:r>
+        <w:rPr>
+          <w:rFonts w:asciiTheme="minorHAnsi" w:hAnsiTheme="minorHAnsi"/>
           <w:b/>
           <w:bCs/>
+          <w:color w:val="auto"/>
           <w:sz w:val="28"/>
           <w:szCs w:val="28"/>
         </w:rPr>
-        <w:t>5</w:t>
-      </w:r>
-      <w:r>
-        <w:rPr>
-          <w:b/>
-          <w:bCs/>
-          <w:sz w:val="28"/>
-          <w:szCs w:val="28"/>
-        </w:rPr>
         <w:t>. Fichas del público objetivo</w:t>
       </w:r>
+      <w:bookmarkEnd w:id="12"/>
     </w:p>
     <w:p>
       <w:pPr>
@@ -2567,6 +4714,7 @@
               <w:jc w:val="both"/>
             </w:pPr>
             <w:r>
+              <w:lastRenderedPageBreak/>
               <w:t>Necesidad</w:t>
             </w:r>
           </w:p>
@@ -2597,7 +4745,6 @@
               <w:jc w:val="both"/>
             </w:pPr>
             <w:r>
-              <w:lastRenderedPageBreak/>
               <w:t>Dolores</w:t>
             </w:r>
           </w:p>
@@ -2937,87 +5084,62 @@
     </w:tbl>
     <w:p>
       <w:pPr>
-        <w:pStyle w:val="Prrafodelista"/>
-        <w:spacing w:after="0" w:line="240" w:lineRule="auto"/>
-        <w:ind w:left="284"/>
-        <w:jc w:val="both"/>
-        <w:rPr>
+        <w:pStyle w:val="Ttulo1"/>
+        <w:rPr>
+          <w:rFonts w:asciiTheme="minorHAnsi" w:hAnsiTheme="minorHAnsi"/>
           <w:b/>
           <w:bCs/>
+          <w:color w:val="auto"/>
           <w:sz w:val="28"/>
           <w:szCs w:val="28"/>
         </w:rPr>
       </w:pPr>
-    </w:p>
-    <w:p>
-      <w:pPr>
-        <w:pStyle w:val="Prrafodelista"/>
-        <w:spacing w:after="0" w:line="240" w:lineRule="auto"/>
-        <w:ind w:left="284"/>
-        <w:jc w:val="both"/>
-        <w:rPr>
+      <w:bookmarkStart w:id="13" w:name="_Toc228562691"/>
+      <w:r>
+        <w:rPr>
+          <w:rFonts w:asciiTheme="minorHAnsi" w:hAnsiTheme="minorHAnsi"/>
           <w:b/>
           <w:bCs/>
+          <w:color w:val="auto"/>
           <w:sz w:val="28"/>
           <w:szCs w:val="28"/>
         </w:rPr>
-      </w:pPr>
-    </w:p>
-    <w:p>
-      <w:pPr>
-        <w:pStyle w:val="Prrafodelista"/>
-        <w:numPr>
-          <w:ilvl w:val="0"/>
-          <w:numId w:val="13"/>
-        </w:numPr>
-        <w:spacing w:after="0" w:line="240" w:lineRule="auto"/>
-        <w:ind w:left="284" w:hanging="284"/>
-        <w:jc w:val="both"/>
-        <w:rPr>
+        <w:t>6. Benchmarking competitivo</w:t>
+      </w:r>
+      <w:r>
+        <w:rPr>
+          <w:rFonts w:asciiTheme="minorHAnsi" w:hAnsiTheme="minorHAnsi"/>
           <w:b/>
           <w:bCs/>
+          <w:color w:val="auto"/>
           <w:sz w:val="28"/>
           <w:szCs w:val="28"/>
         </w:rPr>
-      </w:pPr>
-      <w:proofErr w:type="spellStart"/>
-      <w:r>
-        <w:rPr>
+        <w:t xml:space="preserve"> - </w:t>
+      </w:r>
+      <w:r>
+        <w:rPr>
+          <w:rFonts w:asciiTheme="minorHAnsi" w:hAnsiTheme="minorHAnsi"/>
           <w:b/>
           <w:bCs/>
+          <w:color w:val="auto"/>
           <w:sz w:val="28"/>
           <w:szCs w:val="28"/>
         </w:rPr>
-        <w:t>Benchmark</w:t>
-      </w:r>
-      <w:proofErr w:type="spellEnd"/>
-      <w:r>
-        <w:rPr>
+        <w:t>B</w:t>
+      </w:r>
+      <w:r>
+        <w:rPr>
+          <w:rFonts w:asciiTheme="minorHAnsi" w:hAnsiTheme="minorHAnsi"/>
           <w:b/>
           <w:bCs/>
+          <w:color w:val="auto"/>
           <w:sz w:val="28"/>
           <w:szCs w:val="28"/>
         </w:rPr>
-        <w:t xml:space="preserve"> competitivo - </w:t>
-      </w:r>
-      <w:r>
-        <w:rPr>
-          <w:b/>
-          <w:bCs/>
-          <w:sz w:val="28"/>
-          <w:szCs w:val="28"/>
-        </w:rPr>
-        <w:t>B</w:t>
-      </w:r>
-      <w:r>
-        <w:rPr>
-          <w:b/>
-          <w:bCs/>
-          <w:sz w:val="28"/>
-          <w:szCs w:val="28"/>
-        </w:rPr>
         <w:t>anca peruana</w:t>
       </w:r>
+      <w:bookmarkEnd w:id="13"/>
     </w:p>
     <w:p>
       <w:pPr>
@@ -3230,7 +5352,15 @@
               <w:jc w:val="both"/>
             </w:pPr>
             <w:r>
-              <w:t>Préstamo personal 100% online y préstamo digital negocio desde la app, con foco en velocidad y experiencia unificada.</w:t>
+              <w:t xml:space="preserve">Préstamo personal 100% online y préstamo digital negocio desde la </w:t>
+            </w:r>
+            <w:proofErr w:type="gramStart"/>
+            <w:r>
+              <w:t>app</w:t>
+            </w:r>
+            <w:proofErr w:type="gramEnd"/>
+            <w:r>
+              <w:t>, con foco en velocidad y experiencia unificada.</w:t>
             </w:r>
           </w:p>
         </w:tc>
@@ -3252,7 +5382,15 @@
             </w:r>
             <w:proofErr w:type="spellEnd"/>
             <w:r>
-              <w:t xml:space="preserve"> y app madura.</w:t>
+              <w:t xml:space="preserve"> y </w:t>
+            </w:r>
+            <w:proofErr w:type="gramStart"/>
+            <w:r>
+              <w:t>app</w:t>
+            </w:r>
+            <w:proofErr w:type="gramEnd"/>
+            <w:r>
+              <w:t xml:space="preserve"> madura.</w:t>
             </w:r>
           </w:p>
         </w:tc>
@@ -3349,62 +5487,41 @@
     </w:tbl>
     <w:p>
       <w:pPr>
-        <w:spacing w:after="0" w:line="240" w:lineRule="auto"/>
-        <w:jc w:val="both"/>
-        <w:rPr>
+        <w:pStyle w:val="Ttulo1"/>
+        <w:rPr>
+          <w:rFonts w:asciiTheme="minorHAnsi" w:hAnsiTheme="minorHAnsi"/>
           <w:b/>
           <w:bCs/>
-        </w:rPr>
-      </w:pPr>
-    </w:p>
-    <w:p>
-      <w:pPr>
-        <w:pStyle w:val="Prrafodelista"/>
-        <w:numPr>
-          <w:ilvl w:val="0"/>
-          <w:numId w:val="13"/>
-        </w:numPr>
-        <w:spacing w:after="0" w:line="240" w:lineRule="auto"/>
-        <w:ind w:left="284" w:hanging="284"/>
-        <w:jc w:val="both"/>
-        <w:rPr>
+          <w:color w:val="auto"/>
+          <w:sz w:val="28"/>
+          <w:szCs w:val="28"/>
+        </w:rPr>
+      </w:pPr>
+      <w:bookmarkStart w:id="14" w:name="_Toc228562692"/>
+      <w:r>
+        <w:rPr>
+          <w:rFonts w:asciiTheme="minorHAnsi" w:hAnsiTheme="minorHAnsi"/>
           <w:b/>
           <w:bCs/>
+          <w:color w:val="auto"/>
           <w:sz w:val="28"/>
           <w:szCs w:val="28"/>
         </w:rPr>
-      </w:pPr>
-      <w:proofErr w:type="spellStart"/>
-      <w:r>
-        <w:rPr>
+        <w:lastRenderedPageBreak/>
+        <w:t xml:space="preserve">7.  </w:t>
+      </w:r>
+      <w:r>
+        <w:rPr>
+          <w:rFonts w:asciiTheme="minorHAnsi" w:hAnsiTheme="minorHAnsi"/>
           <w:b/>
           <w:bCs/>
+          <w:color w:val="auto"/>
           <w:sz w:val="28"/>
           <w:szCs w:val="28"/>
         </w:rPr>
-        <w:t>Insights</w:t>
-      </w:r>
-      <w:proofErr w:type="spellEnd"/>
-      <w:r>
-        <w:rPr>
-          <w:b/>
-          <w:bCs/>
-          <w:sz w:val="28"/>
-          <w:szCs w:val="28"/>
-        </w:rPr>
-        <w:t xml:space="preserve"> clave y oportunidades de diferenciación</w:t>
-      </w:r>
-    </w:p>
-    <w:p>
-      <w:pPr>
-        <w:pStyle w:val="Prrafodelista"/>
-        <w:spacing w:after="0" w:line="240" w:lineRule="auto"/>
-        <w:jc w:val="both"/>
-        <w:rPr>
-          <w:b/>
-          <w:bCs/>
-        </w:rPr>
-      </w:pPr>
+        <w:t>Insights clave y oportunidades de diferenciación</w:t>
+      </w:r>
+      <w:bookmarkEnd w:id="14"/>
     </w:p>
     <w:p>
       <w:pPr>
@@ -3605,78 +5722,58 @@
         <w:jc w:val="both"/>
       </w:pPr>
       <w:r>
-        <w:t xml:space="preserve">Base clara para medir </w:t>
+        <w:t xml:space="preserve">Base clara para medir product-market fit con métricas como expedientes completos, conversión, abandono, tiempo de ciclo y </w:t>
       </w:r>
       <w:proofErr w:type="spellStart"/>
       <w:r>
-        <w:t>product-market</w:t>
+        <w:t>feedback</w:t>
       </w:r>
       <w:proofErr w:type="spellEnd"/>
       <w:r>
-        <w:t xml:space="preserve"> </w:t>
-      </w:r>
-      <w:proofErr w:type="spellStart"/>
-      <w:r>
-        <w:t>fit</w:t>
-      </w:r>
-      <w:proofErr w:type="spellEnd"/>
-      <w:r>
-        <w:t xml:space="preserve"> con métricas como expedientes completos, conversión, abandono, tiempo de ciclo y </w:t>
-      </w:r>
-      <w:proofErr w:type="spellStart"/>
-      <w:r>
-        <w:t>feedback</w:t>
-      </w:r>
-      <w:proofErr w:type="spellEnd"/>
-      <w:r>
         <w:t xml:space="preserve"> positivo.</w:t>
       </w:r>
     </w:p>
     <w:p>
       <w:pPr>
-        <w:spacing w:after="0" w:line="240" w:lineRule="auto"/>
-        <w:jc w:val="both"/>
-      </w:pPr>
-    </w:p>
-    <w:p>
-      <w:pPr>
-        <w:spacing w:after="0" w:line="240" w:lineRule="auto"/>
-        <w:jc w:val="both"/>
-      </w:pPr>
-    </w:p>
-    <w:p>
-      <w:pPr>
-        <w:pStyle w:val="Prrafodelista"/>
+        <w:pStyle w:val="Ttulo1"/>
         <w:numPr>
-          <w:ilvl w:val="0"/>
-          <w:numId w:val="13"/>
+          <w:ilvl w:val="1"/>
+          <w:numId w:val="22"/>
         </w:numPr>
-        <w:spacing w:after="0" w:line="240" w:lineRule="auto"/>
         <w:ind w:left="284" w:hanging="284"/>
-        <w:jc w:val="both"/>
-        <w:rPr>
+        <w:rPr>
+          <w:rFonts w:asciiTheme="minorHAnsi" w:hAnsiTheme="minorHAnsi"/>
           <w:b/>
           <w:bCs/>
+          <w:color w:val="auto"/>
           <w:sz w:val="28"/>
           <w:szCs w:val="28"/>
         </w:rPr>
       </w:pPr>
-      <w:r>
-        <w:rPr>
+      <w:bookmarkStart w:id="15" w:name="_Toc228562693"/>
+      <w:r>
+        <w:rPr>
+          <w:rFonts w:asciiTheme="minorHAnsi" w:hAnsiTheme="minorHAnsi"/>
           <w:b/>
           <w:bCs/>
+          <w:color w:val="auto"/>
           <w:sz w:val="28"/>
           <w:szCs w:val="28"/>
         </w:rPr>
-        <w:t xml:space="preserve">Arquitectura del agente </w:t>
-      </w:r>
-    </w:p>
-    <w:p>
-      <w:pPr>
-        <w:rPr>
-          <w:rFonts w:ascii="Cambria Math" w:hAnsi="Cambria Math" w:cs="Cambria Math"/>
-        </w:rPr>
-      </w:pPr>
+        <w:t>Arquitectura del agente</w:t>
+      </w:r>
+      <w:bookmarkEnd w:id="15"/>
+      <w:r>
+        <w:rPr>
+          <w:rFonts w:asciiTheme="minorHAnsi" w:hAnsiTheme="minorHAnsi"/>
+          <w:b/>
+          <w:bCs/>
+          <w:color w:val="auto"/>
+          <w:sz w:val="28"/>
+          <w:szCs w:val="28"/>
+        </w:rPr>
+        <w:t xml:space="preserve"> </w:t>
+      </w:r>
     </w:p>
     <w:p>
       <w:pPr>
@@ -3911,7 +6008,15 @@
       </w:r>
       <w:proofErr w:type="spellEnd"/>
       <w:r>
-        <w:t xml:space="preserve"> y controles de seguridad; además, ejecutivos en el loop para excepciones.</w:t>
+        <w:t xml:space="preserve"> y controles de seguridad; además, ejecutivos en el </w:t>
+      </w:r>
+      <w:proofErr w:type="spellStart"/>
+      <w:r>
+        <w:t>loop</w:t>
+      </w:r>
+      <w:proofErr w:type="spellEnd"/>
+      <w:r>
+        <w:t xml:space="preserve"> para excepciones.</w:t>
       </w:r>
     </w:p>
     <w:p>
@@ -3961,7 +6066,6 @@
         <w:rPr>
           <w:rFonts w:ascii="Cambria Math" w:hAnsi="Cambria Math" w:cs="Cambria Math"/>
         </w:rPr>
-        <w:lastRenderedPageBreak/>
         <w:t>𝐌𝐕𝐏</w:t>
       </w:r>
       <w:r>
@@ -4026,10 +6130,7 @@
         <w:jc w:val="both"/>
       </w:pPr>
       <w:r>
-        <w:br/>
-      </w:r>
-      <w:r>
-        <w:br/>
+        <w:lastRenderedPageBreak/>
         <w:t xml:space="preserve">La propuesta </w:t>
       </w:r>
       <w:r>
@@ -4138,10 +6239,18 @@
         <w:t>, invocando agentes especializados (documental, KYC</w:t>
       </w:r>
       <w:r>
-        <w:t>/C</w:t>
-      </w:r>
-      <w:r>
-        <w:t xml:space="preserve">ompliance, </w:t>
+        <w:t>/</w:t>
+      </w:r>
+      <w:proofErr w:type="spellStart"/>
+      <w:r>
+        <w:t>C</w:t>
+      </w:r>
+      <w:r>
+        <w:t>ompliance</w:t>
+      </w:r>
+      <w:proofErr w:type="spellEnd"/>
+      <w:r>
+        <w:t xml:space="preserve">, </w:t>
       </w:r>
       <w:r>
         <w:t xml:space="preserve">Buró, RENIEC, repositorio documental, CRM, RRHH (convenios), </w:t>
@@ -4166,9 +6275,9 @@
           <w:noProof/>
         </w:rPr>
         <w:drawing>
-          <wp:inline distT="0" distB="0" distL="0" distR="0" wp14:anchorId="7A31B2C2" wp14:editId="5FA3BBEE">
-            <wp:extent cx="5612130" cy="6119495"/>
-            <wp:effectExtent l="0" t="0" r="7620" b="0"/>
+          <wp:inline distT="0" distB="0" distL="0" distR="0" wp14:anchorId="7A31B2C2" wp14:editId="7007B56C">
+            <wp:extent cx="5887583" cy="6419850"/>
+            <wp:effectExtent l="19050" t="19050" r="18415" b="19050"/>
             <wp:docPr id="441165507" name="Imagen 1" descr="No hay descripción alternativa para esta imagen"/>
             <wp:cNvGraphicFramePr>
               <a:graphicFrameLocks xmlns:a="http://schemas.openxmlformats.org/drawingml/2006/main" noChangeAspect="1"/>
@@ -4183,7 +6292,7 @@
                     </pic:cNvPicPr>
                   </pic:nvPicPr>
                   <pic:blipFill>
-                    <a:blip r:embed="rId6">
+                    <a:blip r:embed="rId8">
                       <a:extLst>
                         <a:ext uri="{28A0092B-C50C-407E-A947-70E740481C1C}">
                           <a14:useLocalDpi xmlns:a14="http://schemas.microsoft.com/office/drawing/2010/main" val="0"/>
@@ -4198,14 +6307,16 @@
                   <pic:spPr bwMode="auto">
                     <a:xfrm>
                       <a:off x="0" y="0"/>
-                      <a:ext cx="5612130" cy="6119495"/>
+                      <a:ext cx="5895216" cy="6428173"/>
                     </a:xfrm>
                     <a:prstGeom prst="rect">
                       <a:avLst/>
                     </a:prstGeom>
                     <a:noFill/>
                     <a:ln>
-                      <a:noFill/>
+                      <a:solidFill>
+                        <a:schemeClr val="tx1"/>
+                      </a:solidFill>
                     </a:ln>
                   </pic:spPr>
                 </pic:pic>
@@ -4217,140 +6328,75 @@
     </w:p>
     <w:p>
       <w:pPr>
-        <w:jc w:val="center"/>
-      </w:pPr>
-    </w:p>
-    <w:p>
-      <w:pPr>
-        <w:spacing w:after="0" w:line="240" w:lineRule="auto"/>
-        <w:jc w:val="both"/>
-      </w:pPr>
-    </w:p>
-    <w:p>
-      <w:pPr>
-        <w:spacing w:after="0" w:line="240" w:lineRule="auto"/>
-        <w:jc w:val="both"/>
-      </w:pPr>
-    </w:p>
-    <w:p>
-      <w:pPr>
-        <w:spacing w:after="0" w:line="240" w:lineRule="auto"/>
-        <w:jc w:val="both"/>
-      </w:pPr>
-    </w:p>
-    <w:p>
-      <w:pPr>
-        <w:spacing w:after="0" w:line="240" w:lineRule="auto"/>
-        <w:jc w:val="both"/>
-      </w:pPr>
-    </w:p>
-    <w:p>
-      <w:pPr>
-        <w:spacing w:after="0" w:line="240" w:lineRule="auto"/>
-        <w:jc w:val="both"/>
-      </w:pPr>
-    </w:p>
-    <w:p>
-      <w:pPr>
-        <w:spacing w:after="0" w:line="240" w:lineRule="auto"/>
-        <w:jc w:val="both"/>
-      </w:pPr>
-    </w:p>
-    <w:p>
-      <w:pPr>
-        <w:spacing w:after="0" w:line="240" w:lineRule="auto"/>
-        <w:jc w:val="both"/>
-      </w:pPr>
-    </w:p>
-    <w:p>
-      <w:pPr>
-        <w:pStyle w:val="Prrafodelista"/>
-        <w:numPr>
-          <w:ilvl w:val="0"/>
-          <w:numId w:val="13"/>
-        </w:numPr>
-        <w:spacing w:after="0" w:line="240" w:lineRule="auto"/>
-        <w:ind w:left="284" w:hanging="284"/>
-        <w:jc w:val="both"/>
-        <w:rPr>
+        <w:pStyle w:val="Ttulo"/>
+        <w:ind w:left="284"/>
+        <w:rPr>
+          <w:rFonts w:asciiTheme="minorHAnsi" w:hAnsiTheme="minorHAnsi"/>
           <w:b/>
           <w:bCs/>
           <w:sz w:val="28"/>
           <w:szCs w:val="28"/>
         </w:rPr>
       </w:pPr>
-      <w:r>
-        <w:rPr>
+    </w:p>
+    <w:p>
+      <w:pPr>
+        <w:pStyle w:val="Ttulo1"/>
+        <w:numPr>
+          <w:ilvl w:val="1"/>
+          <w:numId w:val="22"/>
+        </w:numPr>
+        <w:ind w:left="284" w:hanging="284"/>
+        <w:rPr>
+          <w:rFonts w:asciiTheme="minorHAnsi" w:hAnsiTheme="minorHAnsi"/>
           <w:b/>
           <w:bCs/>
+          <w:color w:val="auto"/>
           <w:sz w:val="28"/>
           <w:szCs w:val="28"/>
         </w:rPr>
-        <w:t>Dise</w:t>
-      </w:r>
-      <w:r>
-        <w:rPr>
-          <w:rFonts w:hint="eastAsia"/>
+      </w:pPr>
+      <w:bookmarkStart w:id="16" w:name="_Toc228562694"/>
+      <w:r>
+        <w:rPr>
+          <w:rFonts w:asciiTheme="minorHAnsi" w:hAnsiTheme="minorHAnsi"/>
           <w:b/>
           <w:bCs/>
+          <w:color w:val="auto"/>
           <w:sz w:val="28"/>
           <w:szCs w:val="28"/>
         </w:rPr>
-        <w:t>ñ</w:t>
-      </w:r>
-      <w:r>
-        <w:rPr>
+        <w:lastRenderedPageBreak/>
+        <w:t>Diseño de la validación y estrategia de lanzamiento de</w:t>
+      </w:r>
+      <w:r>
+        <w:rPr>
+          <w:rFonts w:asciiTheme="minorHAnsi" w:hAnsiTheme="minorHAnsi"/>
           <w:b/>
           <w:bCs/>
+          <w:color w:val="auto"/>
           <w:sz w:val="28"/>
           <w:szCs w:val="28"/>
         </w:rPr>
-        <w:t>o de la validaci</w:t>
-      </w:r>
-      <w:r>
-        <w:rPr>
-          <w:rFonts w:hint="eastAsia"/>
+        <w:t>l agente</w:t>
+      </w:r>
+      <w:bookmarkEnd w:id="16"/>
+      <w:r>
+        <w:rPr>
+          <w:rFonts w:asciiTheme="minorHAnsi" w:hAnsiTheme="minorHAnsi"/>
           <w:b/>
           <w:bCs/>
+          <w:color w:val="auto"/>
           <w:sz w:val="28"/>
           <w:szCs w:val="28"/>
         </w:rPr>
-        <w:t>ó</w:t>
-      </w:r>
-      <w:r>
-        <w:rPr>
-          <w:b/>
-          <w:bCs/>
-          <w:sz w:val="28"/>
-          <w:szCs w:val="28"/>
-        </w:rPr>
-        <w:t>n y estrategia de lanzamiento de</w:t>
-      </w:r>
-      <w:r>
-        <w:rPr>
-          <w:b/>
-          <w:bCs/>
-          <w:sz w:val="28"/>
-          <w:szCs w:val="28"/>
-        </w:rPr>
-        <w:t xml:space="preserve">l agente </w:t>
-      </w:r>
-    </w:p>
-    <w:p>
-      <w:pPr>
-        <w:spacing w:after="0" w:line="240" w:lineRule="auto"/>
-        <w:jc w:val="both"/>
-        <w:rPr>
-          <w:b/>
-          <w:bCs/>
-          <w:sz w:val="28"/>
-          <w:szCs w:val="28"/>
-        </w:rPr>
-      </w:pPr>
+        <w:t xml:space="preserve"> </w:t>
+      </w:r>
     </w:p>
     <w:p>
       <w:pPr>
         <w:spacing w:after="0"/>
+        <w:ind w:left="284"/>
         <w:jc w:val="both"/>
       </w:pPr>
       <w:r>
@@ -4375,7 +6421,7 @@
           <w:numId w:val="20"/>
         </w:numPr>
         <w:spacing w:after="0"/>
-        <w:ind w:left="284" w:hanging="284"/>
+        <w:ind w:left="567" w:hanging="283"/>
         <w:jc w:val="both"/>
         <w:rPr>
           <w:b/>
@@ -4393,7 +6439,7 @@
     <w:p>
       <w:pPr>
         <w:spacing w:after="0"/>
-        <w:ind w:firstLine="284"/>
+        <w:ind w:left="567"/>
         <w:jc w:val="both"/>
         <w:rPr>
           <w:b/>
@@ -4414,7 +6460,11 @@
           <w:ilvl w:val="0"/>
           <w:numId w:val="16"/>
         </w:numPr>
+        <w:tabs>
+          <w:tab w:val="clear" w:pos="720"/>
+        </w:tabs>
         <w:spacing w:after="0"/>
+        <w:ind w:left="851" w:hanging="284"/>
         <w:jc w:val="both"/>
       </w:pPr>
       <w:r>
@@ -4427,7 +6477,11 @@
           <w:ilvl w:val="0"/>
           <w:numId w:val="16"/>
         </w:numPr>
+        <w:tabs>
+          <w:tab w:val="clear" w:pos="720"/>
+        </w:tabs>
         <w:spacing w:after="0"/>
+        <w:ind w:left="851" w:hanging="284"/>
         <w:jc w:val="both"/>
       </w:pPr>
       <w:r>
@@ -4440,7 +6494,11 @@
           <w:ilvl w:val="0"/>
           <w:numId w:val="16"/>
         </w:numPr>
+        <w:tabs>
+          <w:tab w:val="clear" w:pos="720"/>
+        </w:tabs>
         <w:spacing w:after="0"/>
+        <w:ind w:left="851" w:hanging="284"/>
         <w:jc w:val="both"/>
       </w:pPr>
       <w:r>
@@ -4453,7 +6511,11 @@
           <w:ilvl w:val="0"/>
           <w:numId w:val="16"/>
         </w:numPr>
+        <w:tabs>
+          <w:tab w:val="clear" w:pos="720"/>
+        </w:tabs>
         <w:spacing w:after="0"/>
+        <w:ind w:left="851" w:hanging="284"/>
         <w:jc w:val="both"/>
       </w:pPr>
       <w:r>
@@ -4466,7 +6528,11 @@
           <w:ilvl w:val="0"/>
           <w:numId w:val="16"/>
         </w:numPr>
+        <w:tabs>
+          <w:tab w:val="clear" w:pos="720"/>
+        </w:tabs>
         <w:spacing w:after="0"/>
+        <w:ind w:left="851" w:hanging="284"/>
         <w:jc w:val="both"/>
       </w:pPr>
       <w:r>
@@ -4476,6 +6542,7 @@
     <w:p>
       <w:pPr>
         <w:spacing w:after="0"/>
+        <w:ind w:left="567" w:hanging="283"/>
         <w:jc w:val="both"/>
         <w:rPr>
           <w:b/>
@@ -4491,7 +6558,7 @@
           <w:numId w:val="20"/>
         </w:numPr>
         <w:spacing w:after="0"/>
-        <w:ind w:left="284" w:hanging="284"/>
+        <w:ind w:left="567" w:hanging="283"/>
         <w:jc w:val="both"/>
         <w:rPr>
           <w:b/>
@@ -4509,7 +6576,7 @@
     <w:p>
       <w:pPr>
         <w:spacing w:after="0"/>
-        <w:ind w:left="567" w:hanging="283"/>
+        <w:ind w:left="567"/>
         <w:jc w:val="both"/>
         <w:rPr>
           <w:b/>
@@ -4527,7 +6594,7 @@
     <w:p>
       <w:pPr>
         <w:spacing w:after="0"/>
-        <w:ind w:left="567" w:hanging="283"/>
+        <w:ind w:left="567"/>
         <w:jc w:val="both"/>
       </w:pPr>
       <w:r>
@@ -4540,8 +6607,11 @@
           <w:ilvl w:val="0"/>
           <w:numId w:val="17"/>
         </w:numPr>
+        <w:tabs>
+          <w:tab w:val="clear" w:pos="720"/>
+        </w:tabs>
         <w:spacing w:after="0"/>
-        <w:ind w:left="567" w:hanging="283"/>
+        <w:ind w:left="851" w:hanging="284"/>
         <w:jc w:val="both"/>
       </w:pPr>
       <w:r>
@@ -4554,8 +6624,11 @@
           <w:ilvl w:val="0"/>
           <w:numId w:val="17"/>
         </w:numPr>
+        <w:tabs>
+          <w:tab w:val="clear" w:pos="720"/>
+        </w:tabs>
         <w:spacing w:after="0"/>
-        <w:ind w:left="567" w:hanging="283"/>
+        <w:ind w:left="851" w:hanging="284"/>
         <w:jc w:val="both"/>
       </w:pPr>
       <w:r>
@@ -4568,8 +6641,11 @@
           <w:ilvl w:val="0"/>
           <w:numId w:val="17"/>
         </w:numPr>
+        <w:tabs>
+          <w:tab w:val="clear" w:pos="720"/>
+        </w:tabs>
         <w:spacing w:after="0"/>
-        <w:ind w:left="567" w:hanging="283"/>
+        <w:ind w:left="851" w:hanging="284"/>
         <w:jc w:val="both"/>
       </w:pPr>
       <w:r>
@@ -4582,8 +6658,11 @@
           <w:ilvl w:val="0"/>
           <w:numId w:val="17"/>
         </w:numPr>
+        <w:tabs>
+          <w:tab w:val="clear" w:pos="720"/>
+        </w:tabs>
         <w:spacing w:after="0"/>
-        <w:ind w:left="567" w:hanging="283"/>
+        <w:ind w:left="851" w:hanging="284"/>
         <w:jc w:val="both"/>
       </w:pPr>
       <w:r>
@@ -4596,142 +6675,26 @@
           <w:ilvl w:val="0"/>
           <w:numId w:val="17"/>
         </w:numPr>
+        <w:tabs>
+          <w:tab w:val="clear" w:pos="720"/>
+        </w:tabs>
+        <w:spacing w:after="0"/>
+        <w:ind w:left="851" w:hanging="284"/>
+        <w:jc w:val="both"/>
+      </w:pPr>
+      <w:r>
+        <w:t xml:space="preserve">muestra intención de reutilización o recomendación. </w:t>
+      </w:r>
+    </w:p>
+    <w:p>
+      <w:pPr>
         <w:spacing w:after="0"/>
         <w:ind w:left="567" w:hanging="283"/>
         <w:jc w:val="both"/>
-      </w:pPr>
-      <w:r>
-        <w:t xml:space="preserve">muestra intención de reutilización o recomendación. </w:t>
-      </w:r>
-    </w:p>
-    <w:p>
-      <w:pPr>
-        <w:spacing w:after="0"/>
-        <w:ind w:left="567" w:hanging="283"/>
-        <w:jc w:val="both"/>
         <w:rPr>
           <w:b/>
           <w:bCs/>
         </w:rPr>
-      </w:pPr>
-    </w:p>
-    <w:p>
-      <w:pPr>
-        <w:spacing w:after="0"/>
-        <w:ind w:left="567" w:hanging="283"/>
-        <w:jc w:val="both"/>
-        <w:rPr>
-          <w:b/>
-          <w:bCs/>
-        </w:rPr>
-      </w:pPr>
-      <w:r>
-        <w:rPr>
-          <w:b/>
-          <w:bCs/>
-        </w:rPr>
-        <w:t>Qué sería señal de alerta</w:t>
-      </w:r>
-    </w:p>
-    <w:p>
-      <w:pPr>
-        <w:spacing w:after="0"/>
-        <w:ind w:left="567" w:hanging="283"/>
-        <w:jc w:val="both"/>
-      </w:pPr>
-      <w:r>
-        <w:t>Será señal de alerta si:</w:t>
-      </w:r>
-    </w:p>
-    <w:p>
-      <w:pPr>
-        <w:numPr>
-          <w:ilvl w:val="0"/>
-          <w:numId w:val="18"/>
-        </w:numPr>
-        <w:spacing w:after="0"/>
-        <w:ind w:left="567" w:hanging="283"/>
-        <w:jc w:val="both"/>
-      </w:pPr>
-      <w:r>
-        <w:t xml:space="preserve">los usuarios no entienden cómo empezar; </w:t>
-      </w:r>
-    </w:p>
-    <w:p>
-      <w:pPr>
-        <w:numPr>
-          <w:ilvl w:val="0"/>
-          <w:numId w:val="18"/>
-        </w:numPr>
-        <w:spacing w:after="0"/>
-        <w:ind w:left="567" w:hanging="283"/>
-        <w:jc w:val="both"/>
-      </w:pPr>
-      <w:r>
-        <w:t xml:space="preserve">el tono no genera confianza; </w:t>
-      </w:r>
-    </w:p>
-    <w:p>
-      <w:pPr>
-        <w:numPr>
-          <w:ilvl w:val="0"/>
-          <w:numId w:val="18"/>
-        </w:numPr>
-        <w:spacing w:after="0"/>
-        <w:ind w:left="567" w:hanging="283"/>
-        <w:jc w:val="both"/>
-      </w:pPr>
-      <w:r>
-        <w:t xml:space="preserve">la guía resulta ambigua; </w:t>
-      </w:r>
-    </w:p>
-    <w:p>
-      <w:pPr>
-        <w:numPr>
-          <w:ilvl w:val="0"/>
-          <w:numId w:val="18"/>
-        </w:numPr>
-        <w:spacing w:after="0"/>
-        <w:ind w:left="567" w:hanging="283"/>
-        <w:jc w:val="both"/>
-      </w:pPr>
-      <w:r>
-        <w:t xml:space="preserve">la documentación sigue llegando incompleta; </w:t>
-      </w:r>
-    </w:p>
-    <w:p>
-      <w:pPr>
-        <w:numPr>
-          <w:ilvl w:val="0"/>
-          <w:numId w:val="18"/>
-        </w:numPr>
-        <w:spacing w:after="0"/>
-        <w:ind w:left="567" w:hanging="283"/>
-        <w:jc w:val="both"/>
-      </w:pPr>
-      <w:r>
-        <w:t xml:space="preserve">el usuario necesita intervención humana demasiado temprano; </w:t>
-      </w:r>
-    </w:p>
-    <w:p>
-      <w:pPr>
-        <w:numPr>
-          <w:ilvl w:val="0"/>
-          <w:numId w:val="18"/>
-        </w:numPr>
-        <w:spacing w:after="0"/>
-        <w:ind w:left="567" w:hanging="283"/>
-        <w:jc w:val="both"/>
-      </w:pPr>
-      <w:r>
-        <w:t xml:space="preserve">hay satisfacción declarada, pero sin continuidad de uso. </w:t>
-      </w:r>
-    </w:p>
-    <w:p>
-      <w:pPr>
-        <w:spacing w:after="0"/>
-        <w:ind w:left="567"/>
-        <w:jc w:val="both"/>
       </w:pPr>
     </w:p>
     <w:p>
@@ -4742,7 +6705,7 @@
           <w:numId w:val="20"/>
         </w:numPr>
         <w:spacing w:after="0"/>
-        <w:ind w:left="284" w:hanging="284"/>
+        <w:ind w:left="567" w:hanging="283"/>
         <w:jc w:val="both"/>
         <w:rPr>
           <w:b/>
@@ -4754,13 +6717,155 @@
           <w:b/>
           <w:bCs/>
         </w:rPr>
+        <w:t>Qué sería señal de alerta</w:t>
+      </w:r>
+    </w:p>
+    <w:p>
+      <w:pPr>
+        <w:spacing w:after="0"/>
+        <w:ind w:left="567"/>
+        <w:jc w:val="both"/>
+      </w:pPr>
+      <w:r>
+        <w:t>Será señal de alerta si:</w:t>
+      </w:r>
+    </w:p>
+    <w:p>
+      <w:pPr>
+        <w:numPr>
+          <w:ilvl w:val="0"/>
+          <w:numId w:val="18"/>
+        </w:numPr>
+        <w:tabs>
+          <w:tab w:val="clear" w:pos="720"/>
+        </w:tabs>
+        <w:spacing w:after="0"/>
+        <w:ind w:left="851" w:hanging="284"/>
+        <w:jc w:val="both"/>
+      </w:pPr>
+      <w:r>
+        <w:t xml:space="preserve">los usuarios no entienden cómo empezar; </w:t>
+      </w:r>
+    </w:p>
+    <w:p>
+      <w:pPr>
+        <w:numPr>
+          <w:ilvl w:val="0"/>
+          <w:numId w:val="18"/>
+        </w:numPr>
+        <w:tabs>
+          <w:tab w:val="clear" w:pos="720"/>
+        </w:tabs>
+        <w:spacing w:after="0"/>
+        <w:ind w:left="851" w:hanging="284"/>
+        <w:jc w:val="both"/>
+      </w:pPr>
+      <w:r>
+        <w:t xml:space="preserve">el tono no genera confianza; </w:t>
+      </w:r>
+    </w:p>
+    <w:p>
+      <w:pPr>
+        <w:numPr>
+          <w:ilvl w:val="0"/>
+          <w:numId w:val="18"/>
+        </w:numPr>
+        <w:tabs>
+          <w:tab w:val="clear" w:pos="720"/>
+        </w:tabs>
+        <w:spacing w:after="0"/>
+        <w:ind w:left="851" w:hanging="284"/>
+        <w:jc w:val="both"/>
+      </w:pPr>
+      <w:r>
+        <w:t xml:space="preserve">la guía resulta ambigua; </w:t>
+      </w:r>
+    </w:p>
+    <w:p>
+      <w:pPr>
+        <w:numPr>
+          <w:ilvl w:val="0"/>
+          <w:numId w:val="18"/>
+        </w:numPr>
+        <w:tabs>
+          <w:tab w:val="clear" w:pos="720"/>
+        </w:tabs>
+        <w:spacing w:after="0"/>
+        <w:ind w:left="851" w:hanging="284"/>
+        <w:jc w:val="both"/>
+      </w:pPr>
+      <w:r>
+        <w:t xml:space="preserve">la documentación sigue llegando incompleta; </w:t>
+      </w:r>
+    </w:p>
+    <w:p>
+      <w:pPr>
+        <w:numPr>
+          <w:ilvl w:val="0"/>
+          <w:numId w:val="18"/>
+        </w:numPr>
+        <w:tabs>
+          <w:tab w:val="clear" w:pos="720"/>
+        </w:tabs>
+        <w:spacing w:after="0"/>
+        <w:ind w:left="851" w:hanging="284"/>
+        <w:jc w:val="both"/>
+      </w:pPr>
+      <w:r>
+        <w:t xml:space="preserve">el usuario necesita intervención humana demasiado temprano; </w:t>
+      </w:r>
+    </w:p>
+    <w:p>
+      <w:pPr>
+        <w:numPr>
+          <w:ilvl w:val="0"/>
+          <w:numId w:val="18"/>
+        </w:numPr>
+        <w:tabs>
+          <w:tab w:val="clear" w:pos="720"/>
+        </w:tabs>
+        <w:spacing w:after="0"/>
+        <w:ind w:left="851" w:hanging="284"/>
+        <w:jc w:val="both"/>
+      </w:pPr>
+      <w:r>
+        <w:t xml:space="preserve">hay satisfacción declarada, pero sin continuidad de uso. </w:t>
+      </w:r>
+    </w:p>
+    <w:p>
+      <w:pPr>
+        <w:spacing w:after="0"/>
+        <w:ind w:left="851" w:hanging="284"/>
+        <w:jc w:val="both"/>
+      </w:pPr>
+    </w:p>
+    <w:p>
+      <w:pPr>
+        <w:pStyle w:val="Prrafodelista"/>
+        <w:numPr>
+          <w:ilvl w:val="0"/>
+          <w:numId w:val="20"/>
+        </w:numPr>
+        <w:spacing w:after="0"/>
+        <w:ind w:left="567" w:hanging="283"/>
+        <w:jc w:val="both"/>
+        <w:rPr>
+          <w:b/>
+          <w:bCs/>
+        </w:rPr>
+      </w:pPr>
+      <w:r>
+        <w:rPr>
+          <w:b/>
+          <w:bCs/>
+        </w:rPr>
         <w:t>Qué NO cuenta como validación (opiniones sin uso, “me gusta”, etc.)</w:t>
       </w:r>
     </w:p>
     <w:p>
       <w:pPr>
         <w:spacing w:after="0"/>
-        <w:ind w:firstLine="284"/>
+        <w:ind w:left="709" w:hanging="142"/>
         <w:jc w:val="both"/>
       </w:pPr>
       <w:r>
@@ -4777,7 +6882,7 @@
           <w:tab w:val="clear" w:pos="720"/>
         </w:tabs>
         <w:spacing w:after="0"/>
-        <w:ind w:left="567" w:hanging="283"/>
+        <w:ind w:left="851" w:hanging="284"/>
         <w:jc w:val="both"/>
       </w:pPr>
       <w:r>
@@ -4794,11 +6899,10 @@
           <w:tab w:val="clear" w:pos="720"/>
         </w:tabs>
         <w:spacing w:after="0"/>
-        <w:ind w:left="567" w:hanging="283"/>
+        <w:ind w:left="851" w:hanging="284"/>
         <w:jc w:val="both"/>
       </w:pPr>
       <w:r>
-        <w:lastRenderedPageBreak/>
         <w:t xml:space="preserve">Likes o reacciones; </w:t>
       </w:r>
     </w:p>
@@ -4812,7 +6916,7 @@
           <w:tab w:val="clear" w:pos="720"/>
         </w:tabs>
         <w:spacing w:after="0"/>
-        <w:ind w:left="567" w:hanging="283"/>
+        <w:ind w:left="851" w:hanging="284"/>
         <w:jc w:val="both"/>
       </w:pPr>
       <w:r>
@@ -4829,7 +6933,7 @@
           <w:tab w:val="clear" w:pos="720"/>
         </w:tabs>
         <w:spacing w:after="0"/>
-        <w:ind w:left="567" w:hanging="283"/>
+        <w:ind w:left="851" w:hanging="284"/>
         <w:jc w:val="both"/>
       </w:pPr>
       <w:r>
@@ -4846,7 +6950,7 @@
           <w:tab w:val="clear" w:pos="720"/>
         </w:tabs>
         <w:spacing w:after="0"/>
-        <w:ind w:left="567" w:hanging="283"/>
+        <w:ind w:left="851" w:hanging="284"/>
         <w:jc w:val="both"/>
       </w:pPr>
       <w:r>
@@ -4855,36 +6959,55 @@
     </w:p>
     <w:p>
       <w:pPr>
-        <w:spacing w:after="0"/>
-        <w:jc w:val="both"/>
-      </w:pPr>
-    </w:p>
-    <w:p>
-      <w:pPr>
-        <w:pStyle w:val="Prrafodelista"/>
-        <w:numPr>
-          <w:ilvl w:val="1"/>
-          <w:numId w:val="13"/>
-        </w:numPr>
-        <w:spacing w:after="0"/>
+        <w:pStyle w:val="Ttulo2"/>
         <w:ind w:left="426" w:hanging="426"/>
-        <w:jc w:val="both"/>
-        <w:rPr>
+        <w:rPr>
+          <w:rFonts w:asciiTheme="minorHAnsi" w:hAnsiTheme="minorHAnsi"/>
           <w:b/>
           <w:bCs/>
-          <w:sz w:val="28"/>
-          <w:szCs w:val="28"/>
-        </w:rPr>
-      </w:pPr>
-      <w:r>
-        <w:rPr>
+          <w:color w:val="auto"/>
+          <w:sz w:val="24"/>
+          <w:szCs w:val="24"/>
+        </w:rPr>
+      </w:pPr>
+      <w:bookmarkStart w:id="17" w:name="_Toc228561993"/>
+      <w:bookmarkStart w:id="18" w:name="_Toc228562695"/>
+      <w:r>
+        <w:rPr>
+          <w:rFonts w:asciiTheme="minorHAnsi" w:hAnsiTheme="minorHAnsi"/>
           <w:b/>
           <w:bCs/>
-          <w:sz w:val="28"/>
-          <w:szCs w:val="28"/>
+          <w:color w:val="auto"/>
+          <w:sz w:val="24"/>
+          <w:szCs w:val="24"/>
+        </w:rPr>
+        <w:lastRenderedPageBreak/>
+        <w:t>9.1</w:t>
+      </w:r>
+      <w:r>
+        <w:rPr>
+          <w:rFonts w:asciiTheme="minorHAnsi" w:hAnsiTheme="minorHAnsi"/>
+          <w:b/>
+          <w:bCs/>
+          <w:color w:val="auto"/>
+          <w:sz w:val="24"/>
+          <w:szCs w:val="24"/>
+        </w:rPr>
+        <w:tab/>
+      </w:r>
+      <w:r>
+        <w:rPr>
+          <w:rFonts w:asciiTheme="minorHAnsi" w:hAnsiTheme="minorHAnsi"/>
+          <w:b/>
+          <w:bCs/>
+          <w:color w:val="auto"/>
+          <w:sz w:val="24"/>
+          <w:szCs w:val="24"/>
         </w:rPr>
         <w:t>Hipótesis:</w:t>
       </w:r>
+      <w:bookmarkEnd w:id="17"/>
+      <w:bookmarkEnd w:id="18"/>
     </w:p>
     <w:tbl>
       <w:tblPr>
@@ -5998,41 +8121,56 @@
     </w:p>
     <w:p>
       <w:pPr>
-        <w:spacing w:after="0"/>
-        <w:ind w:hanging="142"/>
-        <w:jc w:val="both"/>
-        <w:rPr>
-          <w:sz w:val="28"/>
-          <w:szCs w:val="28"/>
-        </w:rPr>
-      </w:pPr>
-      <w:r>
-        <w:rPr>
+        <w:pStyle w:val="Ttulo2"/>
+        <w:ind w:left="426" w:hanging="426"/>
+        <w:rPr>
+          <w:rStyle w:val="Ttulo2Car"/>
+          <w:rFonts w:asciiTheme="minorHAnsi" w:hAnsiTheme="minorHAnsi"/>
           <w:b/>
           <w:bCs/>
-          <w:sz w:val="28"/>
-          <w:szCs w:val="28"/>
-        </w:rPr>
-        <w:t>9</w:t>
-      </w:r>
-      <w:r>
-        <w:rPr>
+          <w:color w:val="auto"/>
+          <w:sz w:val="24"/>
+          <w:szCs w:val="24"/>
+        </w:rPr>
+      </w:pPr>
+      <w:bookmarkStart w:id="19" w:name="_Toc228561994"/>
+      <w:bookmarkStart w:id="20" w:name="_Toc228562696"/>
+      <w:r>
+        <w:rPr>
+          <w:rFonts w:asciiTheme="minorHAnsi" w:hAnsiTheme="minorHAnsi"/>
           <w:b/>
           <w:bCs/>
-          <w:sz w:val="28"/>
-          <w:szCs w:val="28"/>
-        </w:rPr>
-        <w:t xml:space="preserve">.2 </w:t>
-      </w:r>
-      <w:r>
-        <w:rPr>
+          <w:color w:val="auto"/>
+          <w:sz w:val="24"/>
+          <w:szCs w:val="24"/>
+        </w:rPr>
+        <w:t xml:space="preserve">9.2 </w:t>
+      </w:r>
+      <w:r>
+        <w:rPr>
+          <w:rFonts w:asciiTheme="minorHAnsi" w:hAnsiTheme="minorHAnsi"/>
           <w:b/>
           <w:bCs/>
-          <w:sz w:val="28"/>
-          <w:szCs w:val="28"/>
+          <w:color w:val="auto"/>
+          <w:sz w:val="24"/>
+          <w:szCs w:val="24"/>
+        </w:rPr>
+        <w:tab/>
+      </w:r>
+      <w:r>
+        <w:rPr>
+          <w:rStyle w:val="Ttulo2Car"/>
+          <w:rFonts w:asciiTheme="minorHAnsi" w:hAnsiTheme="minorHAnsi"/>
+          <w:b/>
+          <w:bCs/>
+          <w:color w:val="auto"/>
+          <w:sz w:val="24"/>
+          <w:szCs w:val="24"/>
         </w:rPr>
         <w:t>Mapa de validación: qué estás validando y por qué</w:t>
       </w:r>
+      <w:bookmarkEnd w:id="19"/>
+      <w:bookmarkEnd w:id="20"/>
     </w:p>
     <w:tbl>
       <w:tblPr>
@@ -6673,7 +8811,23 @@
                 <w:sz w:val="18"/>
                 <w:szCs w:val="18"/>
               </w:rPr>
-              <w:t>Si lo volvería a usar o lo recomendaría.</w:t>
+              <w:t xml:space="preserve">Si lo </w:t>
+            </w:r>
+            <w:proofErr w:type="gramStart"/>
+            <w:r>
+              <w:rPr>
+                <w:sz w:val="18"/>
+                <w:szCs w:val="18"/>
+              </w:rPr>
+              <w:t>volvería</w:t>
+            </w:r>
+            <w:proofErr w:type="gramEnd"/>
+            <w:r>
+              <w:rPr>
+                <w:sz w:val="18"/>
+                <w:szCs w:val="18"/>
+              </w:rPr>
+              <w:t xml:space="preserve"> a usar o lo recomendaría.</w:t>
             </w:r>
           </w:p>
         </w:tc>
@@ -6719,56 +8873,78 @@
         <w:ind w:left="426" w:hanging="426"/>
         <w:jc w:val="both"/>
         <w:rPr>
+          <w:rStyle w:val="Ttulo2Car"/>
+          <w:rFonts w:asciiTheme="minorHAnsi" w:hAnsiTheme="minorHAnsi"/>
+          <w:b/>
+          <w:bCs/>
+          <w:color w:val="auto"/>
+          <w:sz w:val="24"/>
+          <w:szCs w:val="24"/>
+        </w:rPr>
+      </w:pPr>
+      <w:r>
+        <w:rPr>
+          <w:b/>
+          <w:bCs/>
+        </w:rPr>
+        <w:t>9.3</w:t>
+      </w:r>
+      <w:r>
+        <w:rPr>
           <w:b/>
           <w:bCs/>
           <w:sz w:val="28"/>
           <w:szCs w:val="28"/>
         </w:rPr>
-      </w:pPr>
-      <w:r>
-        <w:rPr>
+        <w:t xml:space="preserve"> </w:t>
+      </w:r>
+      <w:r>
+        <w:rPr>
+          <w:rStyle w:val="Ttulo2Car"/>
+          <w:rFonts w:asciiTheme="minorHAnsi" w:hAnsiTheme="minorHAnsi"/>
           <w:b/>
           <w:bCs/>
-          <w:sz w:val="28"/>
-          <w:szCs w:val="28"/>
-        </w:rPr>
-        <w:t xml:space="preserve">9.3 </w:t>
-      </w:r>
-      <w:r>
-        <w:rPr>
+          <w:color w:val="auto"/>
+          <w:sz w:val="24"/>
+          <w:szCs w:val="24"/>
+        </w:rPr>
+        <w:t>M</w:t>
+      </w:r>
+      <w:r>
+        <w:rPr>
+          <w:rStyle w:val="Ttulo2Car"/>
+          <w:rFonts w:asciiTheme="minorHAnsi" w:hAnsiTheme="minorHAnsi"/>
           <w:b/>
           <w:bCs/>
-          <w:sz w:val="28"/>
-          <w:szCs w:val="28"/>
-        </w:rPr>
-        <w:t>M</w:t>
-      </w:r>
-      <w:r>
-        <w:rPr>
+          <w:color w:val="auto"/>
+          <w:sz w:val="24"/>
+          <w:szCs w:val="24"/>
+        </w:rPr>
+        <w:t xml:space="preserve">étricas y </w:t>
+      </w:r>
+      <w:proofErr w:type="spellStart"/>
+      <w:r>
+        <w:rPr>
+          <w:rStyle w:val="Ttulo2Car"/>
+          <w:rFonts w:asciiTheme="minorHAnsi" w:hAnsiTheme="minorHAnsi"/>
           <w:b/>
           <w:bCs/>
-          <w:sz w:val="28"/>
-          <w:szCs w:val="28"/>
-        </w:rPr>
-        <w:t xml:space="preserve">étricas y </w:t>
-      </w:r>
-      <w:proofErr w:type="spellStart"/>
-      <w:r>
-        <w:rPr>
+          <w:color w:val="auto"/>
+          <w:sz w:val="24"/>
+          <w:szCs w:val="24"/>
+        </w:rPr>
+        <w:t>KPIs</w:t>
+      </w:r>
+      <w:proofErr w:type="spellEnd"/>
+      <w:r>
+        <w:rPr>
+          <w:rStyle w:val="Ttulo2Car"/>
+          <w:rFonts w:asciiTheme="minorHAnsi" w:hAnsiTheme="minorHAnsi"/>
           <w:b/>
           <w:bCs/>
-          <w:sz w:val="28"/>
-          <w:szCs w:val="28"/>
-        </w:rPr>
-        <w:t>KPIs</w:t>
-      </w:r>
-      <w:proofErr w:type="spellEnd"/>
-      <w:r>
-        <w:rPr>
-          <w:b/>
-          <w:bCs/>
-          <w:sz w:val="28"/>
-          <w:szCs w:val="28"/>
+          <w:color w:val="auto"/>
+          <w:sz w:val="24"/>
+          <w:szCs w:val="24"/>
         </w:rPr>
         <w:t xml:space="preserve"> (selección y definición)</w:t>
       </w:r>
@@ -6834,7 +9010,6 @@
                 <w:sz w:val="18"/>
                 <w:szCs w:val="18"/>
               </w:rPr>
-              <w:lastRenderedPageBreak/>
               <w:t>KPI</w:t>
             </w:r>
           </w:p>
@@ -7137,6 +9312,7 @@
                 <w:sz w:val="18"/>
                 <w:szCs w:val="18"/>
               </w:rPr>
+              <w:lastRenderedPageBreak/>
               <w:t>CSAT de utilidad</w:t>
             </w:r>
           </w:p>
@@ -7635,7 +9811,23 @@
                 <w:sz w:val="18"/>
                 <w:szCs w:val="18"/>
               </w:rPr>
-              <w:t>Porcentaje de usuarios que vuelven a interactuar con el agente durante el periodo de test.</w:t>
+              <w:t xml:space="preserve">Porcentaje de usuarios que vuelven a interactuar con el agente durante el periodo </w:t>
+            </w:r>
+            <w:proofErr w:type="gramStart"/>
+            <w:r>
+              <w:rPr>
+                <w:sz w:val="18"/>
+                <w:szCs w:val="18"/>
+              </w:rPr>
+              <w:t>de test</w:t>
+            </w:r>
+            <w:proofErr w:type="gramEnd"/>
+            <w:r>
+              <w:rPr>
+                <w:sz w:val="18"/>
+                <w:szCs w:val="18"/>
+              </w:rPr>
+              <w:t>.</w:t>
             </w:r>
           </w:p>
         </w:tc>
@@ -7689,8 +9881,17 @@
                 <w:sz w:val="18"/>
                 <w:szCs w:val="18"/>
               </w:rPr>
-              <w:t>Entre día 2 y día 7 del test</w:t>
-            </w:r>
+              <w:t xml:space="preserve">Entre día 2 y día 7 </w:t>
+            </w:r>
+            <w:proofErr w:type="gramStart"/>
+            <w:r>
+              <w:rPr>
+                <w:sz w:val="18"/>
+                <w:szCs w:val="18"/>
+              </w:rPr>
+              <w:t>del test</w:t>
+            </w:r>
+            <w:proofErr w:type="gramEnd"/>
           </w:p>
         </w:tc>
         <w:tc>
@@ -7871,29 +10072,64 @@
     </w:p>
     <w:p>
       <w:pPr>
-        <w:pStyle w:val="Prrafodelista"/>
-        <w:numPr>
-          <w:ilvl w:val="0"/>
-          <w:numId w:val="13"/>
-        </w:numPr>
-        <w:spacing w:after="0"/>
+        <w:pStyle w:val="Ttulo2"/>
         <w:ind w:left="426" w:hanging="426"/>
-        <w:jc w:val="both"/>
-        <w:rPr>
+        <w:rPr>
+          <w:rFonts w:asciiTheme="minorHAnsi" w:hAnsiTheme="minorHAnsi"/>
           <w:b/>
           <w:bCs/>
-          <w:sz w:val="28"/>
-          <w:szCs w:val="28"/>
-        </w:rPr>
-      </w:pPr>
-      <w:r>
-        <w:rPr>
+          <w:color w:val="auto"/>
+          <w:sz w:val="24"/>
+          <w:szCs w:val="24"/>
+        </w:rPr>
+      </w:pPr>
+      <w:bookmarkStart w:id="21" w:name="_Toc228561995"/>
+      <w:bookmarkStart w:id="22" w:name="_Toc228562697"/>
+      <w:r>
+        <w:rPr>
+          <w:rFonts w:asciiTheme="minorHAnsi" w:hAnsiTheme="minorHAnsi"/>
           <w:b/>
           <w:bCs/>
-          <w:sz w:val="28"/>
-          <w:szCs w:val="28"/>
-        </w:rPr>
-        <w:t xml:space="preserve">Estrategia de lanzamiento </w:t>
+          <w:color w:val="auto"/>
+          <w:sz w:val="24"/>
+          <w:szCs w:val="24"/>
+        </w:rPr>
+        <w:t>9.4</w:t>
+      </w:r>
+      <w:r>
+        <w:rPr>
+          <w:rFonts w:asciiTheme="minorHAnsi" w:hAnsiTheme="minorHAnsi"/>
+          <w:b/>
+          <w:bCs/>
+          <w:color w:val="auto"/>
+          <w:sz w:val="24"/>
+          <w:szCs w:val="24"/>
+        </w:rPr>
+        <w:tab/>
+      </w:r>
+      <w:r>
+        <w:rPr>
+          <w:rFonts w:asciiTheme="minorHAnsi" w:hAnsiTheme="minorHAnsi"/>
+          <w:b/>
+          <w:bCs/>
+          <w:color w:val="auto"/>
+          <w:sz w:val="24"/>
+          <w:szCs w:val="24"/>
+        </w:rPr>
+        <w:t>Estrategia de lanzamiento</w:t>
+      </w:r>
+      <w:bookmarkEnd w:id="21"/>
+      <w:bookmarkEnd w:id="22"/>
+      <w:r>
+        <w:rPr>
+          <w:rFonts w:asciiTheme="minorHAnsi" w:hAnsiTheme="minorHAnsi"/>
+          <w:b/>
+          <w:bCs/>
+          <w:color w:val="auto"/>
+          <w:sz w:val="24"/>
+          <w:szCs w:val="24"/>
+        </w:rPr>
+        <w:t xml:space="preserve"> </w:t>
       </w:r>
     </w:p>
     <w:tbl>
@@ -9151,10 +11387,84 @@
                 <w:lang w:eastAsia="es-PE"/>
                 <w14:ligatures w14:val="none"/>
               </w:rPr>
-              <w:t xml:space="preserve"> cercanos a </w:t>
+              <w:t xml:space="preserve"> cercanos a BanCom</w:t>
+            </w:r>
+          </w:p>
+        </w:tc>
+        <w:tc>
+          <w:tcPr>
+            <w:tcW w:w="3260" w:type="dxa"/>
+            <w:vAlign w:val="center"/>
+            <w:hideMark/>
+          </w:tcPr>
+          <w:p>
+            <w:pPr>
+              <w:spacing w:after="0" w:line="240" w:lineRule="auto"/>
+              <w:jc w:val="both"/>
+              <w:rPr>
+                <w:rFonts w:eastAsia="Times New Roman" w:cs="Times New Roman"/>
+                <w:color w:val="000000"/>
+                <w:kern w:val="0"/>
+                <w:sz w:val="18"/>
+                <w:szCs w:val="18"/>
+                <w:lang w:eastAsia="es-PE"/>
+                <w14:ligatures w14:val="none"/>
+              </w:rPr>
+            </w:pPr>
+            <w:r>
+              <w:rPr>
+                <w:rFonts w:eastAsia="Times New Roman" w:cs="Times New Roman"/>
+                <w:color w:val="000000"/>
+                <w:kern w:val="0"/>
+                <w:sz w:val="18"/>
+                <w:szCs w:val="18"/>
+                <w:lang w:eastAsia="es-PE"/>
+                <w14:ligatures w14:val="none"/>
+              </w:rPr>
+              <w:t xml:space="preserve">Permite recibir </w:t>
             </w:r>
             <w:proofErr w:type="spellStart"/>
             <w:r>
+              <w:rPr>
+                <w:rFonts w:eastAsia="Times New Roman" w:cs="Times New Roman"/>
+                <w:color w:val="000000"/>
+                <w:kern w:val="0"/>
+                <w:sz w:val="18"/>
+                <w:szCs w:val="18"/>
+                <w:lang w:eastAsia="es-PE"/>
+                <w14:ligatures w14:val="none"/>
+              </w:rPr>
+              <w:t>feedback</w:t>
+            </w:r>
+            <w:proofErr w:type="spellEnd"/>
+            <w:r>
+              <w:rPr>
+                <w:rFonts w:eastAsia="Times New Roman" w:cs="Times New Roman"/>
+                <w:color w:val="000000"/>
+                <w:kern w:val="0"/>
+                <w:sz w:val="18"/>
+                <w:szCs w:val="18"/>
+                <w:lang w:eastAsia="es-PE"/>
+                <w14:ligatures w14:val="none"/>
+              </w:rPr>
+              <w:t xml:space="preserve"> contextualizado y más cercano al problema operativo que el agente busca resolver.</w:t>
+            </w:r>
+          </w:p>
+        </w:tc>
+      </w:tr>
+      <w:tr>
+        <w:trPr>
+          <w:trHeight w:val="844"/>
+        </w:trPr>
+        <w:tc>
+          <w:tcPr>
+            <w:tcW w:w="1560" w:type="dxa"/>
+            <w:vAlign w:val="center"/>
+            <w:hideMark/>
+          </w:tcPr>
+          <w:p>
+            <w:pPr>
+              <w:spacing w:after="0" w:line="240" w:lineRule="auto"/>
               <w:rPr>
                 <w:rFonts w:eastAsia="Times New Roman" w:cs="Times New Roman"/>
                 <w:b/>
@@ -9166,85 +11476,8 @@
                 <w:lang w:eastAsia="es-PE"/>
                 <w14:ligatures w14:val="none"/>
               </w:rPr>
-              <w:t>BanCom</w:t>
-            </w:r>
-            <w:proofErr w:type="spellEnd"/>
-          </w:p>
-        </w:tc>
-        <w:tc>
-          <w:tcPr>
-            <w:tcW w:w="3260" w:type="dxa"/>
-            <w:vAlign w:val="center"/>
-            <w:hideMark/>
-          </w:tcPr>
-          <w:p>
-            <w:pPr>
-              <w:spacing w:after="0" w:line="240" w:lineRule="auto"/>
-              <w:jc w:val="both"/>
-              <w:rPr>
-                <w:rFonts w:eastAsia="Times New Roman" w:cs="Times New Roman"/>
-                <w:color w:val="000000"/>
-                <w:kern w:val="0"/>
-                <w:sz w:val="18"/>
-                <w:szCs w:val="18"/>
-                <w:lang w:eastAsia="es-PE"/>
-                <w14:ligatures w14:val="none"/>
-              </w:rPr>
-            </w:pPr>
-            <w:r>
-              <w:rPr>
-                <w:rFonts w:eastAsia="Times New Roman" w:cs="Times New Roman"/>
-                <w:color w:val="000000"/>
-                <w:kern w:val="0"/>
-                <w:sz w:val="18"/>
-                <w:szCs w:val="18"/>
-                <w:lang w:eastAsia="es-PE"/>
-                <w14:ligatures w14:val="none"/>
-              </w:rPr>
-              <w:t xml:space="preserve">Permite recibir </w:t>
-            </w:r>
-            <w:proofErr w:type="spellStart"/>
-            <w:r>
-              <w:rPr>
-                <w:rFonts w:eastAsia="Times New Roman" w:cs="Times New Roman"/>
-                <w:color w:val="000000"/>
-                <w:kern w:val="0"/>
-                <w:sz w:val="18"/>
-                <w:szCs w:val="18"/>
-                <w:lang w:eastAsia="es-PE"/>
-                <w14:ligatures w14:val="none"/>
-              </w:rPr>
-              <w:t>feedback</w:t>
-            </w:r>
-            <w:proofErr w:type="spellEnd"/>
-            <w:r>
-              <w:rPr>
-                <w:rFonts w:eastAsia="Times New Roman" w:cs="Times New Roman"/>
-                <w:color w:val="000000"/>
-                <w:kern w:val="0"/>
-                <w:sz w:val="18"/>
-                <w:szCs w:val="18"/>
-                <w:lang w:eastAsia="es-PE"/>
-                <w14:ligatures w14:val="none"/>
-              </w:rPr>
-              <w:t xml:space="preserve"> contextualizado y más cercano al problema operativo que el agente busca resolver.</w:t>
-            </w:r>
-          </w:p>
-        </w:tc>
-      </w:tr>
-      <w:tr>
-        <w:trPr>
-          <w:trHeight w:val="844"/>
-        </w:trPr>
-        <w:tc>
-          <w:tcPr>
-            <w:tcW w:w="1560" w:type="dxa"/>
-            <w:vAlign w:val="center"/>
-            <w:hideMark/>
-          </w:tcPr>
-          <w:p>
-            <w:pPr>
-              <w:spacing w:after="0" w:line="240" w:lineRule="auto"/>
+            </w:pPr>
+            <w:r>
               <w:rPr>
                 <w:rFonts w:eastAsia="Times New Roman" w:cs="Times New Roman"/>
                 <w:b/>
@@ -9256,8 +11489,54 @@
                 <w:lang w:eastAsia="es-PE"/>
                 <w14:ligatures w14:val="none"/>
               </w:rPr>
-            </w:pPr>
-            <w:r>
+              <w:t>Canal 2</w:t>
+            </w:r>
+          </w:p>
+        </w:tc>
+        <w:tc>
+          <w:tcPr>
+            <w:tcW w:w="2049" w:type="dxa"/>
+            <w:vAlign w:val="center"/>
+            <w:hideMark/>
+          </w:tcPr>
+          <w:p>
+            <w:pPr>
+              <w:spacing w:after="0" w:line="240" w:lineRule="auto"/>
+              <w:jc w:val="both"/>
+              <w:rPr>
+                <w:rFonts w:eastAsia="Times New Roman" w:cs="Times New Roman"/>
+                <w:color w:val="000000"/>
+                <w:kern w:val="0"/>
+                <w:sz w:val="18"/>
+                <w:szCs w:val="18"/>
+                <w:lang w:eastAsia="es-PE"/>
+                <w14:ligatures w14:val="none"/>
+              </w:rPr>
+            </w:pPr>
+            <w:r>
+              <w:rPr>
+                <w:rFonts w:eastAsia="Times New Roman" w:cs="Times New Roman"/>
+                <w:color w:val="000000"/>
+                <w:kern w:val="0"/>
+                <w:sz w:val="18"/>
+                <w:szCs w:val="18"/>
+                <w:lang w:eastAsia="es-PE"/>
+                <w14:ligatures w14:val="none"/>
+              </w:rPr>
+              <w:t>Segundo canal prioritario de lanzamiento.</w:t>
+            </w:r>
+          </w:p>
+        </w:tc>
+        <w:tc>
+          <w:tcPr>
+            <w:tcW w:w="3338" w:type="dxa"/>
+            <w:vAlign w:val="center"/>
+            <w:hideMark/>
+          </w:tcPr>
+          <w:p>
+            <w:pPr>
+              <w:spacing w:after="0" w:line="240" w:lineRule="auto"/>
+              <w:jc w:val="both"/>
               <w:rPr>
                 <w:rFonts w:eastAsia="Times New Roman" w:cs="Times New Roman"/>
                 <w:b/>
@@ -9269,55 +11548,8 @@
                 <w:lang w:eastAsia="es-PE"/>
                 <w14:ligatures w14:val="none"/>
               </w:rPr>
-              <w:lastRenderedPageBreak/>
-              <w:t>Canal 2</w:t>
-            </w:r>
-          </w:p>
-        </w:tc>
-        <w:tc>
-          <w:tcPr>
-            <w:tcW w:w="2049" w:type="dxa"/>
-            <w:vAlign w:val="center"/>
-            <w:hideMark/>
-          </w:tcPr>
-          <w:p>
-            <w:pPr>
-              <w:spacing w:after="0" w:line="240" w:lineRule="auto"/>
-              <w:jc w:val="both"/>
-              <w:rPr>
-                <w:rFonts w:eastAsia="Times New Roman" w:cs="Times New Roman"/>
-                <w:color w:val="000000"/>
-                <w:kern w:val="0"/>
-                <w:sz w:val="18"/>
-                <w:szCs w:val="18"/>
-                <w:lang w:eastAsia="es-PE"/>
-                <w14:ligatures w14:val="none"/>
-              </w:rPr>
-            </w:pPr>
-            <w:r>
-              <w:rPr>
-                <w:rFonts w:eastAsia="Times New Roman" w:cs="Times New Roman"/>
-                <w:color w:val="000000"/>
-                <w:kern w:val="0"/>
-                <w:sz w:val="18"/>
-                <w:szCs w:val="18"/>
-                <w:lang w:eastAsia="es-PE"/>
-                <w14:ligatures w14:val="none"/>
-              </w:rPr>
-              <w:t>Segundo canal prioritario de lanzamiento.</w:t>
-            </w:r>
-          </w:p>
-        </w:tc>
-        <w:tc>
-          <w:tcPr>
-            <w:tcW w:w="3338" w:type="dxa"/>
-            <w:vAlign w:val="center"/>
-            <w:hideMark/>
-          </w:tcPr>
-          <w:p>
-            <w:pPr>
-              <w:spacing w:after="0" w:line="240" w:lineRule="auto"/>
-              <w:jc w:val="both"/>
+            </w:pPr>
+            <w:r>
               <w:rPr>
                 <w:rFonts w:eastAsia="Times New Roman" w:cs="Times New Roman"/>
                 <w:b/>
@@ -9329,8 +11561,84 @@
                 <w:lang w:eastAsia="es-PE"/>
                 <w14:ligatures w14:val="none"/>
               </w:rPr>
-            </w:pPr>
-            <w:r>
+              <w:t>LinkedIn</w:t>
+            </w:r>
+          </w:p>
+        </w:tc>
+        <w:tc>
+          <w:tcPr>
+            <w:tcW w:w="3260" w:type="dxa"/>
+            <w:vAlign w:val="center"/>
+            <w:hideMark/>
+          </w:tcPr>
+          <w:p>
+            <w:pPr>
+              <w:spacing w:after="0" w:line="240" w:lineRule="auto"/>
+              <w:jc w:val="both"/>
+              <w:rPr>
+                <w:rFonts w:eastAsia="Times New Roman" w:cs="Times New Roman"/>
+                <w:color w:val="000000"/>
+                <w:kern w:val="0"/>
+                <w:sz w:val="18"/>
+                <w:szCs w:val="18"/>
+                <w:lang w:eastAsia="es-PE"/>
+                <w14:ligatures w14:val="none"/>
+              </w:rPr>
+            </w:pPr>
+            <w:r>
+              <w:rPr>
+                <w:rFonts w:eastAsia="Times New Roman" w:cs="Times New Roman"/>
+                <w:color w:val="000000"/>
+                <w:kern w:val="0"/>
+                <w:sz w:val="18"/>
+                <w:szCs w:val="18"/>
+                <w:lang w:eastAsia="es-PE"/>
+                <w14:ligatures w14:val="none"/>
+              </w:rPr>
+              <w:t xml:space="preserve">Adecuado para captar </w:t>
+            </w:r>
+            <w:proofErr w:type="spellStart"/>
+            <w:r>
+              <w:rPr>
+                <w:rFonts w:eastAsia="Times New Roman" w:cs="Times New Roman"/>
+                <w:color w:val="000000"/>
+                <w:kern w:val="0"/>
+                <w:sz w:val="18"/>
+                <w:szCs w:val="18"/>
+                <w:lang w:eastAsia="es-PE"/>
+                <w14:ligatures w14:val="none"/>
+              </w:rPr>
+              <w:t>testers</w:t>
+            </w:r>
+            <w:proofErr w:type="spellEnd"/>
+            <w:r>
+              <w:rPr>
+                <w:rFonts w:eastAsia="Times New Roman" w:cs="Times New Roman"/>
+                <w:color w:val="000000"/>
+                <w:kern w:val="0"/>
+                <w:sz w:val="18"/>
+                <w:szCs w:val="18"/>
+                <w:lang w:eastAsia="es-PE"/>
+                <w14:ligatures w14:val="none"/>
+              </w:rPr>
+              <w:t>, colegas del sector, contactos profesionales y validar interés inicial en una audiencia afín a innovación y transformación digital.</w:t>
+            </w:r>
+          </w:p>
+        </w:tc>
+      </w:tr>
+      <w:tr>
+        <w:trPr>
+          <w:trHeight w:val="1006"/>
+        </w:trPr>
+        <w:tc>
+          <w:tcPr>
+            <w:tcW w:w="1560" w:type="dxa"/>
+            <w:vAlign w:val="center"/>
+            <w:hideMark/>
+          </w:tcPr>
+          <w:p>
+            <w:pPr>
+              <w:spacing w:after="0" w:line="240" w:lineRule="auto"/>
               <w:rPr>
                 <w:rFonts w:eastAsia="Times New Roman" w:cs="Times New Roman"/>
                 <w:b/>
@@ -9342,7 +11650,92 @@
                 <w:lang w:eastAsia="es-PE"/>
                 <w14:ligatures w14:val="none"/>
               </w:rPr>
-              <w:t>LinkedIn</w:t>
+            </w:pPr>
+            <w:r>
+              <w:rPr>
+                <w:rFonts w:eastAsia="Times New Roman" w:cs="Times New Roman"/>
+                <w:b/>
+                <w:bCs/>
+                <w:color w:val="000000"/>
+                <w:kern w:val="0"/>
+                <w:sz w:val="18"/>
+                <w:szCs w:val="18"/>
+                <w:lang w:eastAsia="es-PE"/>
+                <w14:ligatures w14:val="none"/>
+              </w:rPr>
+              <w:lastRenderedPageBreak/>
+              <w:t>Canal 3</w:t>
+            </w:r>
+          </w:p>
+        </w:tc>
+        <w:tc>
+          <w:tcPr>
+            <w:tcW w:w="2049" w:type="dxa"/>
+            <w:vAlign w:val="center"/>
+            <w:hideMark/>
+          </w:tcPr>
+          <w:p>
+            <w:pPr>
+              <w:spacing w:after="0" w:line="240" w:lineRule="auto"/>
+              <w:jc w:val="both"/>
+              <w:rPr>
+                <w:rFonts w:eastAsia="Times New Roman" w:cs="Times New Roman"/>
+                <w:color w:val="000000"/>
+                <w:kern w:val="0"/>
+                <w:sz w:val="18"/>
+                <w:szCs w:val="18"/>
+                <w:lang w:eastAsia="es-PE"/>
+                <w14:ligatures w14:val="none"/>
+              </w:rPr>
+            </w:pPr>
+            <w:r>
+              <w:rPr>
+                <w:rFonts w:eastAsia="Times New Roman" w:cs="Times New Roman"/>
+                <w:color w:val="000000"/>
+                <w:kern w:val="0"/>
+                <w:sz w:val="18"/>
+                <w:szCs w:val="18"/>
+                <w:lang w:eastAsia="es-PE"/>
+                <w14:ligatures w14:val="none"/>
+              </w:rPr>
+              <w:t>Tercer canal de apoyo.</w:t>
+            </w:r>
+          </w:p>
+        </w:tc>
+        <w:tc>
+          <w:tcPr>
+            <w:tcW w:w="3338" w:type="dxa"/>
+            <w:vAlign w:val="center"/>
+            <w:hideMark/>
+          </w:tcPr>
+          <w:p>
+            <w:pPr>
+              <w:spacing w:after="0" w:line="240" w:lineRule="auto"/>
+              <w:rPr>
+                <w:rFonts w:eastAsia="Times New Roman" w:cs="Times New Roman"/>
+                <w:b/>
+                <w:bCs/>
+                <w:color w:val="000000"/>
+                <w:kern w:val="0"/>
+                <w:sz w:val="18"/>
+                <w:szCs w:val="18"/>
+                <w:lang w:eastAsia="es-PE"/>
+                <w14:ligatures w14:val="none"/>
+              </w:rPr>
+            </w:pPr>
+            <w:r>
+              <w:rPr>
+                <w:rFonts w:eastAsia="Times New Roman" w:cs="Times New Roman"/>
+                <w:b/>
+                <w:bCs/>
+                <w:color w:val="000000"/>
+                <w:kern w:val="0"/>
+                <w:sz w:val="18"/>
+                <w:szCs w:val="18"/>
+                <w:lang w:eastAsia="es-PE"/>
+                <w14:ligatures w14:val="none"/>
+              </w:rPr>
+              <w:t>Landing simple o ficha de demostración</w:t>
             </w:r>
           </w:p>
         </w:tc>
@@ -9376,10 +11769,62 @@
                 <w:lang w:eastAsia="es-PE"/>
                 <w14:ligatures w14:val="none"/>
               </w:rPr>
-              <w:t xml:space="preserve">Adecuado para captar </w:t>
-            </w:r>
-            <w:proofErr w:type="spellStart"/>
-            <w:r>
+              <w:t>Ayuda a explicar de manera clara qué hace el agente, para quién está pensado, qué no hace y cómo participar en la prueba.</w:t>
+            </w:r>
+          </w:p>
+        </w:tc>
+      </w:tr>
+      <w:tr>
+        <w:trPr>
+          <w:trHeight w:val="1233"/>
+        </w:trPr>
+        <w:tc>
+          <w:tcPr>
+            <w:tcW w:w="1560" w:type="dxa"/>
+            <w:vAlign w:val="center"/>
+            <w:hideMark/>
+          </w:tcPr>
+          <w:p>
+            <w:pPr>
+              <w:spacing w:after="0" w:line="240" w:lineRule="auto"/>
+              <w:rPr>
+                <w:rFonts w:eastAsia="Times New Roman" w:cs="Times New Roman"/>
+                <w:b/>
+                <w:bCs/>
+                <w:color w:val="000000"/>
+                <w:kern w:val="0"/>
+                <w:sz w:val="18"/>
+                <w:szCs w:val="18"/>
+                <w:lang w:eastAsia="es-PE"/>
+                <w14:ligatures w14:val="none"/>
+              </w:rPr>
+            </w:pPr>
+            <w:r>
+              <w:rPr>
+                <w:rFonts w:eastAsia="Times New Roman" w:cs="Times New Roman"/>
+                <w:b/>
+                <w:bCs/>
+                <w:color w:val="000000"/>
+                <w:kern w:val="0"/>
+                <w:sz w:val="18"/>
+                <w:szCs w:val="18"/>
+                <w:lang w:eastAsia="es-PE"/>
+                <w14:ligatures w14:val="none"/>
+              </w:rPr>
+              <w:t>Oferta de entrada</w:t>
+            </w:r>
+          </w:p>
+        </w:tc>
+        <w:tc>
+          <w:tcPr>
+            <w:tcW w:w="2049" w:type="dxa"/>
+            <w:vAlign w:val="center"/>
+            <w:hideMark/>
+          </w:tcPr>
+          <w:p>
+            <w:pPr>
+              <w:spacing w:after="0" w:line="240" w:lineRule="auto"/>
+              <w:jc w:val="both"/>
               <w:rPr>
                 <w:rFonts w:eastAsia="Times New Roman" w:cs="Times New Roman"/>
                 <w:color w:val="000000"/>
@@ -9389,9 +11834,7 @@
                 <w:lang w:eastAsia="es-PE"/>
                 <w14:ligatures w14:val="none"/>
               </w:rPr>
-              <w:t>testers</w:t>
-            </w:r>
-            <w:proofErr w:type="spellEnd"/>
+            </w:pPr>
             <w:r>
               <w:rPr>
                 <w:rFonts w:eastAsia="Times New Roman" w:cs="Times New Roman"/>
@@ -9402,7 +11845,729 @@
                 <w:lang w:eastAsia="es-PE"/>
                 <w14:ligatures w14:val="none"/>
               </w:rPr>
-              <w:t>, colegas del sector, contactos profesionales y validar interés inicial en una audiencia afín a innovación y transformación digital.</w:t>
+              <w:t>Promesa inicial con la que se presenta el agente.</w:t>
+            </w:r>
+          </w:p>
+        </w:tc>
+        <w:tc>
+          <w:tcPr>
+            <w:tcW w:w="3338" w:type="dxa"/>
+            <w:vAlign w:val="center"/>
+            <w:hideMark/>
+          </w:tcPr>
+          <w:p>
+            <w:pPr>
+              <w:spacing w:after="0" w:line="240" w:lineRule="auto"/>
+              <w:jc w:val="both"/>
+              <w:rPr>
+                <w:rFonts w:eastAsia="Times New Roman" w:cs="Times New Roman"/>
+                <w:color w:val="000000"/>
+                <w:kern w:val="0"/>
+                <w:sz w:val="18"/>
+                <w:szCs w:val="18"/>
+                <w:lang w:eastAsia="es-PE"/>
+                <w14:ligatures w14:val="none"/>
+              </w:rPr>
+            </w:pPr>
+            <w:r>
+              <w:rPr>
+                <w:rFonts w:eastAsia="Times New Roman" w:cs="Times New Roman"/>
+                <w:color w:val="000000"/>
+                <w:kern w:val="0"/>
+                <w:sz w:val="18"/>
+                <w:szCs w:val="18"/>
+                <w:lang w:eastAsia="es-PE"/>
+                <w14:ligatures w14:val="none"/>
+              </w:rPr>
+              <w:t>“Prueba un asistente conversacional que te ayuda a iniciar y ordenar tu solicitud de préstamo con mayor claridad, menor fricción y mejor visibilidad del siguiente paso.”</w:t>
+            </w:r>
+          </w:p>
+        </w:tc>
+        <w:tc>
+          <w:tcPr>
+            <w:tcW w:w="3260" w:type="dxa"/>
+            <w:vAlign w:val="center"/>
+            <w:hideMark/>
+          </w:tcPr>
+          <w:p>
+            <w:pPr>
+              <w:spacing w:after="0" w:line="240" w:lineRule="auto"/>
+              <w:jc w:val="both"/>
+              <w:rPr>
+                <w:rFonts w:eastAsia="Times New Roman" w:cs="Times New Roman"/>
+                <w:color w:val="000000"/>
+                <w:kern w:val="0"/>
+                <w:sz w:val="18"/>
+                <w:szCs w:val="18"/>
+                <w:lang w:eastAsia="es-PE"/>
+                <w14:ligatures w14:val="none"/>
+              </w:rPr>
+            </w:pPr>
+            <w:r>
+              <w:rPr>
+                <w:rFonts w:eastAsia="Times New Roman" w:cs="Times New Roman"/>
+                <w:color w:val="000000"/>
+                <w:kern w:val="0"/>
+                <w:sz w:val="18"/>
+                <w:szCs w:val="18"/>
+                <w:lang w:eastAsia="es-PE"/>
+                <w14:ligatures w14:val="none"/>
+              </w:rPr>
+              <w:t>La oferta está centrada en resolver un problema concreto, no en vender tecnología.</w:t>
+            </w:r>
+          </w:p>
+        </w:tc>
+      </w:tr>
+      <w:tr>
+        <w:trPr>
+          <w:trHeight w:val="910"/>
+        </w:trPr>
+        <w:tc>
+          <w:tcPr>
+            <w:tcW w:w="1560" w:type="dxa"/>
+            <w:vAlign w:val="center"/>
+            <w:hideMark/>
+          </w:tcPr>
+          <w:p>
+            <w:pPr>
+              <w:spacing w:after="0" w:line="240" w:lineRule="auto"/>
+              <w:rPr>
+                <w:rFonts w:eastAsia="Times New Roman" w:cs="Times New Roman"/>
+                <w:b/>
+                <w:bCs/>
+                <w:color w:val="000000"/>
+                <w:kern w:val="0"/>
+                <w:sz w:val="18"/>
+                <w:szCs w:val="18"/>
+                <w:lang w:eastAsia="es-PE"/>
+                <w14:ligatures w14:val="none"/>
+              </w:rPr>
+            </w:pPr>
+            <w:r>
+              <w:rPr>
+                <w:rFonts w:eastAsia="Times New Roman" w:cs="Times New Roman"/>
+                <w:b/>
+                <w:bCs/>
+                <w:color w:val="000000"/>
+                <w:kern w:val="0"/>
+                <w:sz w:val="18"/>
+                <w:szCs w:val="18"/>
+                <w:lang w:eastAsia="es-PE"/>
+                <w14:ligatures w14:val="none"/>
+              </w:rPr>
+              <w:t>Propuesta de valor de lanzamiento</w:t>
+            </w:r>
+          </w:p>
+        </w:tc>
+        <w:tc>
+          <w:tcPr>
+            <w:tcW w:w="2049" w:type="dxa"/>
+            <w:vAlign w:val="center"/>
+            <w:hideMark/>
+          </w:tcPr>
+          <w:p>
+            <w:pPr>
+              <w:spacing w:after="0" w:line="240" w:lineRule="auto"/>
+              <w:jc w:val="both"/>
+              <w:rPr>
+                <w:rFonts w:eastAsia="Times New Roman" w:cs="Times New Roman"/>
+                <w:color w:val="000000"/>
+                <w:kern w:val="0"/>
+                <w:sz w:val="18"/>
+                <w:szCs w:val="18"/>
+                <w:lang w:eastAsia="es-PE"/>
+                <w14:ligatures w14:val="none"/>
+              </w:rPr>
+            </w:pPr>
+            <w:r>
+              <w:rPr>
+                <w:rFonts w:eastAsia="Times New Roman" w:cs="Times New Roman"/>
+                <w:color w:val="000000"/>
+                <w:kern w:val="0"/>
+                <w:sz w:val="18"/>
+                <w:szCs w:val="18"/>
+                <w:lang w:eastAsia="es-PE"/>
+                <w14:ligatures w14:val="none"/>
+              </w:rPr>
+              <w:t>Beneficio principal que se quiere demostrar.</w:t>
+            </w:r>
+          </w:p>
+        </w:tc>
+        <w:tc>
+          <w:tcPr>
+            <w:tcW w:w="3338" w:type="dxa"/>
+            <w:vAlign w:val="center"/>
+            <w:hideMark/>
+          </w:tcPr>
+          <w:p>
+            <w:pPr>
+              <w:spacing w:after="0" w:line="240" w:lineRule="auto"/>
+              <w:jc w:val="both"/>
+              <w:rPr>
+                <w:rFonts w:eastAsia="Times New Roman" w:cs="Times New Roman"/>
+                <w:color w:val="000000"/>
+                <w:kern w:val="0"/>
+                <w:sz w:val="18"/>
+                <w:szCs w:val="18"/>
+                <w:lang w:eastAsia="es-PE"/>
+                <w14:ligatures w14:val="none"/>
+              </w:rPr>
+            </w:pPr>
+            <w:r>
+              <w:rPr>
+                <w:rFonts w:eastAsia="Times New Roman" w:cs="Times New Roman"/>
+                <w:color w:val="000000"/>
+                <w:kern w:val="0"/>
+                <w:sz w:val="18"/>
+                <w:szCs w:val="18"/>
+                <w:lang w:eastAsia="es-PE"/>
+                <w14:ligatures w14:val="none"/>
+              </w:rPr>
+              <w:t>Ayudar al usuario a pasar de la intención de solicitar un préstamo a una solicitud más clara, mejor orientada y potencialmente más completa.</w:t>
+            </w:r>
+          </w:p>
+        </w:tc>
+        <w:tc>
+          <w:tcPr>
+            <w:tcW w:w="3260" w:type="dxa"/>
+            <w:vAlign w:val="center"/>
+            <w:hideMark/>
+          </w:tcPr>
+          <w:p>
+            <w:pPr>
+              <w:spacing w:after="0" w:line="240" w:lineRule="auto"/>
+              <w:jc w:val="both"/>
+              <w:rPr>
+                <w:rFonts w:eastAsia="Times New Roman" w:cs="Times New Roman"/>
+                <w:color w:val="000000"/>
+                <w:kern w:val="0"/>
+                <w:sz w:val="18"/>
+                <w:szCs w:val="18"/>
+                <w:lang w:eastAsia="es-PE"/>
+                <w14:ligatures w14:val="none"/>
+              </w:rPr>
+            </w:pPr>
+            <w:r>
+              <w:rPr>
+                <w:rFonts w:eastAsia="Times New Roman" w:cs="Times New Roman"/>
+                <w:color w:val="000000"/>
+                <w:kern w:val="0"/>
+                <w:sz w:val="18"/>
+                <w:szCs w:val="18"/>
+                <w:lang w:eastAsia="es-PE"/>
+                <w14:ligatures w14:val="none"/>
+              </w:rPr>
+              <w:t>Refuerza el propósito central del agente y conecta con la validación de producto-</w:t>
+            </w:r>
+            <w:proofErr w:type="spellStart"/>
+            <w:r>
+              <w:rPr>
+                <w:rFonts w:eastAsia="Times New Roman" w:cs="Times New Roman"/>
+                <w:color w:val="000000"/>
+                <w:kern w:val="0"/>
+                <w:sz w:val="18"/>
+                <w:szCs w:val="18"/>
+                <w:lang w:eastAsia="es-PE"/>
+                <w14:ligatures w14:val="none"/>
+              </w:rPr>
+              <w:t>market</w:t>
+            </w:r>
+            <w:proofErr w:type="spellEnd"/>
+            <w:r>
+              <w:rPr>
+                <w:rFonts w:eastAsia="Times New Roman" w:cs="Times New Roman"/>
+                <w:color w:val="000000"/>
+                <w:kern w:val="0"/>
+                <w:sz w:val="18"/>
+                <w:szCs w:val="18"/>
+                <w:lang w:eastAsia="es-PE"/>
+                <w14:ligatures w14:val="none"/>
+              </w:rPr>
+              <w:t xml:space="preserve"> fit.</w:t>
+            </w:r>
+          </w:p>
+        </w:tc>
+      </w:tr>
+      <w:tr>
+        <w:trPr>
+          <w:trHeight w:val="982"/>
+        </w:trPr>
+        <w:tc>
+          <w:tcPr>
+            <w:tcW w:w="1560" w:type="dxa"/>
+            <w:vAlign w:val="center"/>
+            <w:hideMark/>
+          </w:tcPr>
+          <w:p>
+            <w:pPr>
+              <w:spacing w:after="0" w:line="240" w:lineRule="auto"/>
+              <w:rPr>
+                <w:rFonts w:eastAsia="Times New Roman" w:cs="Times New Roman"/>
+                <w:b/>
+                <w:bCs/>
+                <w:color w:val="000000"/>
+                <w:kern w:val="0"/>
+                <w:sz w:val="18"/>
+                <w:szCs w:val="18"/>
+                <w:lang w:eastAsia="es-PE"/>
+                <w14:ligatures w14:val="none"/>
+              </w:rPr>
+            </w:pPr>
+            <w:r>
+              <w:rPr>
+                <w:rFonts w:eastAsia="Times New Roman" w:cs="Times New Roman"/>
+                <w:b/>
+                <w:bCs/>
+                <w:color w:val="000000"/>
+                <w:kern w:val="0"/>
+                <w:sz w:val="18"/>
+                <w:szCs w:val="18"/>
+                <w:lang w:eastAsia="es-PE"/>
+                <w14:ligatures w14:val="none"/>
+              </w:rPr>
+              <w:t>Qué se promete</w:t>
+            </w:r>
+          </w:p>
+        </w:tc>
+        <w:tc>
+          <w:tcPr>
+            <w:tcW w:w="2049" w:type="dxa"/>
+            <w:vAlign w:val="center"/>
+            <w:hideMark/>
+          </w:tcPr>
+          <w:p>
+            <w:pPr>
+              <w:spacing w:after="0" w:line="240" w:lineRule="auto"/>
+              <w:jc w:val="both"/>
+              <w:rPr>
+                <w:rFonts w:eastAsia="Times New Roman" w:cs="Times New Roman"/>
+                <w:color w:val="000000"/>
+                <w:kern w:val="0"/>
+                <w:sz w:val="18"/>
+                <w:szCs w:val="18"/>
+                <w:lang w:eastAsia="es-PE"/>
+                <w14:ligatures w14:val="none"/>
+              </w:rPr>
+            </w:pPr>
+            <w:r>
+              <w:rPr>
+                <w:rFonts w:eastAsia="Times New Roman" w:cs="Times New Roman"/>
+                <w:color w:val="000000"/>
+                <w:kern w:val="0"/>
+                <w:sz w:val="18"/>
+                <w:szCs w:val="18"/>
+                <w:lang w:eastAsia="es-PE"/>
+                <w14:ligatures w14:val="none"/>
+              </w:rPr>
+              <w:t>Alcance explícito de la experiencia ofrecida.</w:t>
+            </w:r>
+          </w:p>
+        </w:tc>
+        <w:tc>
+          <w:tcPr>
+            <w:tcW w:w="3338" w:type="dxa"/>
+            <w:vAlign w:val="center"/>
+            <w:hideMark/>
+          </w:tcPr>
+          <w:p>
+            <w:pPr>
+              <w:spacing w:after="0" w:line="240" w:lineRule="auto"/>
+              <w:jc w:val="both"/>
+              <w:rPr>
+                <w:rFonts w:eastAsia="Times New Roman" w:cs="Times New Roman"/>
+                <w:color w:val="000000"/>
+                <w:kern w:val="0"/>
+                <w:sz w:val="18"/>
+                <w:szCs w:val="18"/>
+                <w:lang w:eastAsia="es-PE"/>
+                <w14:ligatures w14:val="none"/>
+              </w:rPr>
+            </w:pPr>
+            <w:r>
+              <w:rPr>
+                <w:rFonts w:eastAsia="Times New Roman" w:cs="Times New Roman"/>
+                <w:color w:val="000000"/>
+                <w:kern w:val="0"/>
+                <w:sz w:val="18"/>
+                <w:szCs w:val="18"/>
+                <w:lang w:eastAsia="es-PE"/>
+                <w14:ligatures w14:val="none"/>
+              </w:rPr>
+              <w:t>Orientación conversacional, identificación de requisitos, visibilidad de faltantes y guía del siguiente paso.</w:t>
+            </w:r>
+          </w:p>
+        </w:tc>
+        <w:tc>
+          <w:tcPr>
+            <w:tcW w:w="3260" w:type="dxa"/>
+            <w:vAlign w:val="center"/>
+            <w:hideMark/>
+          </w:tcPr>
+          <w:p>
+            <w:pPr>
+              <w:spacing w:after="0" w:line="240" w:lineRule="auto"/>
+              <w:jc w:val="both"/>
+              <w:rPr>
+                <w:rFonts w:eastAsia="Times New Roman" w:cs="Times New Roman"/>
+                <w:color w:val="000000"/>
+                <w:kern w:val="0"/>
+                <w:sz w:val="18"/>
+                <w:szCs w:val="18"/>
+                <w:lang w:eastAsia="es-PE"/>
+                <w14:ligatures w14:val="none"/>
+              </w:rPr>
+            </w:pPr>
+            <w:r>
+              <w:rPr>
+                <w:rFonts w:eastAsia="Times New Roman" w:cs="Times New Roman"/>
+                <w:color w:val="000000"/>
+                <w:kern w:val="0"/>
+                <w:sz w:val="18"/>
+                <w:szCs w:val="18"/>
+                <w:lang w:eastAsia="es-PE"/>
+                <w14:ligatures w14:val="none"/>
+              </w:rPr>
+              <w:t>Mantiene una promesa realista y verificable.</w:t>
+            </w:r>
+          </w:p>
+        </w:tc>
+      </w:tr>
+      <w:tr>
+        <w:trPr>
+          <w:trHeight w:val="990"/>
+        </w:trPr>
+        <w:tc>
+          <w:tcPr>
+            <w:tcW w:w="1560" w:type="dxa"/>
+            <w:vAlign w:val="center"/>
+            <w:hideMark/>
+          </w:tcPr>
+          <w:p>
+            <w:pPr>
+              <w:spacing w:after="0" w:line="240" w:lineRule="auto"/>
+              <w:rPr>
+                <w:rFonts w:eastAsia="Times New Roman" w:cs="Times New Roman"/>
+                <w:b/>
+                <w:bCs/>
+                <w:color w:val="000000"/>
+                <w:kern w:val="0"/>
+                <w:sz w:val="18"/>
+                <w:szCs w:val="18"/>
+                <w:lang w:eastAsia="es-PE"/>
+                <w14:ligatures w14:val="none"/>
+              </w:rPr>
+            </w:pPr>
+            <w:r>
+              <w:rPr>
+                <w:rFonts w:eastAsia="Times New Roman" w:cs="Times New Roman"/>
+                <w:b/>
+                <w:bCs/>
+                <w:color w:val="000000"/>
+                <w:kern w:val="0"/>
+                <w:sz w:val="18"/>
+                <w:szCs w:val="18"/>
+                <w:lang w:eastAsia="es-PE"/>
+                <w14:ligatures w14:val="none"/>
+              </w:rPr>
+              <w:t>Qué no se promete</w:t>
+            </w:r>
+          </w:p>
+        </w:tc>
+        <w:tc>
+          <w:tcPr>
+            <w:tcW w:w="2049" w:type="dxa"/>
+            <w:vAlign w:val="center"/>
+            <w:hideMark/>
+          </w:tcPr>
+          <w:p>
+            <w:pPr>
+              <w:spacing w:after="0" w:line="240" w:lineRule="auto"/>
+              <w:jc w:val="both"/>
+              <w:rPr>
+                <w:rFonts w:eastAsia="Times New Roman" w:cs="Times New Roman"/>
+                <w:color w:val="000000"/>
+                <w:kern w:val="0"/>
+                <w:sz w:val="18"/>
+                <w:szCs w:val="18"/>
+                <w:lang w:eastAsia="es-PE"/>
+                <w14:ligatures w14:val="none"/>
+              </w:rPr>
+            </w:pPr>
+            <w:r>
+              <w:rPr>
+                <w:rFonts w:eastAsia="Times New Roman" w:cs="Times New Roman"/>
+                <w:color w:val="000000"/>
+                <w:kern w:val="0"/>
+                <w:sz w:val="18"/>
+                <w:szCs w:val="18"/>
+                <w:lang w:eastAsia="es-PE"/>
+                <w14:ligatures w14:val="none"/>
+              </w:rPr>
+              <w:t>Límites del lanzamiento.</w:t>
+            </w:r>
+          </w:p>
+        </w:tc>
+        <w:tc>
+          <w:tcPr>
+            <w:tcW w:w="3338" w:type="dxa"/>
+            <w:vAlign w:val="center"/>
+            <w:hideMark/>
+          </w:tcPr>
+          <w:p>
+            <w:pPr>
+              <w:spacing w:after="0" w:line="240" w:lineRule="auto"/>
+              <w:jc w:val="both"/>
+              <w:rPr>
+                <w:rFonts w:eastAsia="Times New Roman" w:cs="Times New Roman"/>
+                <w:color w:val="000000"/>
+                <w:kern w:val="0"/>
+                <w:sz w:val="18"/>
+                <w:szCs w:val="18"/>
+                <w:lang w:eastAsia="es-PE"/>
+                <w14:ligatures w14:val="none"/>
+              </w:rPr>
+            </w:pPr>
+            <w:r>
+              <w:rPr>
+                <w:rFonts w:eastAsia="Times New Roman" w:cs="Times New Roman"/>
+                <w:color w:val="000000"/>
+                <w:kern w:val="0"/>
+                <w:sz w:val="18"/>
+                <w:szCs w:val="18"/>
+                <w:lang w:eastAsia="es-PE"/>
+                <w14:ligatures w14:val="none"/>
+              </w:rPr>
+              <w:t>No se promete aprobación automática, decisión crediticia, integración total ni reemplazo del análisis formal del banco.</w:t>
+            </w:r>
+          </w:p>
+        </w:tc>
+        <w:tc>
+          <w:tcPr>
+            <w:tcW w:w="3260" w:type="dxa"/>
+            <w:vAlign w:val="center"/>
+            <w:hideMark/>
+          </w:tcPr>
+          <w:p>
+            <w:pPr>
+              <w:spacing w:after="0" w:line="240" w:lineRule="auto"/>
+              <w:jc w:val="both"/>
+              <w:rPr>
+                <w:rFonts w:eastAsia="Times New Roman" w:cs="Times New Roman"/>
+                <w:color w:val="000000"/>
+                <w:kern w:val="0"/>
+                <w:sz w:val="18"/>
+                <w:szCs w:val="18"/>
+                <w:lang w:eastAsia="es-PE"/>
+                <w14:ligatures w14:val="none"/>
+              </w:rPr>
+            </w:pPr>
+            <w:r>
+              <w:rPr>
+                <w:rFonts w:eastAsia="Times New Roman" w:cs="Times New Roman"/>
+                <w:color w:val="000000"/>
+                <w:kern w:val="0"/>
+                <w:sz w:val="18"/>
+                <w:szCs w:val="18"/>
+                <w:lang w:eastAsia="es-PE"/>
+                <w14:ligatures w14:val="none"/>
+              </w:rPr>
+              <w:t>Evita sobre expectativas y protege la credibilidad del agente.</w:t>
+            </w:r>
+          </w:p>
+        </w:tc>
+      </w:tr>
+      <w:tr>
+        <w:trPr>
+          <w:trHeight w:val="556"/>
+        </w:trPr>
+        <w:tc>
+          <w:tcPr>
+            <w:tcW w:w="1560" w:type="dxa"/>
+            <w:vAlign w:val="center"/>
+            <w:hideMark/>
+          </w:tcPr>
+          <w:p>
+            <w:pPr>
+              <w:spacing w:after="0" w:line="240" w:lineRule="auto"/>
+              <w:rPr>
+                <w:rFonts w:eastAsia="Times New Roman" w:cs="Times New Roman"/>
+                <w:b/>
+                <w:bCs/>
+                <w:color w:val="000000"/>
+                <w:kern w:val="0"/>
+                <w:sz w:val="18"/>
+                <w:szCs w:val="18"/>
+                <w:lang w:eastAsia="es-PE"/>
+                <w14:ligatures w14:val="none"/>
+              </w:rPr>
+            </w:pPr>
+            <w:r>
+              <w:rPr>
+                <w:rFonts w:eastAsia="Times New Roman" w:cs="Times New Roman"/>
+                <w:b/>
+                <w:bCs/>
+                <w:color w:val="000000"/>
+                <w:kern w:val="0"/>
+                <w:sz w:val="18"/>
+                <w:szCs w:val="18"/>
+                <w:lang w:eastAsia="es-PE"/>
+                <w14:ligatures w14:val="none"/>
+              </w:rPr>
+              <w:t>Llamada a la acción (CTA)</w:t>
+            </w:r>
+          </w:p>
+        </w:tc>
+        <w:tc>
+          <w:tcPr>
+            <w:tcW w:w="2049" w:type="dxa"/>
+            <w:vAlign w:val="center"/>
+            <w:hideMark/>
+          </w:tcPr>
+          <w:p>
+            <w:pPr>
+              <w:spacing w:after="0" w:line="240" w:lineRule="auto"/>
+              <w:jc w:val="both"/>
+              <w:rPr>
+                <w:rFonts w:eastAsia="Times New Roman" w:cs="Times New Roman"/>
+                <w:color w:val="000000"/>
+                <w:kern w:val="0"/>
+                <w:sz w:val="18"/>
+                <w:szCs w:val="18"/>
+                <w:lang w:eastAsia="es-PE"/>
+                <w14:ligatures w14:val="none"/>
+              </w:rPr>
+            </w:pPr>
+            <w:r>
+              <w:rPr>
+                <w:rFonts w:eastAsia="Times New Roman" w:cs="Times New Roman"/>
+                <w:color w:val="000000"/>
+                <w:kern w:val="0"/>
+                <w:sz w:val="18"/>
+                <w:szCs w:val="18"/>
+                <w:lang w:eastAsia="es-PE"/>
+                <w14:ligatures w14:val="none"/>
+              </w:rPr>
+              <w:t xml:space="preserve">Acción concreta que se espera del usuario o </w:t>
+            </w:r>
+            <w:proofErr w:type="spellStart"/>
+            <w:r>
+              <w:rPr>
+                <w:rFonts w:eastAsia="Times New Roman" w:cs="Times New Roman"/>
+                <w:color w:val="000000"/>
+                <w:kern w:val="0"/>
+                <w:sz w:val="18"/>
+                <w:szCs w:val="18"/>
+                <w:lang w:eastAsia="es-PE"/>
+                <w14:ligatures w14:val="none"/>
+              </w:rPr>
+              <w:t>tester</w:t>
+            </w:r>
+            <w:proofErr w:type="spellEnd"/>
+            <w:r>
+              <w:rPr>
+                <w:rFonts w:eastAsia="Times New Roman" w:cs="Times New Roman"/>
+                <w:color w:val="000000"/>
+                <w:kern w:val="0"/>
+                <w:sz w:val="18"/>
+                <w:szCs w:val="18"/>
+                <w:lang w:eastAsia="es-PE"/>
+                <w14:ligatures w14:val="none"/>
+              </w:rPr>
+              <w:t>.</w:t>
+            </w:r>
+          </w:p>
+        </w:tc>
+        <w:tc>
+          <w:tcPr>
+            <w:tcW w:w="3338" w:type="dxa"/>
+            <w:vAlign w:val="center"/>
+            <w:hideMark/>
+          </w:tcPr>
+          <w:p>
+            <w:pPr>
+              <w:spacing w:after="0" w:line="240" w:lineRule="auto"/>
+              <w:jc w:val="both"/>
+              <w:rPr>
+                <w:rFonts w:eastAsia="Times New Roman" w:cs="Times New Roman"/>
+                <w:color w:val="000000"/>
+                <w:kern w:val="0"/>
+                <w:sz w:val="18"/>
+                <w:szCs w:val="18"/>
+                <w:lang w:eastAsia="es-PE"/>
+                <w14:ligatures w14:val="none"/>
+              </w:rPr>
+            </w:pPr>
+            <w:r>
+              <w:rPr>
+                <w:rFonts w:eastAsia="Times New Roman" w:cs="Times New Roman"/>
+                <w:color w:val="000000"/>
+                <w:kern w:val="0"/>
+                <w:sz w:val="18"/>
+                <w:szCs w:val="18"/>
+                <w:lang w:eastAsia="es-PE"/>
+                <w14:ligatures w14:val="none"/>
+              </w:rPr>
+              <w:t xml:space="preserve">“Pruébalo y comparte tu experiencia”; “Ayúdame a validar si esta experiencia reduce fricción en la solicitud de préstamos”; “Participa como </w:t>
+            </w:r>
+            <w:proofErr w:type="spellStart"/>
+            <w:r>
+              <w:rPr>
+                <w:rFonts w:eastAsia="Times New Roman" w:cs="Times New Roman"/>
+                <w:color w:val="000000"/>
+                <w:kern w:val="0"/>
+                <w:sz w:val="18"/>
+                <w:szCs w:val="18"/>
+                <w:lang w:eastAsia="es-PE"/>
+                <w14:ligatures w14:val="none"/>
+              </w:rPr>
+              <w:t>tester</w:t>
+            </w:r>
+            <w:proofErr w:type="spellEnd"/>
+            <w:r>
+              <w:rPr>
+                <w:rFonts w:eastAsia="Times New Roman" w:cs="Times New Roman"/>
+                <w:color w:val="000000"/>
+                <w:kern w:val="0"/>
+                <w:sz w:val="18"/>
+                <w:szCs w:val="18"/>
+                <w:lang w:eastAsia="es-PE"/>
+                <w14:ligatures w14:val="none"/>
+              </w:rPr>
+              <w:t xml:space="preserve"> y dime qué mejorarías primero”.</w:t>
+            </w:r>
+          </w:p>
+        </w:tc>
+        <w:tc>
+          <w:tcPr>
+            <w:tcW w:w="3260" w:type="dxa"/>
+            <w:vAlign w:val="center"/>
+            <w:hideMark/>
+          </w:tcPr>
+          <w:p>
+            <w:pPr>
+              <w:spacing w:after="0" w:line="240" w:lineRule="auto"/>
+              <w:jc w:val="both"/>
+              <w:rPr>
+                <w:rFonts w:eastAsia="Times New Roman" w:cs="Times New Roman"/>
+                <w:color w:val="000000"/>
+                <w:kern w:val="0"/>
+                <w:sz w:val="18"/>
+                <w:szCs w:val="18"/>
+                <w:lang w:eastAsia="es-PE"/>
+                <w14:ligatures w14:val="none"/>
+              </w:rPr>
+            </w:pPr>
+            <w:r>
+              <w:rPr>
+                <w:rFonts w:eastAsia="Times New Roman" w:cs="Times New Roman"/>
+                <w:color w:val="000000"/>
+                <w:kern w:val="0"/>
+                <w:sz w:val="18"/>
+                <w:szCs w:val="18"/>
+                <w:lang w:eastAsia="es-PE"/>
+                <w14:ligatures w14:val="none"/>
+              </w:rPr>
+              <w:t>La CTA está orientada a validar y aprender, no solo a generar tráfico.</w:t>
             </w:r>
           </w:p>
         </w:tc>
@@ -9444,7 +12609,7 @@
                 <w:lang w:eastAsia="es-PE"/>
                 <w14:ligatures w14:val="none"/>
               </w:rPr>
-              <w:t>Canal 3</w:t>
+              <w:t>Indicador de éxito del lanzamiento</w:t>
             </w:r>
           </w:p>
         </w:tc>
@@ -9478,13 +12643,164 @@
                 <w:lang w:eastAsia="es-PE"/>
                 <w14:ligatures w14:val="none"/>
               </w:rPr>
-              <w:t>Tercer canal de apoyo.</w:t>
+              <w:t>Señal que confirmaría que el lanzamiento fue útil.</w:t>
             </w:r>
           </w:p>
         </w:tc>
         <w:tc>
           <w:tcPr>
             <w:tcW w:w="3338" w:type="dxa"/>
+            <w:vAlign w:val="center"/>
+            <w:hideMark/>
+          </w:tcPr>
+          <w:p>
+            <w:pPr>
+              <w:spacing w:after="0" w:line="240" w:lineRule="auto"/>
+              <w:jc w:val="both"/>
+              <w:rPr>
+                <w:rFonts w:eastAsia="Times New Roman" w:cs="Times New Roman"/>
+                <w:color w:val="000000"/>
+                <w:kern w:val="0"/>
+                <w:sz w:val="18"/>
+                <w:szCs w:val="18"/>
+                <w:lang w:eastAsia="es-PE"/>
+                <w14:ligatures w14:val="none"/>
+              </w:rPr>
+            </w:pPr>
+            <w:r>
+              <w:rPr>
+                <w:rFonts w:eastAsia="Times New Roman" w:cs="Times New Roman"/>
+                <w:color w:val="000000"/>
+                <w:kern w:val="0"/>
+                <w:sz w:val="18"/>
+                <w:szCs w:val="18"/>
+                <w:lang w:eastAsia="es-PE"/>
+                <w14:ligatures w14:val="none"/>
+              </w:rPr>
+              <w:t xml:space="preserve">Participación efectiva de </w:t>
+            </w:r>
+            <w:proofErr w:type="spellStart"/>
+            <w:r>
+              <w:rPr>
+                <w:rFonts w:eastAsia="Times New Roman" w:cs="Times New Roman"/>
+                <w:color w:val="000000"/>
+                <w:kern w:val="0"/>
+                <w:sz w:val="18"/>
+                <w:szCs w:val="18"/>
+                <w:lang w:eastAsia="es-PE"/>
+                <w14:ligatures w14:val="none"/>
+              </w:rPr>
+              <w:t>testers</w:t>
+            </w:r>
+            <w:proofErr w:type="spellEnd"/>
+            <w:r>
+              <w:rPr>
+                <w:rFonts w:eastAsia="Times New Roman" w:cs="Times New Roman"/>
+                <w:color w:val="000000"/>
+                <w:kern w:val="0"/>
+                <w:sz w:val="18"/>
+                <w:szCs w:val="18"/>
+                <w:lang w:eastAsia="es-PE"/>
+                <w14:ligatures w14:val="none"/>
+              </w:rPr>
+              <w:t xml:space="preserve">, </w:t>
+            </w:r>
+            <w:proofErr w:type="spellStart"/>
+            <w:r>
+              <w:rPr>
+                <w:rFonts w:eastAsia="Times New Roman" w:cs="Times New Roman"/>
+                <w:color w:val="000000"/>
+                <w:kern w:val="0"/>
+                <w:sz w:val="18"/>
+                <w:szCs w:val="18"/>
+                <w:lang w:eastAsia="es-PE"/>
+                <w14:ligatures w14:val="none"/>
+              </w:rPr>
+              <w:t>feedback</w:t>
+            </w:r>
+            <w:proofErr w:type="spellEnd"/>
+            <w:r>
+              <w:rPr>
+                <w:rFonts w:eastAsia="Times New Roman" w:cs="Times New Roman"/>
+                <w:color w:val="000000"/>
+                <w:kern w:val="0"/>
+                <w:sz w:val="18"/>
+                <w:szCs w:val="18"/>
+                <w:lang w:eastAsia="es-PE"/>
+                <w14:ligatures w14:val="none"/>
+              </w:rPr>
+              <w:t xml:space="preserve"> accionable, cumplimiento de </w:t>
+            </w:r>
+            <w:proofErr w:type="spellStart"/>
+            <w:r>
+              <w:rPr>
+                <w:rFonts w:eastAsia="Times New Roman" w:cs="Times New Roman"/>
+                <w:color w:val="000000"/>
+                <w:kern w:val="0"/>
+                <w:sz w:val="18"/>
+                <w:szCs w:val="18"/>
+                <w:lang w:eastAsia="es-PE"/>
+                <w14:ligatures w14:val="none"/>
+              </w:rPr>
+              <w:t>KPIs</w:t>
+            </w:r>
+            <w:proofErr w:type="spellEnd"/>
+            <w:r>
+              <w:rPr>
+                <w:rFonts w:eastAsia="Times New Roman" w:cs="Times New Roman"/>
+                <w:color w:val="000000"/>
+                <w:kern w:val="0"/>
+                <w:sz w:val="18"/>
+                <w:szCs w:val="18"/>
+                <w:lang w:eastAsia="es-PE"/>
+                <w14:ligatures w14:val="none"/>
+              </w:rPr>
+              <w:t xml:space="preserve"> clave y detección clara de mejoras priorizadas.</w:t>
+            </w:r>
+          </w:p>
+        </w:tc>
+        <w:tc>
+          <w:tcPr>
+            <w:tcW w:w="3260" w:type="dxa"/>
+            <w:vAlign w:val="center"/>
+            <w:hideMark/>
+          </w:tcPr>
+          <w:p>
+            <w:pPr>
+              <w:spacing w:after="0" w:line="240" w:lineRule="auto"/>
+              <w:jc w:val="both"/>
+              <w:rPr>
+                <w:rFonts w:eastAsia="Times New Roman" w:cs="Times New Roman"/>
+                <w:color w:val="000000"/>
+                <w:kern w:val="0"/>
+                <w:sz w:val="18"/>
+                <w:szCs w:val="18"/>
+                <w:lang w:eastAsia="es-PE"/>
+                <w14:ligatures w14:val="none"/>
+              </w:rPr>
+            </w:pPr>
+            <w:r>
+              <w:rPr>
+                <w:rFonts w:eastAsia="Times New Roman" w:cs="Times New Roman"/>
+                <w:color w:val="000000"/>
+                <w:kern w:val="0"/>
+                <w:sz w:val="18"/>
+                <w:szCs w:val="18"/>
+                <w:lang w:eastAsia="es-PE"/>
+                <w14:ligatures w14:val="none"/>
+              </w:rPr>
+              <w:t>El éxito en esta etapa se mide por aprendizaje útil y evidencia, no por volumen.</w:t>
+            </w:r>
+          </w:p>
+        </w:tc>
+      </w:tr>
+      <w:tr>
+        <w:trPr>
+          <w:trHeight w:val="853"/>
+        </w:trPr>
+        <w:tc>
+          <w:tcPr>
+            <w:tcW w:w="1560" w:type="dxa"/>
             <w:vAlign w:val="center"/>
             <w:hideMark/>
           </w:tcPr>
@@ -9515,7 +12831,75 @@
                 <w:lang w:eastAsia="es-PE"/>
                 <w14:ligatures w14:val="none"/>
               </w:rPr>
-              <w:t>Landing simple o ficha de demostración</w:t>
+              <w:t>Riesgo principal</w:t>
+            </w:r>
+          </w:p>
+        </w:tc>
+        <w:tc>
+          <w:tcPr>
+            <w:tcW w:w="2049" w:type="dxa"/>
+            <w:vAlign w:val="center"/>
+            <w:hideMark/>
+          </w:tcPr>
+          <w:p>
+            <w:pPr>
+              <w:spacing w:after="0" w:line="240" w:lineRule="auto"/>
+              <w:jc w:val="both"/>
+              <w:rPr>
+                <w:rFonts w:eastAsia="Times New Roman" w:cs="Times New Roman"/>
+                <w:color w:val="000000"/>
+                <w:kern w:val="0"/>
+                <w:sz w:val="18"/>
+                <w:szCs w:val="18"/>
+                <w:lang w:eastAsia="es-PE"/>
+                <w14:ligatures w14:val="none"/>
+              </w:rPr>
+            </w:pPr>
+            <w:r>
+              <w:rPr>
+                <w:rFonts w:eastAsia="Times New Roman" w:cs="Times New Roman"/>
+                <w:color w:val="000000"/>
+                <w:kern w:val="0"/>
+                <w:sz w:val="18"/>
+                <w:szCs w:val="18"/>
+                <w:lang w:eastAsia="es-PE"/>
+                <w14:ligatures w14:val="none"/>
+              </w:rPr>
+              <w:t>Principal amenaza para el lanzamiento.</w:t>
+            </w:r>
+          </w:p>
+        </w:tc>
+        <w:tc>
+          <w:tcPr>
+            <w:tcW w:w="3338" w:type="dxa"/>
+            <w:vAlign w:val="center"/>
+            <w:hideMark/>
+          </w:tcPr>
+          <w:p>
+            <w:pPr>
+              <w:spacing w:after="0" w:line="240" w:lineRule="auto"/>
+              <w:jc w:val="both"/>
+              <w:rPr>
+                <w:rFonts w:eastAsia="Times New Roman" w:cs="Times New Roman"/>
+                <w:color w:val="000000"/>
+                <w:kern w:val="0"/>
+                <w:sz w:val="18"/>
+                <w:szCs w:val="18"/>
+                <w:lang w:eastAsia="es-PE"/>
+                <w14:ligatures w14:val="none"/>
+              </w:rPr>
+            </w:pPr>
+            <w:r>
+              <w:rPr>
+                <w:rFonts w:eastAsia="Times New Roman" w:cs="Times New Roman"/>
+                <w:color w:val="000000"/>
+                <w:kern w:val="0"/>
+                <w:sz w:val="18"/>
+                <w:szCs w:val="18"/>
+                <w:lang w:eastAsia="es-PE"/>
+                <w14:ligatures w14:val="none"/>
+              </w:rPr>
+              <w:t>Que el agente genere interés superficial, pero no uso real o no produzca evidencia suficiente para decidir.</w:t>
             </w:r>
           </w:p>
         </w:tc>
@@ -9549,14 +12933,14 @@
                 <w:lang w:eastAsia="es-PE"/>
                 <w14:ligatures w14:val="none"/>
               </w:rPr>
-              <w:t>Ayuda a explicar de manera clara qué hace el agente, para quién está pensado, qué no hace y cómo participar en la prueba.</w:t>
+              <w:t>Obliga a mantener foco en comportamiento observable y no en percepciones aisladas.</w:t>
             </w:r>
           </w:p>
         </w:tc>
       </w:tr>
       <w:tr>
         <w:trPr>
-          <w:trHeight w:val="1233"/>
+          <w:trHeight w:val="826"/>
         </w:trPr>
         <w:tc>
           <w:tcPr>
@@ -9591,7 +12975,7 @@
                 <w:lang w:eastAsia="es-PE"/>
                 <w14:ligatures w14:val="none"/>
               </w:rPr>
-              <w:t>Oferta de entrada</w:t>
+              <w:t>Mitigación del riesgo</w:t>
             </w:r>
           </w:p>
         </w:tc>
@@ -9625,7 +13009,7 @@
                 <w:lang w:eastAsia="es-PE"/>
                 <w14:ligatures w14:val="none"/>
               </w:rPr>
-              <w:t>Promesa inicial con la que se presenta el agente.</w:t>
+              <w:t>Acción preventiva recomendada.</w:t>
             </w:r>
           </w:p>
         </w:tc>
@@ -9659,7 +13043,7 @@
                 <w:lang w:eastAsia="es-PE"/>
                 <w14:ligatures w14:val="none"/>
               </w:rPr>
-              <w:t>“Prueba un asistente conversacional que te ayuda a iniciar y ordenar tu solicitud de préstamo con mayor claridad, menor fricción y mejor visibilidad del siguiente paso.”</w:t>
+              <w:t>Lanzar con muestra delimitada, mensaje claro de alcance, seguimiento estructurado y criterios de decisión previamente definidos.</w:t>
             </w:r>
           </w:p>
         </w:tc>
@@ -9693,7 +13077,7 @@
                 <w:lang w:eastAsia="es-PE"/>
                 <w14:ligatures w14:val="none"/>
               </w:rPr>
-              <w:t>La oferta está centrada en resolver un problema concreto, no en vender tecnología.</w:t>
+              <w:t>Aumenta la calidad del aprendizaje y evita conclusiones prematuras.</w:t>
             </w:r>
           </w:p>
         </w:tc>
@@ -9735,7 +13119,7 @@
                 <w:lang w:eastAsia="es-PE"/>
                 <w14:ligatures w14:val="none"/>
               </w:rPr>
-              <w:t>Propuesta de valor de lanzamiento</w:t>
+              <w:t>Resultado esperado</w:t>
             </w:r>
           </w:p>
         </w:tc>
@@ -9769,7 +13153,7 @@
                 <w:lang w:eastAsia="es-PE"/>
                 <w14:ligatures w14:val="none"/>
               </w:rPr>
-              <w:t>Beneficio principal que se quiere demostrar.</w:t>
+              <w:t>Qué debe dejar esta fase.</w:t>
             </w:r>
           </w:p>
         </w:tc>
@@ -9803,7 +13187,7 @@
                 <w:lang w:eastAsia="es-PE"/>
                 <w14:ligatures w14:val="none"/>
               </w:rPr>
-              <w:t>Ayudar al usuario a pasar de la intención de solicitar un préstamo a una solicitud más clara, mejor orientada y potencialmente más completa.</w:t>
+              <w:t>Una base suficiente para decidir si corresponde iterar, ajustar o pasar a una siguiente fase de despliegue controlado.</w:t>
             </w:r>
           </w:p>
         </w:tc>
@@ -9837,1196 +13221,6 @@
                 <w:lang w:eastAsia="es-PE"/>
                 <w14:ligatures w14:val="none"/>
               </w:rPr>
-              <w:t>Refuerza el propósito central del agente y conecta con la validación de producto-</w:t>
-            </w:r>
-            <w:proofErr w:type="spellStart"/>
-            <w:r>
-              <w:rPr>
-                <w:rFonts w:eastAsia="Times New Roman" w:cs="Times New Roman"/>
-                <w:color w:val="000000"/>
-                <w:kern w:val="0"/>
-                <w:sz w:val="18"/>
-                <w:szCs w:val="18"/>
-                <w:lang w:eastAsia="es-PE"/>
-                <w14:ligatures w14:val="none"/>
-              </w:rPr>
-              <w:t>market</w:t>
-            </w:r>
-            <w:proofErr w:type="spellEnd"/>
-            <w:r>
-              <w:rPr>
-                <w:rFonts w:eastAsia="Times New Roman" w:cs="Times New Roman"/>
-                <w:color w:val="000000"/>
-                <w:kern w:val="0"/>
-                <w:sz w:val="18"/>
-                <w:szCs w:val="18"/>
-                <w:lang w:eastAsia="es-PE"/>
-                <w14:ligatures w14:val="none"/>
-              </w:rPr>
-              <w:t xml:space="preserve"> </w:t>
-            </w:r>
-            <w:proofErr w:type="spellStart"/>
-            <w:r>
-              <w:rPr>
-                <w:rFonts w:eastAsia="Times New Roman" w:cs="Times New Roman"/>
-                <w:color w:val="000000"/>
-                <w:kern w:val="0"/>
-                <w:sz w:val="18"/>
-                <w:szCs w:val="18"/>
-                <w:lang w:eastAsia="es-PE"/>
-                <w14:ligatures w14:val="none"/>
-              </w:rPr>
-              <w:t>fit</w:t>
-            </w:r>
-            <w:proofErr w:type="spellEnd"/>
-            <w:r>
-              <w:rPr>
-                <w:rFonts w:eastAsia="Times New Roman" w:cs="Times New Roman"/>
-                <w:color w:val="000000"/>
-                <w:kern w:val="0"/>
-                <w:sz w:val="18"/>
-                <w:szCs w:val="18"/>
-                <w:lang w:eastAsia="es-PE"/>
-                <w14:ligatures w14:val="none"/>
-              </w:rPr>
-              <w:t>.</w:t>
-            </w:r>
-          </w:p>
-        </w:tc>
-      </w:tr>
-      <w:tr>
-        <w:trPr>
-          <w:trHeight w:val="982"/>
-        </w:trPr>
-        <w:tc>
-          <w:tcPr>
-            <w:tcW w:w="1560" w:type="dxa"/>
-            <w:vAlign w:val="center"/>
-            <w:hideMark/>
-          </w:tcPr>
-          <w:p>
-            <w:pPr>
-              <w:spacing w:after="0" w:line="240" w:lineRule="auto"/>
-              <w:rPr>
-                <w:rFonts w:eastAsia="Times New Roman" w:cs="Times New Roman"/>
-                <w:b/>
-                <w:bCs/>
-                <w:color w:val="000000"/>
-                <w:kern w:val="0"/>
-                <w:sz w:val="18"/>
-                <w:szCs w:val="18"/>
-                <w:lang w:eastAsia="es-PE"/>
-                <w14:ligatures w14:val="none"/>
-              </w:rPr>
-            </w:pPr>
-            <w:r>
-              <w:rPr>
-                <w:rFonts w:eastAsia="Times New Roman" w:cs="Times New Roman"/>
-                <w:b/>
-                <w:bCs/>
-                <w:color w:val="000000"/>
-                <w:kern w:val="0"/>
-                <w:sz w:val="18"/>
-                <w:szCs w:val="18"/>
-                <w:lang w:eastAsia="es-PE"/>
-                <w14:ligatures w14:val="none"/>
-              </w:rPr>
-              <w:t>Qué se promete</w:t>
-            </w:r>
-          </w:p>
-        </w:tc>
-        <w:tc>
-          <w:tcPr>
-            <w:tcW w:w="2049" w:type="dxa"/>
-            <w:vAlign w:val="center"/>
-            <w:hideMark/>
-          </w:tcPr>
-          <w:p>
-            <w:pPr>
-              <w:spacing w:after="0" w:line="240" w:lineRule="auto"/>
-              <w:jc w:val="both"/>
-              <w:rPr>
-                <w:rFonts w:eastAsia="Times New Roman" w:cs="Times New Roman"/>
-                <w:color w:val="000000"/>
-                <w:kern w:val="0"/>
-                <w:sz w:val="18"/>
-                <w:szCs w:val="18"/>
-                <w:lang w:eastAsia="es-PE"/>
-                <w14:ligatures w14:val="none"/>
-              </w:rPr>
-            </w:pPr>
-            <w:r>
-              <w:rPr>
-                <w:rFonts w:eastAsia="Times New Roman" w:cs="Times New Roman"/>
-                <w:color w:val="000000"/>
-                <w:kern w:val="0"/>
-                <w:sz w:val="18"/>
-                <w:szCs w:val="18"/>
-                <w:lang w:eastAsia="es-PE"/>
-                <w14:ligatures w14:val="none"/>
-              </w:rPr>
-              <w:t>Alcance explícito de la experiencia ofrecida.</w:t>
-            </w:r>
-          </w:p>
-        </w:tc>
-        <w:tc>
-          <w:tcPr>
-            <w:tcW w:w="3338" w:type="dxa"/>
-            <w:vAlign w:val="center"/>
-            <w:hideMark/>
-          </w:tcPr>
-          <w:p>
-            <w:pPr>
-              <w:spacing w:after="0" w:line="240" w:lineRule="auto"/>
-              <w:jc w:val="both"/>
-              <w:rPr>
-                <w:rFonts w:eastAsia="Times New Roman" w:cs="Times New Roman"/>
-                <w:color w:val="000000"/>
-                <w:kern w:val="0"/>
-                <w:sz w:val="18"/>
-                <w:szCs w:val="18"/>
-                <w:lang w:eastAsia="es-PE"/>
-                <w14:ligatures w14:val="none"/>
-              </w:rPr>
-            </w:pPr>
-            <w:r>
-              <w:rPr>
-                <w:rFonts w:eastAsia="Times New Roman" w:cs="Times New Roman"/>
-                <w:color w:val="000000"/>
-                <w:kern w:val="0"/>
-                <w:sz w:val="18"/>
-                <w:szCs w:val="18"/>
-                <w:lang w:eastAsia="es-PE"/>
-                <w14:ligatures w14:val="none"/>
-              </w:rPr>
-              <w:t>Orientación conversacional, identificación de requisitos, visibilidad de faltantes y guía del siguiente paso.</w:t>
-            </w:r>
-          </w:p>
-        </w:tc>
-        <w:tc>
-          <w:tcPr>
-            <w:tcW w:w="3260" w:type="dxa"/>
-            <w:vAlign w:val="center"/>
-            <w:hideMark/>
-          </w:tcPr>
-          <w:p>
-            <w:pPr>
-              <w:spacing w:after="0" w:line="240" w:lineRule="auto"/>
-              <w:jc w:val="both"/>
-              <w:rPr>
-                <w:rFonts w:eastAsia="Times New Roman" w:cs="Times New Roman"/>
-                <w:color w:val="000000"/>
-                <w:kern w:val="0"/>
-                <w:sz w:val="18"/>
-                <w:szCs w:val="18"/>
-                <w:lang w:eastAsia="es-PE"/>
-                <w14:ligatures w14:val="none"/>
-              </w:rPr>
-            </w:pPr>
-            <w:r>
-              <w:rPr>
-                <w:rFonts w:eastAsia="Times New Roman" w:cs="Times New Roman"/>
-                <w:color w:val="000000"/>
-                <w:kern w:val="0"/>
-                <w:sz w:val="18"/>
-                <w:szCs w:val="18"/>
-                <w:lang w:eastAsia="es-PE"/>
-                <w14:ligatures w14:val="none"/>
-              </w:rPr>
-              <w:t>Mantiene una promesa realista y verificable.</w:t>
-            </w:r>
-          </w:p>
-        </w:tc>
-      </w:tr>
-      <w:tr>
-        <w:trPr>
-          <w:trHeight w:val="990"/>
-        </w:trPr>
-        <w:tc>
-          <w:tcPr>
-            <w:tcW w:w="1560" w:type="dxa"/>
-            <w:vAlign w:val="center"/>
-            <w:hideMark/>
-          </w:tcPr>
-          <w:p>
-            <w:pPr>
-              <w:spacing w:after="0" w:line="240" w:lineRule="auto"/>
-              <w:rPr>
-                <w:rFonts w:eastAsia="Times New Roman" w:cs="Times New Roman"/>
-                <w:b/>
-                <w:bCs/>
-                <w:color w:val="000000"/>
-                <w:kern w:val="0"/>
-                <w:sz w:val="18"/>
-                <w:szCs w:val="18"/>
-                <w:lang w:eastAsia="es-PE"/>
-                <w14:ligatures w14:val="none"/>
-              </w:rPr>
-            </w:pPr>
-            <w:r>
-              <w:rPr>
-                <w:rFonts w:eastAsia="Times New Roman" w:cs="Times New Roman"/>
-                <w:b/>
-                <w:bCs/>
-                <w:color w:val="000000"/>
-                <w:kern w:val="0"/>
-                <w:sz w:val="18"/>
-                <w:szCs w:val="18"/>
-                <w:lang w:eastAsia="es-PE"/>
-                <w14:ligatures w14:val="none"/>
-              </w:rPr>
-              <w:t>Qué no se promete</w:t>
-            </w:r>
-          </w:p>
-        </w:tc>
-        <w:tc>
-          <w:tcPr>
-            <w:tcW w:w="2049" w:type="dxa"/>
-            <w:vAlign w:val="center"/>
-            <w:hideMark/>
-          </w:tcPr>
-          <w:p>
-            <w:pPr>
-              <w:spacing w:after="0" w:line="240" w:lineRule="auto"/>
-              <w:jc w:val="both"/>
-              <w:rPr>
-                <w:rFonts w:eastAsia="Times New Roman" w:cs="Times New Roman"/>
-                <w:color w:val="000000"/>
-                <w:kern w:val="0"/>
-                <w:sz w:val="18"/>
-                <w:szCs w:val="18"/>
-                <w:lang w:eastAsia="es-PE"/>
-                <w14:ligatures w14:val="none"/>
-              </w:rPr>
-            </w:pPr>
-            <w:r>
-              <w:rPr>
-                <w:rFonts w:eastAsia="Times New Roman" w:cs="Times New Roman"/>
-                <w:color w:val="000000"/>
-                <w:kern w:val="0"/>
-                <w:sz w:val="18"/>
-                <w:szCs w:val="18"/>
-                <w:lang w:eastAsia="es-PE"/>
-                <w14:ligatures w14:val="none"/>
-              </w:rPr>
-              <w:t>Límites del lanzamiento.</w:t>
-            </w:r>
-          </w:p>
-        </w:tc>
-        <w:tc>
-          <w:tcPr>
-            <w:tcW w:w="3338" w:type="dxa"/>
-            <w:vAlign w:val="center"/>
-            <w:hideMark/>
-          </w:tcPr>
-          <w:p>
-            <w:pPr>
-              <w:spacing w:after="0" w:line="240" w:lineRule="auto"/>
-              <w:jc w:val="both"/>
-              <w:rPr>
-                <w:rFonts w:eastAsia="Times New Roman" w:cs="Times New Roman"/>
-                <w:color w:val="000000"/>
-                <w:kern w:val="0"/>
-                <w:sz w:val="18"/>
-                <w:szCs w:val="18"/>
-                <w:lang w:eastAsia="es-PE"/>
-                <w14:ligatures w14:val="none"/>
-              </w:rPr>
-            </w:pPr>
-            <w:r>
-              <w:rPr>
-                <w:rFonts w:eastAsia="Times New Roman" w:cs="Times New Roman"/>
-                <w:color w:val="000000"/>
-                <w:kern w:val="0"/>
-                <w:sz w:val="18"/>
-                <w:szCs w:val="18"/>
-                <w:lang w:eastAsia="es-PE"/>
-                <w14:ligatures w14:val="none"/>
-              </w:rPr>
-              <w:t>No se promete aprobación automática, decisión crediticia, integración total ni reemplazo del análisis formal del banco.</w:t>
-            </w:r>
-          </w:p>
-        </w:tc>
-        <w:tc>
-          <w:tcPr>
-            <w:tcW w:w="3260" w:type="dxa"/>
-            <w:vAlign w:val="center"/>
-            <w:hideMark/>
-          </w:tcPr>
-          <w:p>
-            <w:pPr>
-              <w:spacing w:after="0" w:line="240" w:lineRule="auto"/>
-              <w:jc w:val="both"/>
-              <w:rPr>
-                <w:rFonts w:eastAsia="Times New Roman" w:cs="Times New Roman"/>
-                <w:color w:val="000000"/>
-                <w:kern w:val="0"/>
-                <w:sz w:val="18"/>
-                <w:szCs w:val="18"/>
-                <w:lang w:eastAsia="es-PE"/>
-                <w14:ligatures w14:val="none"/>
-              </w:rPr>
-            </w:pPr>
-            <w:r>
-              <w:rPr>
-                <w:rFonts w:eastAsia="Times New Roman" w:cs="Times New Roman"/>
-                <w:color w:val="000000"/>
-                <w:kern w:val="0"/>
-                <w:sz w:val="18"/>
-                <w:szCs w:val="18"/>
-                <w:lang w:eastAsia="es-PE"/>
-                <w14:ligatures w14:val="none"/>
-              </w:rPr>
-              <w:t>Evita sobre expectativas y protege la credibilidad del agente.</w:t>
-            </w:r>
-          </w:p>
-        </w:tc>
-      </w:tr>
-      <w:tr>
-        <w:trPr>
-          <w:trHeight w:val="556"/>
-        </w:trPr>
-        <w:tc>
-          <w:tcPr>
-            <w:tcW w:w="1560" w:type="dxa"/>
-            <w:vAlign w:val="center"/>
-            <w:hideMark/>
-          </w:tcPr>
-          <w:p>
-            <w:pPr>
-              <w:spacing w:after="0" w:line="240" w:lineRule="auto"/>
-              <w:rPr>
-                <w:rFonts w:eastAsia="Times New Roman" w:cs="Times New Roman"/>
-                <w:b/>
-                <w:bCs/>
-                <w:color w:val="000000"/>
-                <w:kern w:val="0"/>
-                <w:sz w:val="18"/>
-                <w:szCs w:val="18"/>
-                <w:lang w:eastAsia="es-PE"/>
-                <w14:ligatures w14:val="none"/>
-              </w:rPr>
-            </w:pPr>
-            <w:r>
-              <w:rPr>
-                <w:rFonts w:eastAsia="Times New Roman" w:cs="Times New Roman"/>
-                <w:b/>
-                <w:bCs/>
-                <w:color w:val="000000"/>
-                <w:kern w:val="0"/>
-                <w:sz w:val="18"/>
-                <w:szCs w:val="18"/>
-                <w:lang w:eastAsia="es-PE"/>
-                <w14:ligatures w14:val="none"/>
-              </w:rPr>
-              <w:t>Llamada a la acción (CTA)</w:t>
-            </w:r>
-          </w:p>
-        </w:tc>
-        <w:tc>
-          <w:tcPr>
-            <w:tcW w:w="2049" w:type="dxa"/>
-            <w:vAlign w:val="center"/>
-            <w:hideMark/>
-          </w:tcPr>
-          <w:p>
-            <w:pPr>
-              <w:spacing w:after="0" w:line="240" w:lineRule="auto"/>
-              <w:jc w:val="both"/>
-              <w:rPr>
-                <w:rFonts w:eastAsia="Times New Roman" w:cs="Times New Roman"/>
-                <w:color w:val="000000"/>
-                <w:kern w:val="0"/>
-                <w:sz w:val="18"/>
-                <w:szCs w:val="18"/>
-                <w:lang w:eastAsia="es-PE"/>
-                <w14:ligatures w14:val="none"/>
-              </w:rPr>
-            </w:pPr>
-            <w:r>
-              <w:rPr>
-                <w:rFonts w:eastAsia="Times New Roman" w:cs="Times New Roman"/>
-                <w:color w:val="000000"/>
-                <w:kern w:val="0"/>
-                <w:sz w:val="18"/>
-                <w:szCs w:val="18"/>
-                <w:lang w:eastAsia="es-PE"/>
-                <w14:ligatures w14:val="none"/>
-              </w:rPr>
-              <w:t xml:space="preserve">Acción concreta que se espera del usuario o </w:t>
-            </w:r>
-            <w:proofErr w:type="spellStart"/>
-            <w:r>
-              <w:rPr>
-                <w:rFonts w:eastAsia="Times New Roman" w:cs="Times New Roman"/>
-                <w:color w:val="000000"/>
-                <w:kern w:val="0"/>
-                <w:sz w:val="18"/>
-                <w:szCs w:val="18"/>
-                <w:lang w:eastAsia="es-PE"/>
-                <w14:ligatures w14:val="none"/>
-              </w:rPr>
-              <w:t>tester</w:t>
-            </w:r>
-            <w:proofErr w:type="spellEnd"/>
-            <w:r>
-              <w:rPr>
-                <w:rFonts w:eastAsia="Times New Roman" w:cs="Times New Roman"/>
-                <w:color w:val="000000"/>
-                <w:kern w:val="0"/>
-                <w:sz w:val="18"/>
-                <w:szCs w:val="18"/>
-                <w:lang w:eastAsia="es-PE"/>
-                <w14:ligatures w14:val="none"/>
-              </w:rPr>
-              <w:t>.</w:t>
-            </w:r>
-          </w:p>
-        </w:tc>
-        <w:tc>
-          <w:tcPr>
-            <w:tcW w:w="3338" w:type="dxa"/>
-            <w:vAlign w:val="center"/>
-            <w:hideMark/>
-          </w:tcPr>
-          <w:p>
-            <w:pPr>
-              <w:spacing w:after="0" w:line="240" w:lineRule="auto"/>
-              <w:jc w:val="both"/>
-              <w:rPr>
-                <w:rFonts w:eastAsia="Times New Roman" w:cs="Times New Roman"/>
-                <w:color w:val="000000"/>
-                <w:kern w:val="0"/>
-                <w:sz w:val="18"/>
-                <w:szCs w:val="18"/>
-                <w:lang w:eastAsia="es-PE"/>
-                <w14:ligatures w14:val="none"/>
-              </w:rPr>
-            </w:pPr>
-            <w:r>
-              <w:rPr>
-                <w:rFonts w:eastAsia="Times New Roman" w:cs="Times New Roman"/>
-                <w:color w:val="000000"/>
-                <w:kern w:val="0"/>
-                <w:sz w:val="18"/>
-                <w:szCs w:val="18"/>
-                <w:lang w:eastAsia="es-PE"/>
-                <w14:ligatures w14:val="none"/>
-              </w:rPr>
-              <w:t xml:space="preserve">“Pruébalo y comparte tu experiencia”; “Ayúdame a validar si esta experiencia reduce fricción en la solicitud de préstamos”; “Participa como </w:t>
-            </w:r>
-            <w:proofErr w:type="spellStart"/>
-            <w:r>
-              <w:rPr>
-                <w:rFonts w:eastAsia="Times New Roman" w:cs="Times New Roman"/>
-                <w:color w:val="000000"/>
-                <w:kern w:val="0"/>
-                <w:sz w:val="18"/>
-                <w:szCs w:val="18"/>
-                <w:lang w:eastAsia="es-PE"/>
-                <w14:ligatures w14:val="none"/>
-              </w:rPr>
-              <w:t>tester</w:t>
-            </w:r>
-            <w:proofErr w:type="spellEnd"/>
-            <w:r>
-              <w:rPr>
-                <w:rFonts w:eastAsia="Times New Roman" w:cs="Times New Roman"/>
-                <w:color w:val="000000"/>
-                <w:kern w:val="0"/>
-                <w:sz w:val="18"/>
-                <w:szCs w:val="18"/>
-                <w:lang w:eastAsia="es-PE"/>
-                <w14:ligatures w14:val="none"/>
-              </w:rPr>
-              <w:t xml:space="preserve"> y dime qué mejorarías primero”.</w:t>
-            </w:r>
-          </w:p>
-        </w:tc>
-        <w:tc>
-          <w:tcPr>
-            <w:tcW w:w="3260" w:type="dxa"/>
-            <w:vAlign w:val="center"/>
-            <w:hideMark/>
-          </w:tcPr>
-          <w:p>
-            <w:pPr>
-              <w:spacing w:after="0" w:line="240" w:lineRule="auto"/>
-              <w:jc w:val="both"/>
-              <w:rPr>
-                <w:rFonts w:eastAsia="Times New Roman" w:cs="Times New Roman"/>
-                <w:color w:val="000000"/>
-                <w:kern w:val="0"/>
-                <w:sz w:val="18"/>
-                <w:szCs w:val="18"/>
-                <w:lang w:eastAsia="es-PE"/>
-                <w14:ligatures w14:val="none"/>
-              </w:rPr>
-            </w:pPr>
-            <w:r>
-              <w:rPr>
-                <w:rFonts w:eastAsia="Times New Roman" w:cs="Times New Roman"/>
-                <w:color w:val="000000"/>
-                <w:kern w:val="0"/>
-                <w:sz w:val="18"/>
-                <w:szCs w:val="18"/>
-                <w:lang w:eastAsia="es-PE"/>
-                <w14:ligatures w14:val="none"/>
-              </w:rPr>
-              <w:t>La CTA está orientada a validar y aprender, no solo a generar tráfico.</w:t>
-            </w:r>
-          </w:p>
-        </w:tc>
-      </w:tr>
-      <w:tr>
-        <w:trPr>
-          <w:trHeight w:val="1006"/>
-        </w:trPr>
-        <w:tc>
-          <w:tcPr>
-            <w:tcW w:w="1560" w:type="dxa"/>
-            <w:vAlign w:val="center"/>
-            <w:hideMark/>
-          </w:tcPr>
-          <w:p>
-            <w:pPr>
-              <w:spacing w:after="0" w:line="240" w:lineRule="auto"/>
-              <w:rPr>
-                <w:rFonts w:eastAsia="Times New Roman" w:cs="Times New Roman"/>
-                <w:b/>
-                <w:bCs/>
-                <w:color w:val="000000"/>
-                <w:kern w:val="0"/>
-                <w:sz w:val="18"/>
-                <w:szCs w:val="18"/>
-                <w:lang w:eastAsia="es-PE"/>
-                <w14:ligatures w14:val="none"/>
-              </w:rPr>
-            </w:pPr>
-            <w:r>
-              <w:rPr>
-                <w:rFonts w:eastAsia="Times New Roman" w:cs="Times New Roman"/>
-                <w:b/>
-                <w:bCs/>
-                <w:color w:val="000000"/>
-                <w:kern w:val="0"/>
-                <w:sz w:val="18"/>
-                <w:szCs w:val="18"/>
-                <w:lang w:eastAsia="es-PE"/>
-                <w14:ligatures w14:val="none"/>
-              </w:rPr>
-              <w:t>Indicador de éxito del lanzamiento</w:t>
-            </w:r>
-          </w:p>
-        </w:tc>
-        <w:tc>
-          <w:tcPr>
-            <w:tcW w:w="2049" w:type="dxa"/>
-            <w:vAlign w:val="center"/>
-            <w:hideMark/>
-          </w:tcPr>
-          <w:p>
-            <w:pPr>
-              <w:spacing w:after="0" w:line="240" w:lineRule="auto"/>
-              <w:jc w:val="both"/>
-              <w:rPr>
-                <w:rFonts w:eastAsia="Times New Roman" w:cs="Times New Roman"/>
-                <w:color w:val="000000"/>
-                <w:kern w:val="0"/>
-                <w:sz w:val="18"/>
-                <w:szCs w:val="18"/>
-                <w:lang w:eastAsia="es-PE"/>
-                <w14:ligatures w14:val="none"/>
-              </w:rPr>
-            </w:pPr>
-            <w:r>
-              <w:rPr>
-                <w:rFonts w:eastAsia="Times New Roman" w:cs="Times New Roman"/>
-                <w:color w:val="000000"/>
-                <w:kern w:val="0"/>
-                <w:sz w:val="18"/>
-                <w:szCs w:val="18"/>
-                <w:lang w:eastAsia="es-PE"/>
-                <w14:ligatures w14:val="none"/>
-              </w:rPr>
-              <w:t>Señal que confirmaría que el lanzamiento fue útil.</w:t>
-            </w:r>
-          </w:p>
-        </w:tc>
-        <w:tc>
-          <w:tcPr>
-            <w:tcW w:w="3338" w:type="dxa"/>
-            <w:vAlign w:val="center"/>
-            <w:hideMark/>
-          </w:tcPr>
-          <w:p>
-            <w:pPr>
-              <w:spacing w:after="0" w:line="240" w:lineRule="auto"/>
-              <w:jc w:val="both"/>
-              <w:rPr>
-                <w:rFonts w:eastAsia="Times New Roman" w:cs="Times New Roman"/>
-                <w:color w:val="000000"/>
-                <w:kern w:val="0"/>
-                <w:sz w:val="18"/>
-                <w:szCs w:val="18"/>
-                <w:lang w:eastAsia="es-PE"/>
-                <w14:ligatures w14:val="none"/>
-              </w:rPr>
-            </w:pPr>
-            <w:r>
-              <w:rPr>
-                <w:rFonts w:eastAsia="Times New Roman" w:cs="Times New Roman"/>
-                <w:color w:val="000000"/>
-                <w:kern w:val="0"/>
-                <w:sz w:val="18"/>
-                <w:szCs w:val="18"/>
-                <w:lang w:eastAsia="es-PE"/>
-                <w14:ligatures w14:val="none"/>
-              </w:rPr>
-              <w:t xml:space="preserve">Participación efectiva de </w:t>
-            </w:r>
-            <w:proofErr w:type="spellStart"/>
-            <w:r>
-              <w:rPr>
-                <w:rFonts w:eastAsia="Times New Roman" w:cs="Times New Roman"/>
-                <w:color w:val="000000"/>
-                <w:kern w:val="0"/>
-                <w:sz w:val="18"/>
-                <w:szCs w:val="18"/>
-                <w:lang w:eastAsia="es-PE"/>
-                <w14:ligatures w14:val="none"/>
-              </w:rPr>
-              <w:t>testers</w:t>
-            </w:r>
-            <w:proofErr w:type="spellEnd"/>
-            <w:r>
-              <w:rPr>
-                <w:rFonts w:eastAsia="Times New Roman" w:cs="Times New Roman"/>
-                <w:color w:val="000000"/>
-                <w:kern w:val="0"/>
-                <w:sz w:val="18"/>
-                <w:szCs w:val="18"/>
-                <w:lang w:eastAsia="es-PE"/>
-                <w14:ligatures w14:val="none"/>
-              </w:rPr>
-              <w:t xml:space="preserve">, </w:t>
-            </w:r>
-            <w:proofErr w:type="spellStart"/>
-            <w:r>
-              <w:rPr>
-                <w:rFonts w:eastAsia="Times New Roman" w:cs="Times New Roman"/>
-                <w:color w:val="000000"/>
-                <w:kern w:val="0"/>
-                <w:sz w:val="18"/>
-                <w:szCs w:val="18"/>
-                <w:lang w:eastAsia="es-PE"/>
-                <w14:ligatures w14:val="none"/>
-              </w:rPr>
-              <w:t>feedback</w:t>
-            </w:r>
-            <w:proofErr w:type="spellEnd"/>
-            <w:r>
-              <w:rPr>
-                <w:rFonts w:eastAsia="Times New Roman" w:cs="Times New Roman"/>
-                <w:color w:val="000000"/>
-                <w:kern w:val="0"/>
-                <w:sz w:val="18"/>
-                <w:szCs w:val="18"/>
-                <w:lang w:eastAsia="es-PE"/>
-                <w14:ligatures w14:val="none"/>
-              </w:rPr>
-              <w:t xml:space="preserve"> accionable, cumplimiento de </w:t>
-            </w:r>
-            <w:proofErr w:type="spellStart"/>
-            <w:r>
-              <w:rPr>
-                <w:rFonts w:eastAsia="Times New Roman" w:cs="Times New Roman"/>
-                <w:color w:val="000000"/>
-                <w:kern w:val="0"/>
-                <w:sz w:val="18"/>
-                <w:szCs w:val="18"/>
-                <w:lang w:eastAsia="es-PE"/>
-                <w14:ligatures w14:val="none"/>
-              </w:rPr>
-              <w:t>KPIs</w:t>
-            </w:r>
-            <w:proofErr w:type="spellEnd"/>
-            <w:r>
-              <w:rPr>
-                <w:rFonts w:eastAsia="Times New Roman" w:cs="Times New Roman"/>
-                <w:color w:val="000000"/>
-                <w:kern w:val="0"/>
-                <w:sz w:val="18"/>
-                <w:szCs w:val="18"/>
-                <w:lang w:eastAsia="es-PE"/>
-                <w14:ligatures w14:val="none"/>
-              </w:rPr>
-              <w:t xml:space="preserve"> clave y detección clara de mejoras priorizadas.</w:t>
-            </w:r>
-          </w:p>
-        </w:tc>
-        <w:tc>
-          <w:tcPr>
-            <w:tcW w:w="3260" w:type="dxa"/>
-            <w:vAlign w:val="center"/>
-            <w:hideMark/>
-          </w:tcPr>
-          <w:p>
-            <w:pPr>
-              <w:spacing w:after="0" w:line="240" w:lineRule="auto"/>
-              <w:jc w:val="both"/>
-              <w:rPr>
-                <w:rFonts w:eastAsia="Times New Roman" w:cs="Times New Roman"/>
-                <w:color w:val="000000"/>
-                <w:kern w:val="0"/>
-                <w:sz w:val="18"/>
-                <w:szCs w:val="18"/>
-                <w:lang w:eastAsia="es-PE"/>
-                <w14:ligatures w14:val="none"/>
-              </w:rPr>
-            </w:pPr>
-            <w:r>
-              <w:rPr>
-                <w:rFonts w:eastAsia="Times New Roman" w:cs="Times New Roman"/>
-                <w:color w:val="000000"/>
-                <w:kern w:val="0"/>
-                <w:sz w:val="18"/>
-                <w:szCs w:val="18"/>
-                <w:lang w:eastAsia="es-PE"/>
-                <w14:ligatures w14:val="none"/>
-              </w:rPr>
-              <w:t>El éxito en esta etapa se mide por aprendizaje útil y evidencia, no por volumen.</w:t>
-            </w:r>
-          </w:p>
-        </w:tc>
-      </w:tr>
-      <w:tr>
-        <w:trPr>
-          <w:trHeight w:val="853"/>
-        </w:trPr>
-        <w:tc>
-          <w:tcPr>
-            <w:tcW w:w="1560" w:type="dxa"/>
-            <w:vAlign w:val="center"/>
-            <w:hideMark/>
-          </w:tcPr>
-          <w:p>
-            <w:pPr>
-              <w:spacing w:after="0" w:line="240" w:lineRule="auto"/>
-              <w:rPr>
-                <w:rFonts w:eastAsia="Times New Roman" w:cs="Times New Roman"/>
-                <w:b/>
-                <w:bCs/>
-                <w:color w:val="000000"/>
-                <w:kern w:val="0"/>
-                <w:sz w:val="18"/>
-                <w:szCs w:val="18"/>
-                <w:lang w:eastAsia="es-PE"/>
-                <w14:ligatures w14:val="none"/>
-              </w:rPr>
-            </w:pPr>
-            <w:r>
-              <w:rPr>
-                <w:rFonts w:eastAsia="Times New Roman" w:cs="Times New Roman"/>
-                <w:b/>
-                <w:bCs/>
-                <w:color w:val="000000"/>
-                <w:kern w:val="0"/>
-                <w:sz w:val="18"/>
-                <w:szCs w:val="18"/>
-                <w:lang w:eastAsia="es-PE"/>
-                <w14:ligatures w14:val="none"/>
-              </w:rPr>
-              <w:t>Riesgo principal</w:t>
-            </w:r>
-          </w:p>
-        </w:tc>
-        <w:tc>
-          <w:tcPr>
-            <w:tcW w:w="2049" w:type="dxa"/>
-            <w:vAlign w:val="center"/>
-            <w:hideMark/>
-          </w:tcPr>
-          <w:p>
-            <w:pPr>
-              <w:spacing w:after="0" w:line="240" w:lineRule="auto"/>
-              <w:jc w:val="both"/>
-              <w:rPr>
-                <w:rFonts w:eastAsia="Times New Roman" w:cs="Times New Roman"/>
-                <w:color w:val="000000"/>
-                <w:kern w:val="0"/>
-                <w:sz w:val="18"/>
-                <w:szCs w:val="18"/>
-                <w:lang w:eastAsia="es-PE"/>
-                <w14:ligatures w14:val="none"/>
-              </w:rPr>
-            </w:pPr>
-            <w:r>
-              <w:rPr>
-                <w:rFonts w:eastAsia="Times New Roman" w:cs="Times New Roman"/>
-                <w:color w:val="000000"/>
-                <w:kern w:val="0"/>
-                <w:sz w:val="18"/>
-                <w:szCs w:val="18"/>
-                <w:lang w:eastAsia="es-PE"/>
-                <w14:ligatures w14:val="none"/>
-              </w:rPr>
-              <w:t>Principal amenaza para el lanzamiento.</w:t>
-            </w:r>
-          </w:p>
-        </w:tc>
-        <w:tc>
-          <w:tcPr>
-            <w:tcW w:w="3338" w:type="dxa"/>
-            <w:vAlign w:val="center"/>
-            <w:hideMark/>
-          </w:tcPr>
-          <w:p>
-            <w:pPr>
-              <w:spacing w:after="0" w:line="240" w:lineRule="auto"/>
-              <w:jc w:val="both"/>
-              <w:rPr>
-                <w:rFonts w:eastAsia="Times New Roman" w:cs="Times New Roman"/>
-                <w:color w:val="000000"/>
-                <w:kern w:val="0"/>
-                <w:sz w:val="18"/>
-                <w:szCs w:val="18"/>
-                <w:lang w:eastAsia="es-PE"/>
-                <w14:ligatures w14:val="none"/>
-              </w:rPr>
-            </w:pPr>
-            <w:r>
-              <w:rPr>
-                <w:rFonts w:eastAsia="Times New Roman" w:cs="Times New Roman"/>
-                <w:color w:val="000000"/>
-                <w:kern w:val="0"/>
-                <w:sz w:val="18"/>
-                <w:szCs w:val="18"/>
-                <w:lang w:eastAsia="es-PE"/>
-                <w14:ligatures w14:val="none"/>
-              </w:rPr>
-              <w:t>Que el agente genere interés superficial, pero no uso real o no produzca evidencia suficiente para decidir.</w:t>
-            </w:r>
-          </w:p>
-        </w:tc>
-        <w:tc>
-          <w:tcPr>
-            <w:tcW w:w="3260" w:type="dxa"/>
-            <w:vAlign w:val="center"/>
-            <w:hideMark/>
-          </w:tcPr>
-          <w:p>
-            <w:pPr>
-              <w:spacing w:after="0" w:line="240" w:lineRule="auto"/>
-              <w:jc w:val="both"/>
-              <w:rPr>
-                <w:rFonts w:eastAsia="Times New Roman" w:cs="Times New Roman"/>
-                <w:color w:val="000000"/>
-                <w:kern w:val="0"/>
-                <w:sz w:val="18"/>
-                <w:szCs w:val="18"/>
-                <w:lang w:eastAsia="es-PE"/>
-                <w14:ligatures w14:val="none"/>
-              </w:rPr>
-            </w:pPr>
-            <w:r>
-              <w:rPr>
-                <w:rFonts w:eastAsia="Times New Roman" w:cs="Times New Roman"/>
-                <w:color w:val="000000"/>
-                <w:kern w:val="0"/>
-                <w:sz w:val="18"/>
-                <w:szCs w:val="18"/>
-                <w:lang w:eastAsia="es-PE"/>
-                <w14:ligatures w14:val="none"/>
-              </w:rPr>
-              <w:t>Obliga a mantener foco en comportamiento observable y no en percepciones aisladas.</w:t>
-            </w:r>
-          </w:p>
-        </w:tc>
-      </w:tr>
-      <w:tr>
-        <w:trPr>
-          <w:trHeight w:val="826"/>
-        </w:trPr>
-        <w:tc>
-          <w:tcPr>
-            <w:tcW w:w="1560" w:type="dxa"/>
-            <w:vAlign w:val="center"/>
-            <w:hideMark/>
-          </w:tcPr>
-          <w:p>
-            <w:pPr>
-              <w:spacing w:after="0" w:line="240" w:lineRule="auto"/>
-              <w:rPr>
-                <w:rFonts w:eastAsia="Times New Roman" w:cs="Times New Roman"/>
-                <w:b/>
-                <w:bCs/>
-                <w:color w:val="000000"/>
-                <w:kern w:val="0"/>
-                <w:sz w:val="18"/>
-                <w:szCs w:val="18"/>
-                <w:lang w:eastAsia="es-PE"/>
-                <w14:ligatures w14:val="none"/>
-              </w:rPr>
-            </w:pPr>
-            <w:r>
-              <w:rPr>
-                <w:rFonts w:eastAsia="Times New Roman" w:cs="Times New Roman"/>
-                <w:b/>
-                <w:bCs/>
-                <w:color w:val="000000"/>
-                <w:kern w:val="0"/>
-                <w:sz w:val="18"/>
-                <w:szCs w:val="18"/>
-                <w:lang w:eastAsia="es-PE"/>
-                <w14:ligatures w14:val="none"/>
-              </w:rPr>
-              <w:t>Mitigación del riesgo</w:t>
-            </w:r>
-          </w:p>
-        </w:tc>
-        <w:tc>
-          <w:tcPr>
-            <w:tcW w:w="2049" w:type="dxa"/>
-            <w:vAlign w:val="center"/>
-            <w:hideMark/>
-          </w:tcPr>
-          <w:p>
-            <w:pPr>
-              <w:spacing w:after="0" w:line="240" w:lineRule="auto"/>
-              <w:jc w:val="both"/>
-              <w:rPr>
-                <w:rFonts w:eastAsia="Times New Roman" w:cs="Times New Roman"/>
-                <w:color w:val="000000"/>
-                <w:kern w:val="0"/>
-                <w:sz w:val="18"/>
-                <w:szCs w:val="18"/>
-                <w:lang w:eastAsia="es-PE"/>
-                <w14:ligatures w14:val="none"/>
-              </w:rPr>
-            </w:pPr>
-            <w:r>
-              <w:rPr>
-                <w:rFonts w:eastAsia="Times New Roman" w:cs="Times New Roman"/>
-                <w:color w:val="000000"/>
-                <w:kern w:val="0"/>
-                <w:sz w:val="18"/>
-                <w:szCs w:val="18"/>
-                <w:lang w:eastAsia="es-PE"/>
-                <w14:ligatures w14:val="none"/>
-              </w:rPr>
-              <w:t>Acción preventiva recomendada.</w:t>
-            </w:r>
-          </w:p>
-        </w:tc>
-        <w:tc>
-          <w:tcPr>
-            <w:tcW w:w="3338" w:type="dxa"/>
-            <w:vAlign w:val="center"/>
-            <w:hideMark/>
-          </w:tcPr>
-          <w:p>
-            <w:pPr>
-              <w:spacing w:after="0" w:line="240" w:lineRule="auto"/>
-              <w:jc w:val="both"/>
-              <w:rPr>
-                <w:rFonts w:eastAsia="Times New Roman" w:cs="Times New Roman"/>
-                <w:color w:val="000000"/>
-                <w:kern w:val="0"/>
-                <w:sz w:val="18"/>
-                <w:szCs w:val="18"/>
-                <w:lang w:eastAsia="es-PE"/>
-                <w14:ligatures w14:val="none"/>
-              </w:rPr>
-            </w:pPr>
-            <w:r>
-              <w:rPr>
-                <w:rFonts w:eastAsia="Times New Roman" w:cs="Times New Roman"/>
-                <w:color w:val="000000"/>
-                <w:kern w:val="0"/>
-                <w:sz w:val="18"/>
-                <w:szCs w:val="18"/>
-                <w:lang w:eastAsia="es-PE"/>
-                <w14:ligatures w14:val="none"/>
-              </w:rPr>
-              <w:t>Lanzar con muestra delimitada, mensaje claro de alcance, seguimiento estructurado y criterios de decisión previamente definidos.</w:t>
-            </w:r>
-          </w:p>
-        </w:tc>
-        <w:tc>
-          <w:tcPr>
-            <w:tcW w:w="3260" w:type="dxa"/>
-            <w:vAlign w:val="center"/>
-            <w:hideMark/>
-          </w:tcPr>
-          <w:p>
-            <w:pPr>
-              <w:spacing w:after="0" w:line="240" w:lineRule="auto"/>
-              <w:jc w:val="both"/>
-              <w:rPr>
-                <w:rFonts w:eastAsia="Times New Roman" w:cs="Times New Roman"/>
-                <w:color w:val="000000"/>
-                <w:kern w:val="0"/>
-                <w:sz w:val="18"/>
-                <w:szCs w:val="18"/>
-                <w:lang w:eastAsia="es-PE"/>
-                <w14:ligatures w14:val="none"/>
-              </w:rPr>
-            </w:pPr>
-            <w:r>
-              <w:rPr>
-                <w:rFonts w:eastAsia="Times New Roman" w:cs="Times New Roman"/>
-                <w:color w:val="000000"/>
-                <w:kern w:val="0"/>
-                <w:sz w:val="18"/>
-                <w:szCs w:val="18"/>
-                <w:lang w:eastAsia="es-PE"/>
-                <w14:ligatures w14:val="none"/>
-              </w:rPr>
-              <w:t>Aumenta la calidad del aprendizaje y evita conclusiones prematuras.</w:t>
-            </w:r>
-          </w:p>
-        </w:tc>
-      </w:tr>
-      <w:tr>
-        <w:trPr>
-          <w:trHeight w:val="910"/>
-        </w:trPr>
-        <w:tc>
-          <w:tcPr>
-            <w:tcW w:w="1560" w:type="dxa"/>
-            <w:vAlign w:val="center"/>
-            <w:hideMark/>
-          </w:tcPr>
-          <w:p>
-            <w:pPr>
-              <w:spacing w:after="0" w:line="240" w:lineRule="auto"/>
-              <w:rPr>
-                <w:rFonts w:eastAsia="Times New Roman" w:cs="Times New Roman"/>
-                <w:b/>
-                <w:bCs/>
-                <w:color w:val="000000"/>
-                <w:kern w:val="0"/>
-                <w:sz w:val="18"/>
-                <w:szCs w:val="18"/>
-                <w:lang w:eastAsia="es-PE"/>
-                <w14:ligatures w14:val="none"/>
-              </w:rPr>
-            </w:pPr>
-            <w:r>
-              <w:rPr>
-                <w:rFonts w:eastAsia="Times New Roman" w:cs="Times New Roman"/>
-                <w:b/>
-                <w:bCs/>
-                <w:color w:val="000000"/>
-                <w:kern w:val="0"/>
-                <w:sz w:val="18"/>
-                <w:szCs w:val="18"/>
-                <w:lang w:eastAsia="es-PE"/>
-                <w14:ligatures w14:val="none"/>
-              </w:rPr>
-              <w:t>Resultado esperado</w:t>
-            </w:r>
-          </w:p>
-        </w:tc>
-        <w:tc>
-          <w:tcPr>
-            <w:tcW w:w="2049" w:type="dxa"/>
-            <w:vAlign w:val="center"/>
-            <w:hideMark/>
-          </w:tcPr>
-          <w:p>
-            <w:pPr>
-              <w:spacing w:after="0" w:line="240" w:lineRule="auto"/>
-              <w:jc w:val="both"/>
-              <w:rPr>
-                <w:rFonts w:eastAsia="Times New Roman" w:cs="Times New Roman"/>
-                <w:color w:val="000000"/>
-                <w:kern w:val="0"/>
-                <w:sz w:val="18"/>
-                <w:szCs w:val="18"/>
-                <w:lang w:eastAsia="es-PE"/>
-                <w14:ligatures w14:val="none"/>
-              </w:rPr>
-            </w:pPr>
-            <w:r>
-              <w:rPr>
-                <w:rFonts w:eastAsia="Times New Roman" w:cs="Times New Roman"/>
-                <w:color w:val="000000"/>
-                <w:kern w:val="0"/>
-                <w:sz w:val="18"/>
-                <w:szCs w:val="18"/>
-                <w:lang w:eastAsia="es-PE"/>
-                <w14:ligatures w14:val="none"/>
-              </w:rPr>
-              <w:t>Qué debe dejar esta fase.</w:t>
-            </w:r>
-          </w:p>
-        </w:tc>
-        <w:tc>
-          <w:tcPr>
-            <w:tcW w:w="3338" w:type="dxa"/>
-            <w:vAlign w:val="center"/>
-            <w:hideMark/>
-          </w:tcPr>
-          <w:p>
-            <w:pPr>
-              <w:spacing w:after="0" w:line="240" w:lineRule="auto"/>
-              <w:jc w:val="both"/>
-              <w:rPr>
-                <w:rFonts w:eastAsia="Times New Roman" w:cs="Times New Roman"/>
-                <w:color w:val="000000"/>
-                <w:kern w:val="0"/>
-                <w:sz w:val="18"/>
-                <w:szCs w:val="18"/>
-                <w:lang w:eastAsia="es-PE"/>
-                <w14:ligatures w14:val="none"/>
-              </w:rPr>
-            </w:pPr>
-            <w:r>
-              <w:rPr>
-                <w:rFonts w:eastAsia="Times New Roman" w:cs="Times New Roman"/>
-                <w:color w:val="000000"/>
-                <w:kern w:val="0"/>
-                <w:sz w:val="18"/>
-                <w:szCs w:val="18"/>
-                <w:lang w:eastAsia="es-PE"/>
-                <w14:ligatures w14:val="none"/>
-              </w:rPr>
-              <w:t>Una base suficiente para decidir si corresponde iterar, ajustar o pasar a una siguiente fase de despliegue controlado.</w:t>
-            </w:r>
-          </w:p>
-        </w:tc>
-        <w:tc>
-          <w:tcPr>
-            <w:tcW w:w="3260" w:type="dxa"/>
-            <w:vAlign w:val="center"/>
-            <w:hideMark/>
-          </w:tcPr>
-          <w:p>
-            <w:pPr>
-              <w:spacing w:after="0" w:line="240" w:lineRule="auto"/>
-              <w:jc w:val="both"/>
-              <w:rPr>
-                <w:rFonts w:eastAsia="Times New Roman" w:cs="Times New Roman"/>
-                <w:color w:val="000000"/>
-                <w:kern w:val="0"/>
-                <w:sz w:val="18"/>
-                <w:szCs w:val="18"/>
-                <w:lang w:eastAsia="es-PE"/>
-                <w14:ligatures w14:val="none"/>
-              </w:rPr>
-            </w:pPr>
-            <w:r>
-              <w:rPr>
-                <w:rFonts w:eastAsia="Times New Roman" w:cs="Times New Roman"/>
-                <w:color w:val="000000"/>
-                <w:kern w:val="0"/>
-                <w:sz w:val="18"/>
-                <w:szCs w:val="18"/>
-                <w:lang w:eastAsia="es-PE"/>
-                <w14:ligatures w14:val="none"/>
-              </w:rPr>
               <w:t>El lanzamiento se concibe como instrumento de validación, no como despliegue masivo.</w:t>
             </w:r>
           </w:p>
@@ -11045,13 +13239,330 @@
     </w:p>
     <w:p>
       <w:pPr>
-        <w:pStyle w:val="Prrafodelista"/>
+        <w:pStyle w:val="Ttulo2"/>
+        <w:ind w:left="426" w:hanging="426"/>
+        <w:rPr>
+          <w:rFonts w:asciiTheme="minorHAnsi" w:hAnsiTheme="minorHAnsi"/>
+          <w:b/>
+          <w:bCs/>
+          <w:color w:val="auto"/>
+          <w:sz w:val="24"/>
+          <w:szCs w:val="24"/>
+        </w:rPr>
+      </w:pPr>
+      <w:bookmarkStart w:id="23" w:name="_Toc228561996"/>
+      <w:bookmarkStart w:id="24" w:name="_Toc228562698"/>
+      <w:r>
+        <w:rPr>
+          <w:rFonts w:asciiTheme="minorHAnsi" w:hAnsiTheme="minorHAnsi"/>
+          <w:b/>
+          <w:bCs/>
+          <w:color w:val="auto"/>
+          <w:sz w:val="24"/>
+          <w:szCs w:val="24"/>
+        </w:rPr>
+        <w:t xml:space="preserve">9.5 </w:t>
+      </w:r>
+      <w:r>
+        <w:rPr>
+          <w:rFonts w:asciiTheme="minorHAnsi" w:hAnsiTheme="minorHAnsi"/>
+          <w:b/>
+          <w:bCs/>
+          <w:color w:val="auto"/>
+          <w:sz w:val="24"/>
+          <w:szCs w:val="24"/>
+        </w:rPr>
+        <w:tab/>
+      </w:r>
+      <w:r>
+        <w:rPr>
+          <w:rFonts w:asciiTheme="minorHAnsi" w:hAnsiTheme="minorHAnsi"/>
+          <w:b/>
+          <w:bCs/>
+          <w:color w:val="auto"/>
+          <w:sz w:val="24"/>
+          <w:szCs w:val="24"/>
+        </w:rPr>
+        <w:tab/>
+      </w:r>
+      <w:r>
+        <w:rPr>
+          <w:rFonts w:asciiTheme="minorHAnsi" w:hAnsiTheme="minorHAnsi"/>
+          <w:b/>
+          <w:bCs/>
+          <w:color w:val="auto"/>
+          <w:sz w:val="24"/>
+          <w:szCs w:val="24"/>
+        </w:rPr>
+        <w:t xml:space="preserve">Mensaje central + </w:t>
+      </w:r>
+      <w:proofErr w:type="spellStart"/>
+      <w:r>
+        <w:rPr>
+          <w:rFonts w:asciiTheme="minorHAnsi" w:hAnsiTheme="minorHAnsi"/>
+          <w:b/>
+          <w:bCs/>
+          <w:color w:val="auto"/>
+          <w:sz w:val="24"/>
+          <w:szCs w:val="24"/>
+        </w:rPr>
+        <w:t>storytelling</w:t>
+      </w:r>
+      <w:proofErr w:type="spellEnd"/>
+      <w:r>
+        <w:rPr>
+          <w:rFonts w:asciiTheme="minorHAnsi" w:hAnsiTheme="minorHAnsi"/>
+          <w:b/>
+          <w:bCs/>
+          <w:color w:val="auto"/>
+          <w:sz w:val="24"/>
+          <w:szCs w:val="24"/>
+        </w:rPr>
+        <w:t xml:space="preserve"> + pitch</w:t>
+      </w:r>
+      <w:bookmarkEnd w:id="23"/>
+      <w:bookmarkEnd w:id="24"/>
+    </w:p>
+    <w:p>
+      <w:pPr>
+        <w:spacing w:after="0" w:line="240" w:lineRule="auto"/>
+        <w:jc w:val="both"/>
+      </w:pPr>
+      <w:r>
+        <w:rPr>
+          <w:b/>
+          <w:bCs/>
+        </w:rPr>
+        <w:t>Mensaje central</w:t>
+      </w:r>
+      <w:r>
+        <w:rPr>
+          <w:b/>
+          <w:bCs/>
+        </w:rPr>
+        <w:t xml:space="preserve">: </w:t>
+      </w:r>
+      <w:r>
+        <w:t>1 frase potente, concreta y verificable</w:t>
+      </w:r>
+    </w:p>
+    <w:p>
+      <w:pPr>
+        <w:spacing w:after="0" w:line="240" w:lineRule="auto"/>
+        <w:jc w:val="both"/>
+      </w:pPr>
+      <w:r>
+        <w:t>“Este agente ayuda a convertir una intención de préstamo en una solicitud más clara, completa y lista para evaluación, reduciendo fricción desde el primer contacto.”</w:t>
+      </w:r>
+    </w:p>
+    <w:p>
+      <w:pPr>
+        <w:spacing w:after="0" w:line="240" w:lineRule="auto"/>
+        <w:jc w:val="both"/>
+      </w:pPr>
+    </w:p>
+    <w:p>
+      <w:pPr>
+        <w:pStyle w:val="Ttulo1"/>
         <w:numPr>
-          <w:ilvl w:val="0"/>
-          <w:numId w:val="13"/>
+          <w:ilvl w:val="1"/>
+          <w:numId w:val="22"/>
         </w:numPr>
+        <w:ind w:left="426" w:hanging="426"/>
+        <w:rPr>
+          <w:rFonts w:ascii="Aptos" w:hAnsi="Aptos"/>
+          <w:b/>
+          <w:bCs/>
+          <w:color w:val="auto"/>
+          <w:sz w:val="28"/>
+          <w:szCs w:val="28"/>
+        </w:rPr>
+      </w:pPr>
+      <w:bookmarkStart w:id="25" w:name="_Toc228562699"/>
+      <w:r>
+        <w:rPr>
+          <w:rFonts w:ascii="Aptos" w:hAnsi="Aptos"/>
+          <w:b/>
+          <w:bCs/>
+          <w:color w:val="auto"/>
+          <w:sz w:val="28"/>
+          <w:szCs w:val="28"/>
+        </w:rPr>
+        <w:t>Storytelling breve (6–8 líneas)</w:t>
+      </w:r>
+      <w:bookmarkEnd w:id="25"/>
+    </w:p>
+    <w:p>
+      <w:pPr>
+        <w:spacing w:after="0" w:line="240" w:lineRule="auto"/>
+        <w:jc w:val="both"/>
+      </w:pPr>
+      <w:r>
+        <w:t xml:space="preserve">En el Onboarding de </w:t>
+      </w:r>
+      <w:r>
+        <w:t>C</w:t>
+      </w:r>
+      <w:r>
+        <w:t xml:space="preserve">réditos, muchas solicitudes no fallan por falta de interés del cliente, sino por fricción: datos incompletos, documentos observados, validaciones manuales y poca claridad sobre qué sigue. Ahí nace este agente. No fue diseñado para aprobar créditos ni reemplazar decisiones del banco. Fue diseñado para acompañar, ordenar y reducir incertidumbre en un momento crítico del proceso. Su promesa </w:t>
+      </w:r>
+      <w:r>
+        <w:t xml:space="preserve">es </w:t>
+      </w:r>
+      <w:r>
+        <w:t xml:space="preserve">ayudar a que el cliente </w:t>
+      </w:r>
+      <w:r>
+        <w:lastRenderedPageBreak/>
+        <w:t xml:space="preserve">avance mejor y que el banco reciba un expediente más útil. Si logra reducir abandono, mejorar claridad y aumentar expedientes completos, entonces habrá demostrado valor real. Si no lo logra, el aprendizaje servirá para ajustar flujo, propuesta o público antes de escalar. </w:t>
+      </w:r>
+    </w:p>
+    <w:p>
+      <w:pPr>
         <w:spacing w:after="0"/>
+        <w:jc w:val="both"/>
+      </w:pPr>
+    </w:p>
+    <w:p>
+      <w:pPr>
+        <w:pStyle w:val="Ttulo1"/>
+        <w:numPr>
+          <w:ilvl w:val="1"/>
+          <w:numId w:val="22"/>
+        </w:numPr>
         <w:ind w:left="426" w:hanging="426"/>
+        <w:rPr>
+          <w:rFonts w:asciiTheme="minorHAnsi" w:hAnsiTheme="minorHAnsi"/>
+          <w:b/>
+          <w:bCs/>
+          <w:color w:val="auto"/>
+          <w:sz w:val="28"/>
+          <w:szCs w:val="28"/>
+        </w:rPr>
+      </w:pPr>
+      <w:bookmarkStart w:id="26" w:name="_Toc228562700"/>
+      <w:r>
+        <w:rPr>
+          <w:rFonts w:asciiTheme="minorHAnsi" w:hAnsiTheme="minorHAnsi"/>
+          <w:b/>
+          <w:bCs/>
+          <w:color w:val="auto"/>
+          <w:sz w:val="28"/>
+          <w:szCs w:val="28"/>
+        </w:rPr>
+        <w:t>Pitch de producto (60–90 segundos)</w:t>
+      </w:r>
+      <w:r>
+        <w:rPr>
+          <w:rFonts w:asciiTheme="minorHAnsi" w:hAnsiTheme="minorHAnsi"/>
+          <w:b/>
+          <w:bCs/>
+          <w:color w:val="auto"/>
+          <w:sz w:val="28"/>
+          <w:szCs w:val="28"/>
+        </w:rPr>
+        <w:t xml:space="preserve"> en Hey Gen</w:t>
+      </w:r>
+      <w:bookmarkEnd w:id="26"/>
+      <w:r>
+        <w:rPr>
+          <w:rFonts w:asciiTheme="minorHAnsi" w:hAnsiTheme="minorHAnsi"/>
+          <w:b/>
+          <w:bCs/>
+          <w:color w:val="auto"/>
+          <w:sz w:val="28"/>
+          <w:szCs w:val="28"/>
+        </w:rPr>
+        <w:t xml:space="preserve"> </w:t>
+      </w:r>
+    </w:p>
+    <w:p>
+      <w:pPr>
+        <w:spacing w:after="0" w:line="240" w:lineRule="auto"/>
+        <w:jc w:val="both"/>
+      </w:pPr>
+      <w:r>
+        <w:t xml:space="preserve">En el proceso de </w:t>
+      </w:r>
+      <w:r>
+        <w:t>Solicitudes</w:t>
+      </w:r>
+      <w:r>
+        <w:t xml:space="preserve"> de créditos, uno de los principales problemas no es la demanda, sino la fricción operativa. Solicitudes incompletas, documentos observados, validaciones dispersas y poca claridad sobre el siguiente paso terminan afectando la experiencia del cliente y elevando el reproceso interno del banco.</w:t>
+      </w:r>
+    </w:p>
+    <w:p>
+      <w:pPr>
+        <w:spacing w:after="0" w:line="240" w:lineRule="auto"/>
+        <w:jc w:val="both"/>
+      </w:pPr>
+    </w:p>
+    <w:p>
+      <w:pPr>
+        <w:spacing w:after="0" w:line="240" w:lineRule="auto"/>
+        <w:jc w:val="both"/>
+      </w:pPr>
+      <w:r>
+        <w:t>El usuario objetivo es la persona que desea solicitar un préstamo y necesita una orientación simple, clara y oportuna para avanzar correctamente desde el inicio.</w:t>
+      </w:r>
+    </w:p>
+    <w:p>
+      <w:pPr>
+        <w:spacing w:after="0" w:line="240" w:lineRule="auto"/>
+        <w:jc w:val="both"/>
+      </w:pPr>
+      <w:r>
+        <w:t>Frente a ese problema, proponemos un agente conversacional que guía al cliente paso a paso, ayuda a ordenar la información, identificar faltantes y dar visibilidad al siguiente paso del proceso.</w:t>
+      </w:r>
+    </w:p>
+    <w:p>
+      <w:pPr>
+        <w:spacing w:after="0" w:line="240" w:lineRule="auto"/>
+        <w:jc w:val="both"/>
+      </w:pPr>
+    </w:p>
+    <w:p>
+      <w:pPr>
+        <w:spacing w:after="0" w:line="240" w:lineRule="auto"/>
+        <w:jc w:val="both"/>
+      </w:pPr>
+      <w:r>
+        <w:t>El diferenciador del agente no es reemplazar la evaluación crediticia ni automatizar decisiones de riesgo, sino intervenir donde hoy existe mayor fricción: la etapa inicial de la solicitud. Su valor está en mejorar claridad, reducir incertidumbre y elevar la calidad del expediente que ingresa al flujo.</w:t>
+      </w:r>
+    </w:p>
+    <w:p>
+      <w:pPr>
+        <w:spacing w:after="0" w:line="240" w:lineRule="auto"/>
+        <w:jc w:val="both"/>
+      </w:pPr>
+    </w:p>
+    <w:p>
+      <w:pPr>
+        <w:spacing w:after="0" w:line="240" w:lineRule="auto"/>
+        <w:jc w:val="both"/>
+      </w:pPr>
+      <w:r>
+        <w:t>La validación prevista se centrará en cinco señales concretas: activación, utilidad percibida, calidad de respuesta, confianza del usuario y capacidad de aumentar solicitudes potencialmente completas.</w:t>
+      </w:r>
+    </w:p>
+    <w:p>
+      <w:pPr>
+        <w:spacing w:after="0" w:line="240" w:lineRule="auto"/>
+        <w:jc w:val="both"/>
+      </w:pPr>
+    </w:p>
+    <w:p>
+      <w:pPr>
+        <w:spacing w:after="0" w:line="240" w:lineRule="auto"/>
+        <w:jc w:val="both"/>
+      </w:pPr>
+      <w:r>
+        <w:t>Los siguientes pasos son ejecutar un piloto controlado, medir resultados sobre una muestra acotada, ajustar el flujo conversacional según evidencia y, con base en esos resultados, decidir una evolución hacia un despliegue más amplio.</w:t>
+      </w:r>
+    </w:p>
+    <w:p>
+      <w:pPr>
+        <w:spacing w:after="0" w:line="240" w:lineRule="auto"/>
         <w:jc w:val="both"/>
         <w:rPr>
           <w:b/>
@@ -11060,68 +13571,43 @@
           <w:szCs w:val="28"/>
         </w:rPr>
       </w:pPr>
-      <w:r>
-        <w:rPr>
+    </w:p>
+    <w:p>
+      <w:pPr>
+        <w:pStyle w:val="Ttulo1"/>
+        <w:numPr>
+          <w:ilvl w:val="1"/>
+          <w:numId w:val="22"/>
+        </w:numPr>
+        <w:ind w:left="426" w:hanging="426"/>
+        <w:rPr>
+          <w:rFonts w:asciiTheme="minorHAnsi" w:hAnsiTheme="minorHAnsi"/>
           <w:b/>
           <w:bCs/>
+          <w:color w:val="auto"/>
           <w:sz w:val="28"/>
           <w:szCs w:val="28"/>
         </w:rPr>
-        <w:t xml:space="preserve">Mensaje central + </w:t>
-      </w:r>
-      <w:proofErr w:type="spellStart"/>
-      <w:r>
-        <w:rPr>
+      </w:pPr>
+      <w:bookmarkStart w:id="27" w:name="_Toc228562701"/>
+      <w:r>
+        <w:rPr>
+          <w:rFonts w:asciiTheme="minorHAnsi" w:hAnsiTheme="minorHAnsi"/>
           <w:b/>
           <w:bCs/>
+          <w:color w:val="auto"/>
           <w:sz w:val="28"/>
           <w:szCs w:val="28"/>
         </w:rPr>
-        <w:t>storytelling</w:t>
-      </w:r>
-      <w:proofErr w:type="spellEnd"/>
-      <w:r>
-        <w:rPr>
-          <w:b/>
-          <w:bCs/>
-          <w:sz w:val="28"/>
-          <w:szCs w:val="28"/>
-        </w:rPr>
-        <w:t xml:space="preserve"> + pitch</w:t>
-      </w:r>
-    </w:p>
-    <w:p>
-      <w:pPr>
-        <w:spacing w:after="0"/>
-        <w:jc w:val="both"/>
-        <w:rPr>
-          <w:b/>
-          <w:bCs/>
-        </w:rPr>
-      </w:pPr>
+        <w:t>Conclusión</w:t>
+      </w:r>
+      <w:bookmarkEnd w:id="27"/>
     </w:p>
     <w:p>
       <w:pPr>
         <w:spacing w:after="0" w:line="240" w:lineRule="auto"/>
         <w:jc w:val="both"/>
       </w:pPr>
-      <w:r>
-        <w:rPr>
-          <w:b/>
-          <w:bCs/>
-        </w:rPr>
-        <w:t>Mensaje central</w:t>
-      </w:r>
-      <w:r>
-        <w:rPr>
-          <w:b/>
-          <w:bCs/>
-        </w:rPr>
-        <w:t xml:space="preserve">: </w:t>
-      </w:r>
-      <w:r>
-        <w:t>1 frase potente, concreta y verificable</w:t>
-      </w:r>
     </w:p>
     <w:p>
       <w:pPr>
@@ -11129,288 +13615,13 @@
         <w:jc w:val="both"/>
       </w:pPr>
       <w:r>
-        <w:t>“Este agente ayuda a convertir una intención de préstamo en una solicitud más clara, completa y lista para evaluación, reduciendo fricción desde el primer contacto.”</w:t>
-      </w:r>
-    </w:p>
-    <w:p>
-      <w:pPr>
-        <w:spacing w:after="0" w:line="240" w:lineRule="auto"/>
-        <w:jc w:val="both"/>
-      </w:pPr>
-    </w:p>
-    <w:p>
-      <w:pPr>
-        <w:spacing w:after="0" w:line="240" w:lineRule="auto"/>
-        <w:jc w:val="both"/>
-        <w:rPr>
-          <w:b/>
-          <w:bCs/>
-        </w:rPr>
-      </w:pPr>
-      <w:proofErr w:type="spellStart"/>
-      <w:r>
-        <w:rPr>
-          <w:b/>
-          <w:bCs/>
-        </w:rPr>
-        <w:t>Storytelling</w:t>
-      </w:r>
-      <w:proofErr w:type="spellEnd"/>
-      <w:r>
-        <w:rPr>
-          <w:b/>
-          <w:bCs/>
-        </w:rPr>
-        <w:t xml:space="preserve"> breve (6–8 líneas)</w:t>
-      </w:r>
-    </w:p>
-    <w:p>
-      <w:pPr>
-        <w:spacing w:after="0" w:line="240" w:lineRule="auto"/>
-        <w:jc w:val="both"/>
-      </w:pPr>
-      <w:r>
-        <w:t xml:space="preserve">En el Onboarding de </w:t>
-      </w:r>
-      <w:r>
-        <w:t>C</w:t>
-      </w:r>
-      <w:r>
-        <w:t xml:space="preserve">réditos, muchas solicitudes no fallan por falta de interés del cliente, sino por fricción: datos incompletos, documentos observados, validaciones manuales y poca claridad sobre qué sigue. Ahí nace este agente. No fue diseñado para aprobar créditos ni </w:t>
-      </w:r>
-      <w:r>
-        <w:lastRenderedPageBreak/>
-        <w:t xml:space="preserve">reemplazar decisiones del banco. Fue diseñado para acompañar, ordenar y reducir incertidumbre en un momento crítico del proceso. Su promesa </w:t>
-      </w:r>
-      <w:r>
-        <w:t xml:space="preserve">es </w:t>
-      </w:r>
-      <w:r>
-        <w:t xml:space="preserve">ayudar a que el cliente avance mejor y que el banco reciba un expediente más útil. Si logra reducir abandono, mejorar claridad y aumentar expedientes completos, entonces habrá demostrado valor real. Si no lo logra, el aprendizaje servirá para ajustar flujo, propuesta o público antes de escalar. </w:t>
-      </w:r>
-    </w:p>
-    <w:p>
-      <w:pPr>
-        <w:spacing w:after="0"/>
-        <w:jc w:val="both"/>
-      </w:pPr>
-    </w:p>
-    <w:p>
-      <w:pPr>
-        <w:spacing w:after="0"/>
-        <w:ind w:left="426" w:hanging="426"/>
-        <w:jc w:val="both"/>
-        <w:rPr>
-          <w:b/>
-          <w:bCs/>
-          <w:sz w:val="28"/>
-          <w:szCs w:val="28"/>
-        </w:rPr>
-      </w:pPr>
-      <w:r>
-        <w:rPr>
-          <w:b/>
-          <w:bCs/>
-          <w:sz w:val="28"/>
-          <w:szCs w:val="28"/>
-        </w:rPr>
-        <w:t>1</w:t>
-      </w:r>
-      <w:r>
-        <w:rPr>
-          <w:b/>
-          <w:bCs/>
-          <w:sz w:val="28"/>
-          <w:szCs w:val="28"/>
-        </w:rPr>
-        <w:t>2</w:t>
-      </w:r>
-      <w:r>
-        <w:rPr>
-          <w:b/>
-          <w:bCs/>
-          <w:sz w:val="28"/>
-          <w:szCs w:val="28"/>
-        </w:rPr>
-        <w:t>.</w:t>
-      </w:r>
-      <w:r>
-        <w:rPr>
-          <w:b/>
-          <w:bCs/>
-          <w:sz w:val="28"/>
-          <w:szCs w:val="28"/>
-        </w:rPr>
-        <w:t xml:space="preserve"> Pitch de producto (60–90 segundos)</w:t>
-      </w:r>
-      <w:r>
-        <w:rPr>
-          <w:b/>
-          <w:bCs/>
-          <w:sz w:val="28"/>
-          <w:szCs w:val="28"/>
-        </w:rPr>
-        <w:t xml:space="preserve"> en Hey Gen </w:t>
-      </w:r>
-    </w:p>
-    <w:p>
-      <w:pPr>
-        <w:spacing w:after="0" w:line="240" w:lineRule="auto"/>
-        <w:jc w:val="both"/>
-      </w:pPr>
-      <w:r>
-        <w:t xml:space="preserve">En el proceso de </w:t>
-      </w:r>
-      <w:r>
-        <w:t>Solicitudes</w:t>
-      </w:r>
-      <w:r>
-        <w:t xml:space="preserve"> de créditos, uno de los principales problemas no es la demanda, sino la fricción operativa. Solicitudes incompletas, documentos observados, validaciones dispersas y poca claridad sobre el siguiente paso terminan afectando la experiencia del cliente y elevando el reproceso interno del banco.</w:t>
-      </w:r>
-    </w:p>
-    <w:p>
-      <w:pPr>
-        <w:spacing w:after="0" w:line="240" w:lineRule="auto"/>
-        <w:jc w:val="both"/>
-      </w:pPr>
-    </w:p>
-    <w:p>
-      <w:pPr>
-        <w:spacing w:after="0" w:line="240" w:lineRule="auto"/>
-        <w:jc w:val="both"/>
-      </w:pPr>
-      <w:r>
-        <w:t>El usuario objetivo es la persona que desea solicitar un préstamo y necesita una orientación simple, clara y oportuna para avanzar correctamente desde el inicio.</w:t>
-      </w:r>
-    </w:p>
-    <w:p>
-      <w:pPr>
-        <w:spacing w:after="0" w:line="240" w:lineRule="auto"/>
-        <w:jc w:val="both"/>
-      </w:pPr>
-      <w:r>
-        <w:t>Frente a ese problema, proponemos un agente conversacional que guía al cliente paso a paso, ayuda a ordenar la información, identificar faltantes y dar visibilidad al siguiente paso del proceso.</w:t>
-      </w:r>
-    </w:p>
-    <w:p>
-      <w:pPr>
-        <w:spacing w:after="0" w:line="240" w:lineRule="auto"/>
-        <w:jc w:val="both"/>
-      </w:pPr>
-    </w:p>
-    <w:p>
-      <w:pPr>
-        <w:spacing w:after="0" w:line="240" w:lineRule="auto"/>
-        <w:jc w:val="both"/>
-      </w:pPr>
-      <w:r>
-        <w:t>El diferenciador del agente no es reemplazar la evaluación crediticia ni automatizar decisiones de riesgo, sino intervenir donde hoy existe mayor fricción: la etapa inicial de la solicitud. Su valor está en mejorar claridad, reducir incertidumbre y elevar la calidad del expediente que ingresa al flujo.</w:t>
-      </w:r>
-    </w:p>
-    <w:p>
-      <w:pPr>
-        <w:spacing w:after="0" w:line="240" w:lineRule="auto"/>
-        <w:jc w:val="both"/>
-      </w:pPr>
-    </w:p>
-    <w:p>
-      <w:pPr>
-        <w:spacing w:after="0" w:line="240" w:lineRule="auto"/>
-        <w:jc w:val="both"/>
-      </w:pPr>
-      <w:r>
-        <w:t>La validación prevista se centrará en cinco señales concretas: activación, utilidad percibida, calidad de respuesta, confianza del usuario y capacidad de aumentar solicitudes potencialmente completas.</w:t>
-      </w:r>
-    </w:p>
-    <w:p>
-      <w:pPr>
-        <w:spacing w:after="0" w:line="240" w:lineRule="auto"/>
-        <w:jc w:val="both"/>
-      </w:pPr>
-    </w:p>
-    <w:p>
-      <w:pPr>
-        <w:spacing w:after="0" w:line="240" w:lineRule="auto"/>
-        <w:jc w:val="both"/>
-      </w:pPr>
-      <w:r>
-        <w:t>Los siguientes pasos son ejecutar un piloto controlado, medir resultados sobre una muestra acotada, ajustar el flujo conversacional según evidencia y, con base en esos resultados, decidir una evolución hacia un despliegue más amplio.</w:t>
-      </w:r>
-    </w:p>
-    <w:p>
-      <w:pPr>
-        <w:spacing w:after="0" w:line="240" w:lineRule="auto"/>
-        <w:jc w:val="both"/>
-        <w:rPr>
-          <w:b/>
-          <w:bCs/>
-          <w:sz w:val="28"/>
-          <w:szCs w:val="28"/>
-        </w:rPr>
-      </w:pPr>
-    </w:p>
-    <w:p>
-      <w:pPr>
-        <w:pStyle w:val="Prrafodelista"/>
-        <w:numPr>
-          <w:ilvl w:val="1"/>
-          <w:numId w:val="5"/>
-        </w:numPr>
-        <w:spacing w:after="0" w:line="240" w:lineRule="auto"/>
-        <w:ind w:left="426" w:hanging="426"/>
-        <w:jc w:val="both"/>
-        <w:rPr>
-          <w:b/>
-          <w:bCs/>
-          <w:sz w:val="28"/>
-          <w:szCs w:val="28"/>
-        </w:rPr>
-      </w:pPr>
-      <w:r>
-        <w:rPr>
-          <w:b/>
-          <w:bCs/>
-          <w:sz w:val="28"/>
-          <w:szCs w:val="28"/>
-        </w:rPr>
-        <w:t>Conclusión</w:t>
-      </w:r>
-    </w:p>
-    <w:p>
-      <w:pPr>
-        <w:spacing w:after="0" w:line="240" w:lineRule="auto"/>
-        <w:jc w:val="both"/>
-      </w:pPr>
-    </w:p>
-    <w:p>
-      <w:pPr>
-        <w:spacing w:after="0" w:line="240" w:lineRule="auto"/>
-        <w:jc w:val="both"/>
-      </w:pPr>
-      <w:r>
         <w:t xml:space="preserve">El agente </w:t>
       </w:r>
       <w:r>
         <w:t xml:space="preserve">conversacional de BanCom para solicitudes de Créditos es </w:t>
       </w:r>
       <w:r>
-        <w:t xml:space="preserve">parte de un problema real, frecuente y costoso dentro del mercado bancario peruano. La oportunidad no consiste únicamente en tener un formulario digital, sino en construir una experiencia que convierta intención en expediente completo, con menor fricción, mejor información y mayor capacidad de decisión. Bajo el marco de </w:t>
-      </w:r>
-      <w:proofErr w:type="spellStart"/>
-      <w:r>
-        <w:t>product-market</w:t>
-      </w:r>
-      <w:proofErr w:type="spellEnd"/>
-      <w:r>
-        <w:t xml:space="preserve"> </w:t>
-      </w:r>
-      <w:proofErr w:type="spellStart"/>
-      <w:r>
-        <w:t>fit</w:t>
-      </w:r>
-      <w:proofErr w:type="spellEnd"/>
-      <w:r>
-        <w:t>, la propuesta tiene sentido porque ataca un dolor relevante, identifica un público claro, encuentra brechas en la competencia y define métricas concretas para validar valor desde el MVP. En síntesis, el espacio estratégico para BanCom está en competir por inteligencia operativa, cercanía y trazabilidad, no por escala.</w:t>
+        <w:t>parte de un problema real, frecuente y costoso dentro del mercado bancario peruano. La oportunidad no consiste únicamente en tener un formulario digital, sino en construir una experiencia que convierta intención en expediente completo, con menor fricción, mejor información y mayor capacidad de decisión. Bajo el marco de product-market fit, la propuesta tiene sentido porque ataca un dolor relevante, identifica un público claro, encuentra brechas en la competencia y define métricas concretas para validar valor desde el MVP. En síntesis, el espacio estratégico para BanCom está en competir por inteligencia operativa, cercanía y trazabilidad, no por escala.</w:t>
       </w:r>
     </w:p>
     <w:p>
@@ -11808,7 +14019,7 @@
         <w:ind w:left="720" w:hanging="360"/>
       </w:pPr>
     </w:lvl>
-    <w:lvl w:ilvl="1" w:tentative="1">
+    <w:lvl w:ilvl="1">
       <w:start w:val="1"/>
       <w:numFmt w:val="decimal"/>
       <w:lvlText w:val="%2."/>
@@ -12665,6 +14876,205 @@
     </w:lvl>
   </w:abstractNum>
   <w:abstractNum w:abstractNumId="10" w15:restartNumberingAfterBreak="0">
+    <w:nsid w:val="231E691B"/>
+    <w:multiLevelType w:val="multilevel"/>
+    <w:tmpl w:val="1946DD1E"/>
+    <w:lvl w:ilvl="0">
+      <w:start w:val="9"/>
+      <w:numFmt w:val="decimal"/>
+      <w:lvlText w:val="%1"/>
+      <w:lvlJc w:val="left"/>
+      <w:pPr>
+        <w:ind w:left="372" w:hanging="372"/>
+      </w:pPr>
+      <w:rPr>
+        <w:rFonts w:hint="default"/>
+      </w:rPr>
+    </w:lvl>
+    <w:lvl w:ilvl="1">
+      <w:start w:val="1"/>
+      <w:numFmt w:val="decimal"/>
+      <w:lvlText w:val="%1.%2"/>
+      <w:lvlJc w:val="left"/>
+      <w:pPr>
+        <w:ind w:left="720" w:hanging="720"/>
+      </w:pPr>
+      <w:rPr>
+        <w:rFonts w:hint="default"/>
+      </w:rPr>
+    </w:lvl>
+    <w:lvl w:ilvl="2">
+      <w:start w:val="1"/>
+      <w:numFmt w:val="decimal"/>
+      <w:lvlText w:val="%1.%2.%3"/>
+      <w:lvlJc w:val="left"/>
+      <w:pPr>
+        <w:ind w:left="720" w:hanging="720"/>
+      </w:pPr>
+      <w:rPr>
+        <w:rFonts w:hint="default"/>
+      </w:rPr>
+    </w:lvl>
+    <w:lvl w:ilvl="3">
+      <w:start w:val="1"/>
+      <w:numFmt w:val="decimal"/>
+      <w:lvlText w:val="%1.%2.%3.%4"/>
+      <w:lvlJc w:val="left"/>
+      <w:pPr>
+        <w:ind w:left="1080" w:hanging="1080"/>
+      </w:pPr>
+      <w:rPr>
+        <w:rFonts w:hint="default"/>
+      </w:rPr>
+    </w:lvl>
+    <w:lvl w:ilvl="4">
+      <w:start w:val="1"/>
+      <w:numFmt w:val="decimal"/>
+      <w:lvlText w:val="%1.%2.%3.%4.%5"/>
+      <w:lvlJc w:val="left"/>
+      <w:pPr>
+        <w:ind w:left="1440" w:hanging="1440"/>
+      </w:pPr>
+      <w:rPr>
+        <w:rFonts w:hint="default"/>
+      </w:rPr>
+    </w:lvl>
+    <w:lvl w:ilvl="5">
+      <w:start w:val="1"/>
+      <w:numFmt w:val="decimal"/>
+      <w:lvlText w:val="%1.%2.%3.%4.%5.%6"/>
+      <w:lvlJc w:val="left"/>
+      <w:pPr>
+        <w:ind w:left="1440" w:hanging="1440"/>
+      </w:pPr>
+      <w:rPr>
+        <w:rFonts w:hint="default"/>
+      </w:rPr>
+    </w:lvl>
+    <w:lvl w:ilvl="6">
+      <w:start w:val="1"/>
+      <w:numFmt w:val="decimal"/>
+      <w:lvlText w:val="%1.%2.%3.%4.%5.%6.%7"/>
+      <w:lvlJc w:val="left"/>
+      <w:pPr>
+        <w:ind w:left="1800" w:hanging="1800"/>
+      </w:pPr>
+      <w:rPr>
+        <w:rFonts w:hint="default"/>
+      </w:rPr>
+    </w:lvl>
+    <w:lvl w:ilvl="7">
+      <w:start w:val="1"/>
+      <w:numFmt w:val="decimal"/>
+      <w:lvlText w:val="%1.%2.%3.%4.%5.%6.%7.%8"/>
+      <w:lvlJc w:val="left"/>
+      <w:pPr>
+        <w:ind w:left="1800" w:hanging="1800"/>
+      </w:pPr>
+      <w:rPr>
+        <w:rFonts w:hint="default"/>
+      </w:rPr>
+    </w:lvl>
+    <w:lvl w:ilvl="8">
+      <w:start w:val="1"/>
+      <w:numFmt w:val="decimal"/>
+      <w:lvlText w:val="%1.%2.%3.%4.%5.%6.%7.%8.%9"/>
+      <w:lvlJc w:val="left"/>
+      <w:pPr>
+        <w:ind w:left="2160" w:hanging="2160"/>
+      </w:pPr>
+      <w:rPr>
+        <w:rFonts w:hint="default"/>
+      </w:rPr>
+    </w:lvl>
+  </w:abstractNum>
+  <w:abstractNum w:abstractNumId="11" w15:restartNumberingAfterBreak="0">
+    <w:nsid w:val="2381371A"/>
+    <w:multiLevelType w:val="hybridMultilevel"/>
+    <w:tmpl w:val="6088A4B2"/>
+    <w:lvl w:ilvl="0" w:tplc="0409000F">
+      <w:start w:val="1"/>
+      <w:numFmt w:val="decimal"/>
+      <w:lvlText w:val="%1."/>
+      <w:lvlJc w:val="left"/>
+      <w:pPr>
+        <w:ind w:left="720" w:hanging="360"/>
+      </w:pPr>
+    </w:lvl>
+    <w:lvl w:ilvl="1" w:tplc="280A0019" w:tentative="1">
+      <w:start w:val="1"/>
+      <w:numFmt w:val="lowerLetter"/>
+      <w:lvlText w:val="%2."/>
+      <w:lvlJc w:val="left"/>
+      <w:pPr>
+        <w:ind w:left="1440" w:hanging="360"/>
+      </w:pPr>
+    </w:lvl>
+    <w:lvl w:ilvl="2" w:tplc="280A001B" w:tentative="1">
+      <w:start w:val="1"/>
+      <w:numFmt w:val="lowerRoman"/>
+      <w:lvlText w:val="%3."/>
+      <w:lvlJc w:val="right"/>
+      <w:pPr>
+        <w:ind w:left="2160" w:hanging="180"/>
+      </w:pPr>
+    </w:lvl>
+    <w:lvl w:ilvl="3" w:tplc="280A000F" w:tentative="1">
+      <w:start w:val="1"/>
+      <w:numFmt w:val="decimal"/>
+      <w:lvlText w:val="%4."/>
+      <w:lvlJc w:val="left"/>
+      <w:pPr>
+        <w:ind w:left="2880" w:hanging="360"/>
+      </w:pPr>
+    </w:lvl>
+    <w:lvl w:ilvl="4" w:tplc="280A0019" w:tentative="1">
+      <w:start w:val="1"/>
+      <w:numFmt w:val="lowerLetter"/>
+      <w:lvlText w:val="%5."/>
+      <w:lvlJc w:val="left"/>
+      <w:pPr>
+        <w:ind w:left="3600" w:hanging="360"/>
+      </w:pPr>
+    </w:lvl>
+    <w:lvl w:ilvl="5" w:tplc="280A001B" w:tentative="1">
+      <w:start w:val="1"/>
+      <w:numFmt w:val="lowerRoman"/>
+      <w:lvlText w:val="%6."/>
+      <w:lvlJc w:val="right"/>
+      <w:pPr>
+        <w:ind w:left="4320" w:hanging="180"/>
+      </w:pPr>
+    </w:lvl>
+    <w:lvl w:ilvl="6" w:tplc="280A000F" w:tentative="1">
+      <w:start w:val="1"/>
+      <w:numFmt w:val="decimal"/>
+      <w:lvlText w:val="%7."/>
+      <w:lvlJc w:val="left"/>
+      <w:pPr>
+        <w:ind w:left="5040" w:hanging="360"/>
+      </w:pPr>
+    </w:lvl>
+    <w:lvl w:ilvl="7" w:tplc="280A0019" w:tentative="1">
+      <w:start w:val="1"/>
+      <w:numFmt w:val="lowerLetter"/>
+      <w:lvlText w:val="%8."/>
+      <w:lvlJc w:val="left"/>
+      <w:pPr>
+        <w:ind w:left="5760" w:hanging="360"/>
+      </w:pPr>
+    </w:lvl>
+    <w:lvl w:ilvl="8" w:tplc="280A001B" w:tentative="1">
+      <w:start w:val="1"/>
+      <w:numFmt w:val="lowerRoman"/>
+      <w:lvlText w:val="%9."/>
+      <w:lvlJc w:val="right"/>
+      <w:pPr>
+        <w:ind w:left="6480" w:hanging="180"/>
+      </w:pPr>
+    </w:lvl>
+  </w:abstractNum>
+  <w:abstractNum w:abstractNumId="12" w15:restartNumberingAfterBreak="0">
     <w:nsid w:val="238258C5"/>
     <w:multiLevelType w:val="hybridMultilevel"/>
     <w:tmpl w:val="70724EFA"/>
@@ -12753,7 +15163,7 @@
       </w:pPr>
     </w:lvl>
   </w:abstractNum>
-  <w:abstractNum w:abstractNumId="11" w15:restartNumberingAfterBreak="0">
+  <w:abstractNum w:abstractNumId="13" w15:restartNumberingAfterBreak="0">
     <w:nsid w:val="2E31518A"/>
     <w:multiLevelType w:val="multilevel"/>
     <w:tmpl w:val="16DA0EB6"/>
@@ -12898,7 +15308,7 @@
       </w:rPr>
     </w:lvl>
   </w:abstractNum>
-  <w:abstractNum w:abstractNumId="12" w15:restartNumberingAfterBreak="0">
+  <w:abstractNum w:abstractNumId="14" w15:restartNumberingAfterBreak="0">
     <w:nsid w:val="2E7D2F3F"/>
     <w:multiLevelType w:val="multilevel"/>
     <w:tmpl w:val="87D46C9A"/>
@@ -13011,7 +15421,7 @@
       </w:pPr>
     </w:lvl>
   </w:abstractNum>
-  <w:abstractNum w:abstractNumId="13" w15:restartNumberingAfterBreak="0">
+  <w:abstractNum w:abstractNumId="15" w15:restartNumberingAfterBreak="0">
     <w:nsid w:val="3A575EF2"/>
     <w:multiLevelType w:val="hybridMultilevel"/>
     <w:tmpl w:val="429607A8"/>
@@ -13124,7 +15534,7 @@
       </w:rPr>
     </w:lvl>
   </w:abstractNum>
-  <w:abstractNum w:abstractNumId="14" w15:restartNumberingAfterBreak="0">
+  <w:abstractNum w:abstractNumId="16" w15:restartNumberingAfterBreak="0">
     <w:nsid w:val="3BB71D85"/>
     <w:multiLevelType w:val="hybridMultilevel"/>
     <w:tmpl w:val="3D94D180"/>
@@ -13237,7 +15647,7 @@
       </w:rPr>
     </w:lvl>
   </w:abstractNum>
-  <w:abstractNum w:abstractNumId="15" w15:restartNumberingAfterBreak="0">
+  <w:abstractNum w:abstractNumId="17" w15:restartNumberingAfterBreak="0">
     <w:nsid w:val="3C996E41"/>
     <w:multiLevelType w:val="multilevel"/>
     <w:tmpl w:val="391A22C6"/>
@@ -13354,7 +15764,120 @@
       </w:pPr>
     </w:lvl>
   </w:abstractNum>
-  <w:abstractNum w:abstractNumId="16" w15:restartNumberingAfterBreak="0">
+  <w:abstractNum w:abstractNumId="18" w15:restartNumberingAfterBreak="0">
+    <w:nsid w:val="45CB40E1"/>
+    <w:multiLevelType w:val="hybridMultilevel"/>
+    <w:tmpl w:val="7FFA2906"/>
+    <w:lvl w:ilvl="0" w:tplc="280A0001">
+      <w:start w:val="1"/>
+      <w:numFmt w:val="bullet"/>
+      <w:lvlText w:val=""/>
+      <w:lvlJc w:val="left"/>
+      <w:pPr>
+        <w:ind w:left="1287" w:hanging="360"/>
+      </w:pPr>
+      <w:rPr>
+        <w:rFonts w:ascii="Symbol" w:hAnsi="Symbol" w:hint="default"/>
+      </w:rPr>
+    </w:lvl>
+    <w:lvl w:ilvl="1" w:tplc="280A0003" w:tentative="1">
+      <w:start w:val="1"/>
+      <w:numFmt w:val="bullet"/>
+      <w:lvlText w:val="o"/>
+      <w:lvlJc w:val="left"/>
+      <w:pPr>
+        <w:ind w:left="2007" w:hanging="360"/>
+      </w:pPr>
+      <w:rPr>
+        <w:rFonts w:ascii="Courier New" w:hAnsi="Courier New" w:cs="Courier New" w:hint="default"/>
+      </w:rPr>
+    </w:lvl>
+    <w:lvl w:ilvl="2" w:tplc="280A0005" w:tentative="1">
+      <w:start w:val="1"/>
+      <w:numFmt w:val="bullet"/>
+      <w:lvlText w:val=""/>
+      <w:lvlJc w:val="left"/>
+      <w:pPr>
+        <w:ind w:left="2727" w:hanging="360"/>
+      </w:pPr>
+      <w:rPr>
+        <w:rFonts w:ascii="Wingdings" w:hAnsi="Wingdings" w:hint="default"/>
+      </w:rPr>
+    </w:lvl>
+    <w:lvl w:ilvl="3" w:tplc="280A0001" w:tentative="1">
+      <w:start w:val="1"/>
+      <w:numFmt w:val="bullet"/>
+      <w:lvlText w:val=""/>
+      <w:lvlJc w:val="left"/>
+      <w:pPr>
+        <w:ind w:left="3447" w:hanging="360"/>
+      </w:pPr>
+      <w:rPr>
+        <w:rFonts w:ascii="Symbol" w:hAnsi="Symbol" w:hint="default"/>
+      </w:rPr>
+    </w:lvl>
+    <w:lvl w:ilvl="4" w:tplc="280A0003" w:tentative="1">
+      <w:start w:val="1"/>
+      <w:numFmt w:val="bullet"/>
+      <w:lvlText w:val="o"/>
+      <w:lvlJc w:val="left"/>
+      <w:pPr>
+        <w:ind w:left="4167" w:hanging="360"/>
+      </w:pPr>
+      <w:rPr>
+        <w:rFonts w:ascii="Courier New" w:hAnsi="Courier New" w:cs="Courier New" w:hint="default"/>
+      </w:rPr>
+    </w:lvl>
+    <w:lvl w:ilvl="5" w:tplc="280A0005" w:tentative="1">
+      <w:start w:val="1"/>
+      <w:numFmt w:val="bullet"/>
+      <w:lvlText w:val=""/>
+      <w:lvlJc w:val="left"/>
+      <w:pPr>
+        <w:ind w:left="4887" w:hanging="360"/>
+      </w:pPr>
+      <w:rPr>
+        <w:rFonts w:ascii="Wingdings" w:hAnsi="Wingdings" w:hint="default"/>
+      </w:rPr>
+    </w:lvl>
+    <w:lvl w:ilvl="6" w:tplc="280A0001" w:tentative="1">
+      <w:start w:val="1"/>
+      <w:numFmt w:val="bullet"/>
+      <w:lvlText w:val=""/>
+      <w:lvlJc w:val="left"/>
+      <w:pPr>
+        <w:ind w:left="5607" w:hanging="360"/>
+      </w:pPr>
+      <w:rPr>
+        <w:rFonts w:ascii="Symbol" w:hAnsi="Symbol" w:hint="default"/>
+      </w:rPr>
+    </w:lvl>
+    <w:lvl w:ilvl="7" w:tplc="280A0003" w:tentative="1">
+      <w:start w:val="1"/>
+      <w:numFmt w:val="bullet"/>
+      <w:lvlText w:val="o"/>
+      <w:lvlJc w:val="left"/>
+      <w:pPr>
+        <w:ind w:left="6327" w:hanging="360"/>
+      </w:pPr>
+      <w:rPr>
+        <w:rFonts w:ascii="Courier New" w:hAnsi="Courier New" w:cs="Courier New" w:hint="default"/>
+      </w:rPr>
+    </w:lvl>
+    <w:lvl w:ilvl="8" w:tplc="280A0005" w:tentative="1">
+      <w:start w:val="1"/>
+      <w:numFmt w:val="bullet"/>
+      <w:lvlText w:val=""/>
+      <w:lvlJc w:val="left"/>
+      <w:pPr>
+        <w:ind w:left="7047" w:hanging="360"/>
+      </w:pPr>
+      <w:rPr>
+        <w:rFonts w:ascii="Wingdings" w:hAnsi="Wingdings" w:hint="default"/>
+      </w:rPr>
+    </w:lvl>
+  </w:abstractNum>
+  <w:abstractNum w:abstractNumId="19" w15:restartNumberingAfterBreak="0">
     <w:nsid w:val="46946E5A"/>
     <w:multiLevelType w:val="multilevel"/>
     <w:tmpl w:val="B78E6028"/>
@@ -13497,7 +16020,7 @@
       </w:rPr>
     </w:lvl>
   </w:abstractNum>
-  <w:abstractNum w:abstractNumId="17" w15:restartNumberingAfterBreak="0">
+  <w:abstractNum w:abstractNumId="20" w15:restartNumberingAfterBreak="0">
     <w:nsid w:val="4A7C2BEE"/>
     <w:multiLevelType w:val="multilevel"/>
     <w:tmpl w:val="7D464390"/>
@@ -13642,7 +16165,120 @@
       </w:rPr>
     </w:lvl>
   </w:abstractNum>
-  <w:abstractNum w:abstractNumId="18" w15:restartNumberingAfterBreak="0">
+  <w:abstractNum w:abstractNumId="21" w15:restartNumberingAfterBreak="0">
+    <w:nsid w:val="53F35739"/>
+    <w:multiLevelType w:val="multilevel"/>
+    <w:tmpl w:val="FCD89576"/>
+    <w:lvl w:ilvl="0">
+      <w:start w:val="9"/>
+      <w:numFmt w:val="decimal"/>
+      <w:lvlText w:val="%1"/>
+      <w:lvlJc w:val="left"/>
+      <w:pPr>
+        <w:ind w:left="372" w:hanging="372"/>
+      </w:pPr>
+      <w:rPr>
+        <w:rFonts w:hint="default"/>
+      </w:rPr>
+    </w:lvl>
+    <w:lvl w:ilvl="1">
+      <w:start w:val="5"/>
+      <w:numFmt w:val="decimal"/>
+      <w:lvlText w:val="%1.%2"/>
+      <w:lvlJc w:val="left"/>
+      <w:pPr>
+        <w:ind w:left="720" w:hanging="720"/>
+      </w:pPr>
+      <w:rPr>
+        <w:rFonts w:hint="default"/>
+      </w:rPr>
+    </w:lvl>
+    <w:lvl w:ilvl="2">
+      <w:start w:val="1"/>
+      <w:numFmt w:val="decimal"/>
+      <w:lvlText w:val="%1.%2.%3"/>
+      <w:lvlJc w:val="left"/>
+      <w:pPr>
+        <w:ind w:left="720" w:hanging="720"/>
+      </w:pPr>
+      <w:rPr>
+        <w:rFonts w:hint="default"/>
+      </w:rPr>
+    </w:lvl>
+    <w:lvl w:ilvl="3">
+      <w:start w:val="1"/>
+      <w:numFmt w:val="decimal"/>
+      <w:lvlText w:val="%1.%2.%3.%4"/>
+      <w:lvlJc w:val="left"/>
+      <w:pPr>
+        <w:ind w:left="1080" w:hanging="1080"/>
+      </w:pPr>
+      <w:rPr>
+        <w:rFonts w:hint="default"/>
+      </w:rPr>
+    </w:lvl>
+    <w:lvl w:ilvl="4">
+      <w:start w:val="1"/>
+      <w:numFmt w:val="decimal"/>
+      <w:lvlText w:val="%1.%2.%3.%4.%5"/>
+      <w:lvlJc w:val="left"/>
+      <w:pPr>
+        <w:ind w:left="1440" w:hanging="1440"/>
+      </w:pPr>
+      <w:rPr>
+        <w:rFonts w:hint="default"/>
+      </w:rPr>
+    </w:lvl>
+    <w:lvl w:ilvl="5">
+      <w:start w:val="1"/>
+      <w:numFmt w:val="decimal"/>
+      <w:lvlText w:val="%1.%2.%3.%4.%5.%6"/>
+      <w:lvlJc w:val="left"/>
+      <w:pPr>
+        <w:ind w:left="1440" w:hanging="1440"/>
+      </w:pPr>
+      <w:rPr>
+        <w:rFonts w:hint="default"/>
+      </w:rPr>
+    </w:lvl>
+    <w:lvl w:ilvl="6">
+      <w:start w:val="1"/>
+      <w:numFmt w:val="decimal"/>
+      <w:lvlText w:val="%1.%2.%3.%4.%5.%6.%7"/>
+      <w:lvlJc w:val="left"/>
+      <w:pPr>
+        <w:ind w:left="1800" w:hanging="1800"/>
+      </w:pPr>
+      <w:rPr>
+        <w:rFonts w:hint="default"/>
+      </w:rPr>
+    </w:lvl>
+    <w:lvl w:ilvl="7">
+      <w:start w:val="1"/>
+      <w:numFmt w:val="decimal"/>
+      <w:lvlText w:val="%1.%2.%3.%4.%5.%6.%7.%8"/>
+      <w:lvlJc w:val="left"/>
+      <w:pPr>
+        <w:ind w:left="1800" w:hanging="1800"/>
+      </w:pPr>
+      <w:rPr>
+        <w:rFonts w:hint="default"/>
+      </w:rPr>
+    </w:lvl>
+    <w:lvl w:ilvl="8">
+      <w:start w:val="1"/>
+      <w:numFmt w:val="decimal"/>
+      <w:lvlText w:val="%1.%2.%3.%4.%5.%6.%7.%8.%9"/>
+      <w:lvlJc w:val="left"/>
+      <w:pPr>
+        <w:ind w:left="2160" w:hanging="2160"/>
+      </w:pPr>
+      <w:rPr>
+        <w:rFonts w:hint="default"/>
+      </w:rPr>
+    </w:lvl>
+  </w:abstractNum>
+  <w:abstractNum w:abstractNumId="22" w15:restartNumberingAfterBreak="0">
     <w:nsid w:val="58E769BC"/>
     <w:multiLevelType w:val="multilevel"/>
     <w:tmpl w:val="3766C288"/>
@@ -13791,7 +16427,120 @@
       </w:rPr>
     </w:lvl>
   </w:abstractNum>
-  <w:abstractNum w:abstractNumId="19" w15:restartNumberingAfterBreak="0">
+  <w:abstractNum w:abstractNumId="23" w15:restartNumberingAfterBreak="0">
+    <w:nsid w:val="5D5B2616"/>
+    <w:multiLevelType w:val="multilevel"/>
+    <w:tmpl w:val="91A0135A"/>
+    <w:lvl w:ilvl="0">
+      <w:start w:val="9"/>
+      <w:numFmt w:val="decimal"/>
+      <w:lvlText w:val="%1"/>
+      <w:lvlJc w:val="left"/>
+      <w:pPr>
+        <w:ind w:left="372" w:hanging="372"/>
+      </w:pPr>
+      <w:rPr>
+        <w:rFonts w:hint="default"/>
+      </w:rPr>
+    </w:lvl>
+    <w:lvl w:ilvl="1">
+      <w:start w:val="4"/>
+      <w:numFmt w:val="decimal"/>
+      <w:lvlText w:val="%1.%2"/>
+      <w:lvlJc w:val="left"/>
+      <w:pPr>
+        <w:ind w:left="720" w:hanging="720"/>
+      </w:pPr>
+      <w:rPr>
+        <w:rFonts w:hint="default"/>
+      </w:rPr>
+    </w:lvl>
+    <w:lvl w:ilvl="2">
+      <w:start w:val="1"/>
+      <w:numFmt w:val="decimal"/>
+      <w:lvlText w:val="%1.%2.%3"/>
+      <w:lvlJc w:val="left"/>
+      <w:pPr>
+        <w:ind w:left="720" w:hanging="720"/>
+      </w:pPr>
+      <w:rPr>
+        <w:rFonts w:hint="default"/>
+      </w:rPr>
+    </w:lvl>
+    <w:lvl w:ilvl="3">
+      <w:start w:val="1"/>
+      <w:numFmt w:val="decimal"/>
+      <w:lvlText w:val="%1.%2.%3.%4"/>
+      <w:lvlJc w:val="left"/>
+      <w:pPr>
+        <w:ind w:left="1080" w:hanging="1080"/>
+      </w:pPr>
+      <w:rPr>
+        <w:rFonts w:hint="default"/>
+      </w:rPr>
+    </w:lvl>
+    <w:lvl w:ilvl="4">
+      <w:start w:val="1"/>
+      <w:numFmt w:val="decimal"/>
+      <w:lvlText w:val="%1.%2.%3.%4.%5"/>
+      <w:lvlJc w:val="left"/>
+      <w:pPr>
+        <w:ind w:left="1440" w:hanging="1440"/>
+      </w:pPr>
+      <w:rPr>
+        <w:rFonts w:hint="default"/>
+      </w:rPr>
+    </w:lvl>
+    <w:lvl w:ilvl="5">
+      <w:start w:val="1"/>
+      <w:numFmt w:val="decimal"/>
+      <w:lvlText w:val="%1.%2.%3.%4.%5.%6"/>
+      <w:lvlJc w:val="left"/>
+      <w:pPr>
+        <w:ind w:left="1440" w:hanging="1440"/>
+      </w:pPr>
+      <w:rPr>
+        <w:rFonts w:hint="default"/>
+      </w:rPr>
+    </w:lvl>
+    <w:lvl w:ilvl="6">
+      <w:start w:val="1"/>
+      <w:numFmt w:val="decimal"/>
+      <w:lvlText w:val="%1.%2.%3.%4.%5.%6.%7"/>
+      <w:lvlJc w:val="left"/>
+      <w:pPr>
+        <w:ind w:left="1800" w:hanging="1800"/>
+      </w:pPr>
+      <w:rPr>
+        <w:rFonts w:hint="default"/>
+      </w:rPr>
+    </w:lvl>
+    <w:lvl w:ilvl="7">
+      <w:start w:val="1"/>
+      <w:numFmt w:val="decimal"/>
+      <w:lvlText w:val="%1.%2.%3.%4.%5.%6.%7.%8"/>
+      <w:lvlJc w:val="left"/>
+      <w:pPr>
+        <w:ind w:left="1800" w:hanging="1800"/>
+      </w:pPr>
+      <w:rPr>
+        <w:rFonts w:hint="default"/>
+      </w:rPr>
+    </w:lvl>
+    <w:lvl w:ilvl="8">
+      <w:start w:val="1"/>
+      <w:numFmt w:val="decimal"/>
+      <w:lvlText w:val="%1.%2.%3.%4.%5.%6.%7.%8.%9"/>
+      <w:lvlJc w:val="left"/>
+      <w:pPr>
+        <w:ind w:left="2160" w:hanging="2160"/>
+      </w:pPr>
+      <w:rPr>
+        <w:rFonts w:hint="default"/>
+      </w:rPr>
+    </w:lvl>
+  </w:abstractNum>
+  <w:abstractNum w:abstractNumId="24" w15:restartNumberingAfterBreak="0">
     <w:nsid w:val="5FF8776B"/>
     <w:multiLevelType w:val="multilevel"/>
     <w:tmpl w:val="3A9E16EC"/>
@@ -13940,7 +16689,7 @@
       </w:rPr>
     </w:lvl>
   </w:abstractNum>
-  <w:abstractNum w:abstractNumId="20" w15:restartNumberingAfterBreak="0">
+  <w:abstractNum w:abstractNumId="25" w15:restartNumberingAfterBreak="0">
     <w:nsid w:val="64A7250B"/>
     <w:multiLevelType w:val="multilevel"/>
     <w:tmpl w:val="9E4E98C6"/>
@@ -14057,7 +16806,7 @@
       </w:pPr>
     </w:lvl>
   </w:abstractNum>
-  <w:abstractNum w:abstractNumId="21" w15:restartNumberingAfterBreak="0">
+  <w:abstractNum w:abstractNumId="26" w15:restartNumberingAfterBreak="0">
     <w:nsid w:val="654C6551"/>
     <w:multiLevelType w:val="multilevel"/>
     <w:tmpl w:val="40C6806E"/>
@@ -14206,10 +16955,10 @@
       </w:rPr>
     </w:lvl>
   </w:abstractNum>
-  <w:abstractNum w:abstractNumId="22" w15:restartNumberingAfterBreak="0">
+  <w:abstractNum w:abstractNumId="27" w15:restartNumberingAfterBreak="0">
     <w:nsid w:val="66493DDF"/>
     <w:multiLevelType w:val="multilevel"/>
-    <w:tmpl w:val="A41C34F8"/>
+    <w:tmpl w:val="AD42690C"/>
     <w:lvl w:ilvl="0">
       <w:start w:val="1"/>
       <w:numFmt w:val="bullet"/>
@@ -14226,20 +16975,16 @@
         <w:sz w:val="20"/>
       </w:rPr>
     </w:lvl>
-    <w:lvl w:ilvl="1" w:tentative="1">
-      <w:start w:val="1"/>
-      <w:numFmt w:val="bullet"/>
-      <w:lvlText w:val="o"/>
-      <w:lvlJc w:val="left"/>
-      <w:pPr>
-        <w:tabs>
-          <w:tab w:val="num" w:pos="1440"/>
-        </w:tabs>
+    <w:lvl w:ilvl="1">
+      <w:start w:val="7"/>
+      <w:numFmt w:val="decimal"/>
+      <w:lvlText w:val="%2."/>
+      <w:lvlJc w:val="left"/>
+      <w:pPr>
         <w:ind w:left="1440" w:hanging="360"/>
       </w:pPr>
       <w:rPr>
-        <w:rFonts w:ascii="Courier New" w:hAnsi="Courier New" w:hint="default"/>
-        <w:sz w:val="20"/>
+        <w:rFonts w:hint="default"/>
       </w:rPr>
     </w:lvl>
     <w:lvl w:ilvl="2" w:tentative="1">
@@ -14355,7 +17100,7 @@
       </w:rPr>
     </w:lvl>
   </w:abstractNum>
-  <w:abstractNum w:abstractNumId="23" w15:restartNumberingAfterBreak="0">
+  <w:abstractNum w:abstractNumId="28" w15:restartNumberingAfterBreak="0">
     <w:nsid w:val="66AB0468"/>
     <w:multiLevelType w:val="hybridMultilevel"/>
     <w:tmpl w:val="8C6473FE"/>
@@ -14469,7 +17214,7 @@
       </w:rPr>
     </w:lvl>
   </w:abstractNum>
-  <w:abstractNum w:abstractNumId="24" w15:restartNumberingAfterBreak="0">
+  <w:abstractNum w:abstractNumId="29" w15:restartNumberingAfterBreak="0">
     <w:nsid w:val="689E4945"/>
     <w:multiLevelType w:val="multilevel"/>
     <w:tmpl w:val="255CB716"/>
@@ -14618,7 +17363,7 @@
       </w:rPr>
     </w:lvl>
   </w:abstractNum>
-  <w:abstractNum w:abstractNumId="25" w15:restartNumberingAfterBreak="0">
+  <w:abstractNum w:abstractNumId="30" w15:restartNumberingAfterBreak="0">
     <w:nsid w:val="6E3E135C"/>
     <w:multiLevelType w:val="multilevel"/>
     <w:tmpl w:val="C07CE0A0"/>
@@ -14767,7 +17512,7 @@
       </w:rPr>
     </w:lvl>
   </w:abstractNum>
-  <w:abstractNum w:abstractNumId="26" w15:restartNumberingAfterBreak="0">
+  <w:abstractNum w:abstractNumId="31" w15:restartNumberingAfterBreak="0">
     <w:nsid w:val="74BA47C3"/>
     <w:multiLevelType w:val="multilevel"/>
     <w:tmpl w:val="F4808A8A"/>
@@ -14912,7 +17657,7 @@
       </w:rPr>
     </w:lvl>
   </w:abstractNum>
-  <w:abstractNum w:abstractNumId="27" w15:restartNumberingAfterBreak="0">
+  <w:abstractNum w:abstractNumId="32" w15:restartNumberingAfterBreak="0">
     <w:nsid w:val="760F6073"/>
     <w:multiLevelType w:val="multilevel"/>
     <w:tmpl w:val="CE981A8A"/>
@@ -15061,10 +17806,10 @@
       </w:rPr>
     </w:lvl>
   </w:abstractNum>
-  <w:abstractNum w:abstractNumId="28" w15:restartNumberingAfterBreak="0">
+  <w:abstractNum w:abstractNumId="33" w15:restartNumberingAfterBreak="0">
     <w:nsid w:val="76777FDD"/>
     <w:multiLevelType w:val="hybridMultilevel"/>
-    <w:tmpl w:val="47865FEA"/>
+    <w:tmpl w:val="253012AC"/>
     <w:lvl w:ilvl="0" w:tplc="280A0001">
       <w:start w:val="1"/>
       <w:numFmt w:val="bullet"/>
@@ -15174,7 +17919,7 @@
       </w:rPr>
     </w:lvl>
   </w:abstractNum>
-  <w:abstractNum w:abstractNumId="29" w15:restartNumberingAfterBreak="0">
+  <w:abstractNum w:abstractNumId="34" w15:restartNumberingAfterBreak="0">
     <w:nsid w:val="7B925CD5"/>
     <w:multiLevelType w:val="multilevel"/>
     <w:tmpl w:val="E3AE0E1A"/>
@@ -15316,7 +18061,7 @@
       </w:rPr>
     </w:lvl>
   </w:abstractNum>
-  <w:abstractNum w:abstractNumId="30" w15:restartNumberingAfterBreak="0">
+  <w:abstractNum w:abstractNumId="35" w15:restartNumberingAfterBreak="0">
     <w:nsid w:val="7C4C38C2"/>
     <w:multiLevelType w:val="multilevel"/>
     <w:tmpl w:val="6E66A79A"/>
@@ -15465,10 +18210,10 @@
       </w:rPr>
     </w:lvl>
   </w:abstractNum>
-  <w:abstractNum w:abstractNumId="31" w15:restartNumberingAfterBreak="0">
+  <w:abstractNum w:abstractNumId="36" w15:restartNumberingAfterBreak="0">
     <w:nsid w:val="7E141022"/>
     <w:multiLevelType w:val="multilevel"/>
-    <w:tmpl w:val="3468DA54"/>
+    <w:tmpl w:val="3EA25330"/>
     <w:lvl w:ilvl="0">
       <w:start w:val="1"/>
       <w:numFmt w:val="bullet"/>
@@ -15485,20 +18230,16 @@
         <w:sz w:val="20"/>
       </w:rPr>
     </w:lvl>
-    <w:lvl w:ilvl="1" w:tentative="1">
-      <w:start w:val="1"/>
-      <w:numFmt w:val="bullet"/>
-      <w:lvlText w:val="o"/>
-      <w:lvlJc w:val="left"/>
-      <w:pPr>
-        <w:tabs>
-          <w:tab w:val="num" w:pos="1440"/>
-        </w:tabs>
+    <w:lvl w:ilvl="1">
+      <w:start w:val="8"/>
+      <w:numFmt w:val="decimal"/>
+      <w:lvlText w:val="%2."/>
+      <w:lvlJc w:val="left"/>
+      <w:pPr>
         <w:ind w:left="1440" w:hanging="360"/>
       </w:pPr>
       <w:rPr>
-        <w:rFonts w:ascii="Courier New" w:hAnsi="Courier New" w:hint="default"/>
-        <w:sz w:val="20"/>
+        <w:rFonts w:hint="default"/>
       </w:rPr>
     </w:lvl>
     <w:lvl w:ilvl="2" w:tentative="1">
@@ -15615,88 +18356,88 @@
     </w:lvl>
   </w:abstractNum>
   <w:num w:numId="1" w16cid:durableId="703941037">
-    <w:abstractNumId w:val="20"/>
+    <w:abstractNumId w:val="25"/>
   </w:num>
   <w:num w:numId="2" w16cid:durableId="1469203809">
-    <w:abstractNumId w:val="12"/>
+    <w:abstractNumId w:val="14"/>
   </w:num>
   <w:num w:numId="3" w16cid:durableId="864749349">
-    <w:abstractNumId w:val="26"/>
+    <w:abstractNumId w:val="31"/>
   </w:num>
   <w:num w:numId="4" w16cid:durableId="811094034">
-    <w:abstractNumId w:val="22"/>
+    <w:abstractNumId w:val="27"/>
   </w:num>
   <w:num w:numId="5" w16cid:durableId="1002045539">
-    <w:abstractNumId w:val="17"/>
+    <w:abstractNumId w:val="20"/>
   </w:num>
   <w:num w:numId="6" w16cid:durableId="2095124662">
     <w:abstractNumId w:val="3"/>
   </w:num>
   <w:num w:numId="7" w16cid:durableId="931594632">
-    <w:abstractNumId w:val="18"/>
+    <w:abstractNumId w:val="22"/>
   </w:num>
   <w:num w:numId="8" w16cid:durableId="1517382442">
     <w:abstractNumId w:val="9"/>
   </w:num>
   <w:num w:numId="9" w16cid:durableId="112214645">
-    <w:abstractNumId w:val="14"/>
+    <w:abstractNumId w:val="16"/>
   </w:num>
   <w:num w:numId="10" w16cid:durableId="642538963">
-    <w:abstractNumId w:val="13"/>
+    <w:abstractNumId w:val="15"/>
   </w:num>
   <w:num w:numId="11" w16cid:durableId="293758158">
     <w:abstractNumId w:val="4"/>
   </w:num>
   <w:num w:numId="12" w16cid:durableId="1116482835">
-    <w:abstractNumId w:val="27"/>
+    <w:abstractNumId w:val="32"/>
   </w:num>
   <w:num w:numId="13" w16cid:durableId="802429800">
     <w:abstractNumId w:val="7"/>
   </w:num>
   <w:num w:numId="14" w16cid:durableId="1950968363">
-    <w:abstractNumId w:val="10"/>
+    <w:abstractNumId w:val="12"/>
   </w:num>
   <w:num w:numId="15" w16cid:durableId="463695867">
-    <w:abstractNumId w:val="15"/>
+    <w:abstractNumId w:val="17"/>
   </w:num>
   <w:num w:numId="16" w16cid:durableId="703869854">
-    <w:abstractNumId w:val="11"/>
+    <w:abstractNumId w:val="13"/>
   </w:num>
   <w:num w:numId="17" w16cid:durableId="878200601">
-    <w:abstractNumId w:val="24"/>
+    <w:abstractNumId w:val="29"/>
   </w:num>
   <w:num w:numId="18" w16cid:durableId="158737476">
-    <w:abstractNumId w:val="16"/>
+    <w:abstractNumId w:val="19"/>
   </w:num>
   <w:num w:numId="19" w16cid:durableId="324666978">
-    <w:abstractNumId w:val="29"/>
+    <w:abstractNumId w:val="34"/>
   </w:num>
   <w:num w:numId="20" w16cid:durableId="1374502288">
-    <w:abstractNumId w:val="28"/>
+    <w:abstractNumId w:val="33"/>
   </w:num>
   <w:num w:numId="21" w16cid:durableId="53241611">
     <w:abstractNumId w:val="5"/>
   </w:num>
   <w:num w:numId="22" w16cid:durableId="646906548">
-    <w:abstractNumId w:val="31"/>
+    <w:abstractNumId w:val="36"/>
   </w:num>
   <w:num w:numId="23" w16cid:durableId="775104703">
-    <w:abstractNumId w:val="21"/>
+    <w:abstractNumId w:val="26"/>
   </w:num>
   <w:num w:numId="24" w16cid:durableId="1900246617">
-    <w:abstractNumId w:val="25"/>
+    <w:abstractNumId w:val="30"/>
   </w:num>
   <w:num w:numId="25" w16cid:durableId="533351442">
-    <w:abstractNumId w:val="30"/>
+    <w:abstractNumId w:val="35"/>
   </w:num>
   <w:num w:numId="26" w16cid:durableId="1986347658">
     <w:abstractNumId w:val="8"/>
   </w:num>
   <w:num w:numId="27" w16cid:durableId="1699551800">
-    <w:abstractNumId w:val="19"/>
+    <w:abstractNumId w:val="24"/>
   </w:num>
   <w:num w:numId="28" w16cid:durableId="1916894835">
-    <w:abstractNumId w:val="23"/>
+    <w:abstractNumId w:val="28"/>
   </w:num>
   <w:num w:numId="29" w16cid:durableId="1916626963">
     <w:abstractNumId w:val="0"/>
@@ -15709,6 +18450,21 @@
   </w:num>
   <w:num w:numId="32" w16cid:durableId="214316396">
     <w:abstractNumId w:val="2"/>
+  </w:num>
+  <w:num w:numId="33" w16cid:durableId="1558399134">
+    <w:abstractNumId w:val="11"/>
+  </w:num>
+  <w:num w:numId="34" w16cid:durableId="767962823">
+    <w:abstractNumId w:val="10"/>
+  </w:num>
+  <w:num w:numId="35" w16cid:durableId="1536577521">
+    <w:abstractNumId w:val="23"/>
+  </w:num>
+  <w:num w:numId="36" w16cid:durableId="964628371">
+    <w:abstractNumId w:val="21"/>
+  </w:num>
+  <w:num w:numId="37" w16cid:durableId="1467506468">
+    <w:abstractNumId w:val="18"/>
   </w:num>
 </w:numbering>
 </file>
@@ -16718,6 +19474,63 @@
       <w:shd w:val="clear" w:color="auto" w:fill="E1DFDD"/>
     </w:rPr>
   </w:style>
+  <w:style w:type="paragraph" w:styleId="Sinespaciado">
+    <w:name w:val="No Spacing"/>
+    <w:uiPriority w:val="1"/>
+    <w:qFormat/>
+    <w:rsid w:val="00FC79F9"/>
+    <w:pPr>
+      <w:spacing w:after="0" w:line="240" w:lineRule="auto"/>
+    </w:pPr>
+    <w:rPr>
+      <w:rFonts w:ascii="Times New Roman" w:hAnsi="Times New Roman"/>
+    </w:rPr>
+  </w:style>
+  <w:style w:type="paragraph" w:styleId="TtuloTDC">
+    <w:name w:val="TOC Heading"/>
+    <w:basedOn w:val="Ttulo1"/>
+    <w:next w:val="Normal"/>
+    <w:uiPriority w:val="39"/>
+    <w:unhideWhenUsed/>
+    <w:qFormat/>
+    <w:rsid w:val="00FC79F9"/>
+    <w:pPr>
+      <w:spacing w:before="240" w:after="0" w:line="259" w:lineRule="auto"/>
+      <w:outlineLvl w:val="9"/>
+    </w:pPr>
+    <w:rPr>
+      <w:kern w:val="0"/>
+      <w:sz w:val="32"/>
+      <w:szCs w:val="32"/>
+      <w:lang w:eastAsia="es-PE"/>
+      <w14:ligatures w14:val="none"/>
+    </w:rPr>
+  </w:style>
+  <w:style w:type="paragraph" w:styleId="TDC1">
+    <w:name w:val="toc 1"/>
+    <w:basedOn w:val="Normal"/>
+    <w:next w:val="Normal"/>
+    <w:autoRedefine/>
+    <w:uiPriority w:val="39"/>
+    <w:unhideWhenUsed/>
+    <w:rsid w:val="005F469F"/>
+    <w:pPr>
+      <w:spacing w:after="100"/>
+    </w:pPr>
+  </w:style>
+  <w:style w:type="paragraph" w:styleId="TDC2">
+    <w:name w:val="toc 2"/>
+    <w:basedOn w:val="Normal"/>
+    <w:next w:val="Normal"/>
+    <w:autoRedefine/>
+    <w:uiPriority w:val="39"/>
+    <w:unhideWhenUsed/>
+    <w:rsid w:val="005F469F"/>
+    <w:pPr>
+      <w:spacing w:after="100"/>
+      <w:ind w:left="240"/>
+    </w:pPr>
+  </w:style>
 </w:styles>
 </file>
 
@@ -17034,4 +19847,16 @@
     </a:ext>
   </a:extLst>
 </a:theme>
+</file>
+
+<file path=customXml/item1.xml><?xml version="1.0" encoding="utf-8"?>
+<b:Sources xmlns:b="http://schemas.openxmlformats.org/officeDocument/2006/bibliography" xmlns="http://schemas.openxmlformats.org/officeDocument/2006/bibliography" SelectedStyle="\APASixthEditionOfficeOnline.xsl" StyleName="APA" Version="6"/>
+</file>
+
+<file path=customXml/itemProps1.xml><?xml version="1.0" encoding="utf-8"?>
+<ds:datastoreItem xmlns:ds="http://schemas.openxmlformats.org/officeDocument/2006/customXml" ds:itemID="{0A545AD9-EEF8-494B-90A1-DFF0D75A4CE5}">
+  <ds:schemaRefs>
+    <ds:schemaRef ds:uri="http://schemas.openxmlformats.org/officeDocument/2006/bibliography"/>
+  </ds:schemaRefs>
+</ds:datastoreItem>
 </file>